--- a/대본/7부/10화_Walk_Away.docx
+++ b/대본/7부/10화_Walk_Away.docx
@@ -2,7 +2,7 @@
 <file path=word/document.xml><?xml version="1.0" encoding="utf-8"?>
 <w:document xmlns:w="http://schemas.openxmlformats.org/wordprocessingml/2006/main" xmlns:m="http://schemas.openxmlformats.org/officeDocument/2006/math" xmlns:r="http://schemas.openxmlformats.org/officeDocument/2006/relationships" xmlns:o="urn:schemas-microsoft-com:office:office" xmlns:v="urn:schemas-microsoft-com:vml" xmlns:w10="urn:schemas-microsoft-com:office:word" xmlns:a="http://schemas.openxmlformats.org/drawingml/2006/main" xmlns:pic="http://schemas.openxmlformats.org/drawingml/2006/picture" xmlns:wp="http://schemas.openxmlformats.org/drawingml/2006/wordprocessingDrawing">
   <w:body>
-    <w:bookmarkStart w:id="31" w:name="ship-it-7부-10화"/>
+    <w:bookmarkStart w:id="32" w:name="ship-it-7부-10화"/>
     <w:p>
       <w:pPr>
         <w:pStyle w:val="Heading1"/>
@@ -65,7 +65,7 @@
         <w:t xml:space="preserve"> </w:t>
       </w:r>
       <w:r>
-        <w:t xml:space="preserve">- 규칙: 지문 없음. 전 화 100% 「화자명: 대사」. 1턴 20단어 이내. 예외(거절 서한 낭독) 1회.</w:t>
+        <w:t xml:space="preserve">- 규칙: 지문 없음. 전 화 100% 「화자명: 대사」. 1턴 20단어 이내 + 긴 턴 10~15회(30~60단어). 예외(거절 서한 낭독) 1회.</w:t>
       </w:r>
       <w:r>
         <w:t xml:space="preserve"> </w:t>
@@ -719,13 +719,13 @@
         </w:numPr>
       </w:pPr>
       <w:r>
-        <w:t xml:space="preserve">VICTORIA: Tom’s Korea threat is a bluff. I worried about the wrong thing. I’m glad someone checked.</w:t>
-      </w:r>
-      <w:r>
-        <w:t xml:space="preserve"> </w:t>
-      </w:r>
-      <w:r>
-        <w:t xml:space="preserve">빅토리아: 톰의 한국 위협은 허세예요. 엉뚱한 걸 걱정했네요. 누군가 확인해 줘서 다행이에요.</w:t>
+        <w:t xml:space="preserve">VICTORIA: Tom’s Korea threat is a bluff. No approval, no application, not even a pre-submission meeting. I worried about the wrong thing, and I said so loudly on Wednesday, so I’ll say this loudly too: I’m glad someone checked.</w:t>
+      </w:r>
+      <w:r>
+        <w:t xml:space="preserve"> </w:t>
+      </w:r>
+      <w:r>
+        <w:t xml:space="preserve">빅토리아: 톰의 한국 위협은 허세예요. 허가도, 신청도, 사전 상담조차 없어요. 엉뚱한 걸 걱정했고, 수요일에 그걸 큰 소리로 말했으니 이것도 큰 소리로 말할게요. 누군가 확인해 줘서 다행이에요.</w:t>
       </w:r>
     </w:p>
     <w:p>
@@ -1013,13 +1013,13 @@
         </w:numPr>
       </w:pPr>
       <w:r>
-        <w:t xml:space="preserve">RICHARD: Never close a door you might need. In three years, the market changes. Halvern could be our best exit.</w:t>
-      </w:r>
-      <w:r>
-        <w:t xml:space="preserve"> </w:t>
-      </w:r>
-      <w:r>
-        <w:t xml:space="preserve">리처드: 필요할지 모르는 문은 절대 닫지 마요. 3년 뒤엔 시장이 바뀌어요. 할번이 최선의 출구가 될 수도 있어요.</w:t>
+        <w:t xml:space="preserve">RICHARD: Never close a door you might need. I’ve seen markets change faster than founders expect. In three years, Halvern could be our best exit, and I don’t want a letter in their files saying we told them never.</w:t>
+      </w:r>
+      <w:r>
+        <w:t xml:space="preserve"> </w:t>
+      </w:r>
+      <w:r>
+        <w:t xml:space="preserve">리처드: 필요할지 모르는 문은 절대 닫지 마요. 시장은 창업자들이 예상하는 것보다 빨리 바뀌는 걸 봤어요. 3년 뒤엔 할번이 최선의 출구가 될 수도 있는데, 우리가 절대 안 된다고 했다는 서한이 그쪽 서류철에 남아 있는 건 원치 않아요.</w:t>
       </w:r>
     </w:p>
     <w:p>
@@ -1131,13 +1131,13 @@
         </w:numPr>
       </w:pPr>
       <w:r>
-        <w:t xml:space="preserve">NOAH: Every time he comes back, Tokyo waits. Seoul waits. Our people wonder. The cost isn’t the offer. It’s the waiting.</w:t>
-      </w:r>
-      <w:r>
-        <w:t xml:space="preserve"> </w:t>
-      </w:r>
-      <w:r>
-        <w:t xml:space="preserve">노아: 그가 올 때마다 도쿄는 기다리고. 서울도 기다리고. 직원들은 불안해해요. 비용은 제안이 아니라. 기다림이에요.</w:t>
+        <w:t xml:space="preserve">NOAH: Every time he comes back, Tokyo waits, Seoul waits, and our people wonder whether their jobs are about to change. We’d spend half of every year managing Tom instead of building the company. The cost isn’t the offer. It’s the waiting.</w:t>
+      </w:r>
+      <w:r>
+        <w:t xml:space="preserve"> </w:t>
+      </w:r>
+      <w:r>
+        <w:t xml:space="preserve">노아: 그가 올 때마다 도쿄는 기다리고, 서울도 기다리고, 직원들은 자기 일자리가 바뀌는 건 아닌지 불안해해요. 매년 반은 회사를 키우는 대신 톰을 상대하느라 보내게 될 거예요. 비용은 제안이 아니라, 기다림이에요.</w:t>
       </w:r>
     </w:p>
     <w:p>
@@ -1182,13 +1182,13 @@
         </w:numPr>
       </w:pPr>
       <w:r>
-        <w:t xml:space="preserve">VICTOR: At two billion, I’d sell to anyone. That’s my point. Let the IPO set the price. Not Tom’s mood.</w:t>
-      </w:r>
-      <w:r>
-        <w:t xml:space="preserve"> </w:t>
-      </w:r>
-      <w:r>
-        <w:t xml:space="preserve">빅터: 20억이면 누구에게든 팔죠. 그게 내 요점이에요. 가격은 IPO가 정하게 해요. 톰의 기분이 아니라.</w:t>
+        <w:t xml:space="preserve">VICTOR: At two billion, I’d sell to anyone. That’s my point. Price should come from a market of many buyers, not from one man who needs a deal before September. Let the IPO set the price. Not Tom’s mood.</w:t>
+      </w:r>
+      <w:r>
+        <w:t xml:space="preserve"> </w:t>
+      </w:r>
+      <w:r>
+        <w:t xml:space="preserve">빅터: 20억이면 누구에게든 팔죠. 그게 내 요점이에요. 가격은 여러 매수자가 있는 시장에서 나와야지, 9월 전에 거래가 필요한 한 사람한테서 나오면 안 돼요. 가격은 IPO가 정하게 해요. 톰의 기분이 아니라.</w:t>
       </w:r>
     </w:p>
     <w:p>
@@ -1216,13 +1216,13 @@
         </w:numPr>
       </w:pPr>
       <w:r>
-        <w:t xml:space="preserve">NOAH: I’m grateful for seven years. But this door, we close. Other doors stay open. All except this one.</w:t>
-      </w:r>
-      <w:r>
-        <w:t xml:space="preserve"> </w:t>
-      </w:r>
-      <w:r>
-        <w:t xml:space="preserve">노아: 7년에 감사해요. 하지만 이 문은 닫아요. 다른 문은 열어 둬요. 이것만 빼고 전부.</w:t>
+        <w:t xml:space="preserve">NOAH: I’m grateful for seven years, Richard, and I mean that. But this door, we close. Other doors stay open: an IPO, other partners, other buyers if the board ever wants them. All except this one, because this one asked us to give up the rules.</w:t>
+      </w:r>
+      <w:r>
+        <w:t xml:space="preserve"> </w:t>
+      </w:r>
+      <w:r>
+        <w:t xml:space="preserve">노아: 7년에 감사해요, 리처드. 진심이에요. 하지만 이 문은 닫아요. 다른 문은 열어 둬요. IPO, 다른 파트너, 이사회가 원한다면 다른 인수자도. 이것만 빼고 전부요. 이 문은 우리에게 규칙을 포기하라고 했으니까요.</w:t>
       </w:r>
     </w:p>
     <w:p>
@@ -1807,13 +1807,13 @@
         </w:numPr>
       </w:pPr>
       <w:r>
-        <w:t xml:space="preserve">TOM: One point four. Today. I’ll call my board from this room. You’d have it in writing by two.</w:t>
-      </w:r>
-      <w:r>
-        <w:t xml:space="preserve"> </w:t>
-      </w:r>
-      <w:r>
-        <w:t xml:space="preserve">톰: 14억. 오늘. 이 방에서 이사회에 전화할게. 2시까지 서면으로 받게 해 주지.</w:t>
+        <w:t xml:space="preserve">TOM: One point four. Today. I’ll call my board from this room, right now, while you stand there. You’d have it in writing by two. That’s two hundred million more than two weeks ago. Nobody moves that fast for a company they don’t want.</w:t>
+      </w:r>
+      <w:r>
+        <w:t xml:space="preserve"> </w:t>
+      </w:r>
+      <w:r>
+        <w:t xml:space="preserve">톰: 14억. 오늘. 지금 이 방에서, 네가 서 있는 동안 이사회에 전화할게. 2시까지 서면으로 받게 해 주지. 2주 전보다 2억 더 많아. 원하지도 않는 회사에 이렇게 빨리 움직이는 사람은 없어.</w:t>
       </w:r>
     </w:p>
     <w:p>
@@ -1892,13 +1892,31 @@
         </w:numPr>
       </w:pPr>
       <w:r>
-        <w:t xml:space="preserve">NOAH: I remember. There’s no application on file at the Korean ministry. We checked. Twelve to eighteen months. Minimum.</w:t>
-      </w:r>
-      <w:r>
-        <w:t xml:space="preserve"> </w:t>
-      </w:r>
-      <w:r>
-        <w:t xml:space="preserve">노아: 기억해요. 한국 식약처에 신청 기록이 없어요. 확인했어요. 12개월에서 18개월. 최소.</w:t>
+        <w:t xml:space="preserve">NOAH: I remember. There’s no application on file at the Korean ministry. We checked, and so did a Korean regulatory consultant. Approval would take twelve to eighteen months, minimum, from the day you apply. So</w:t>
+      </w:r>
+      <w:r>
+        <w:t xml:space="preserve"> </w:t>
+      </w:r>
+      <w:r>
+        <w:t xml:space="preserve">‘</w:t>
+      </w:r>
+      <w:r>
+        <w:t xml:space="preserve">this fall</w:t>
+      </w:r>
+      <w:r>
+        <w:t xml:space="preserve">’</w:t>
+      </w:r>
+      <w:r>
+        <w:t xml:space="preserve"> </w:t>
+      </w:r>
+      <w:r>
+        <w:t xml:space="preserve">isn’t a plan. It’s a story.</w:t>
+      </w:r>
+      <w:r>
+        <w:t xml:space="preserve"> </w:t>
+      </w:r>
+      <w:r>
+        <w:t xml:space="preserve">노아: 기억해요. 한국 식약처에 신청 기록이 없어요. 우리가 확인했고, 한국 규제 컨설턴트도 확인했어요. 허가는 신청한 날부터 최소 12개월에서 18개월. 그러니 ’올가을’은 계획이 아니에요. 이야기죠.</w:t>
       </w:r>
     </w:p>
     <w:p>
@@ -2120,13 +2138,13 @@
         </w:numPr>
       </w:pPr>
       <w:r>
-        <w:t xml:space="preserve">TOM: Five years ago, I moved our business from Seorin to Daeyang. With one email. Was that the mistake?</w:t>
-      </w:r>
-      <w:r>
-        <w:t xml:space="preserve"> </w:t>
-      </w:r>
-      <w:r>
-        <w:t xml:space="preserve">톰: 5년 전에 우리 사업을 서린에서 대양으로 옮겼지. 이메일 한 통으로. 그게 실수였나?</w:t>
+        <w:t xml:space="preserve">TOM: Five years ago, I moved our business from Seorin to Daeyang, with one email. It was the efficient decision, and I never thought about it again. Was that the mistake? One email, five years ago, and it comes back today?</w:t>
+      </w:r>
+      <w:r>
+        <w:t xml:space="preserve"> </w:t>
+      </w:r>
+      <w:r>
+        <w:t xml:space="preserve">톰: 5년 전에 우리 사업을 서린에서 대양으로 옮겼지. 이메일 한 통으로. 효율적인 결정이었고, 다시는 생각도 안 했어. 그게 실수였나? 5년 전 이메일 한 통이, 오늘 돌아온 거야?</w:t>
       </w:r>
     </w:p>
     <w:p>
@@ -2425,13 +2443,13 @@
         </w:numPr>
       </w:pPr>
       <w:r>
-        <w:t xml:space="preserve">TOM: Seven years ago, you left this building with a box. I said you’d be back. Begging.</w:t>
-      </w:r>
-      <w:r>
-        <w:t xml:space="preserve"> </w:t>
-      </w:r>
-      <w:r>
-        <w:t xml:space="preserve">톰: 7년 전 넌 상자 하나 들고 이 건물을 나갔지. 돌아올 거라고 했어. 빌면서.</w:t>
+        <w:t xml:space="preserve">TOM: Seven years ago, you left this building with a box, and I watched you walk to the parking lot from that window. I told you you’d be back in a year. Begging. I’ve thought about that sentence more than I’d like to admit.</w:t>
+      </w:r>
+      <w:r>
+        <w:t xml:space="preserve"> </w:t>
+      </w:r>
+      <w:r>
+        <w:t xml:space="preserve">톰: 7년 전 넌 상자 하나 들고 이 건물을 나갔지. 난 저 창문으로 네가 주차장까지 걸어가는 걸 봤어. 1년 안에 돌아올 거라고 했지. 빌면서. 그 문장을 인정하고 싶은 것보다 더 많이 생각했어.</w:t>
       </w:r>
     </w:p>
     <w:p>
@@ -2493,13 +2511,13 @@
         </w:numPr>
       </w:pPr>
       <w:r>
-        <w:t xml:space="preserve">NOAH: Tom. You taught me to read a P and L. Lily taught me to read a face. I needed both.</w:t>
-      </w:r>
-      <w:r>
-        <w:t xml:space="preserve"> </w:t>
-      </w:r>
-      <w:r>
-        <w:t xml:space="preserve">노아: 톰. 당신은 손익계산서 읽는 법을 가르쳐 줬어요. 릴리는 얼굴 읽는 법을. 둘 다 필요했어요.</w:t>
+        <w:t xml:space="preserve">NOAH: Tom. You taught me to read a P and L, and I’m grateful for that, honestly. Lily taught me to read a face, in an emergency room. I needed both to get here today.</w:t>
+      </w:r>
+      <w:r>
+        <w:t xml:space="preserve"> </w:t>
+      </w:r>
+      <w:r>
+        <w:t xml:space="preserve">노아: 톰. 당신은 손익계산서 읽는 법을 가르쳐 줬고, 솔직히 그건 감사해요. 릴리는 응급실에서 얼굴 읽는 법을 가르쳐 줬어요. 오늘 여기까지 오려면 둘 다 필요했어요.</w:t>
       </w:r>
     </w:p>
     <w:p>
@@ -2750,13 +2768,13 @@
         </w:numPr>
       </w:pPr>
       <w:r>
-        <w:t xml:space="preserve">DIANE: Twenty-six minutes. Letter delivered. Receipt signed. No yelling. That’s a professional record.</w:t>
-      </w:r>
-      <w:r>
-        <w:t xml:space="preserve"> </w:t>
-      </w:r>
-      <w:r>
-        <w:t xml:space="preserve">다이앤: 26분. 서한 전달. 수령 서명. 고함 없음. 프로페셔널 신기록이에요.</w:t>
+        <w:t xml:space="preserve">DIANE: Twenty-six minutes. Letter delivered, receipt signed, no yelling, and nobody said anything I’d have to explain to a judge. Honestly, that’s a professional record for a meeting with Tom Brennan. I may frame the receipt.</w:t>
+      </w:r>
+      <w:r>
+        <w:t xml:space="preserve"> </w:t>
+      </w:r>
+      <w:r>
+        <w:t xml:space="preserve">다이앤: 26분. 서한 전달, 수령 서명, 고함 없음. 그리고 판사 앞에서 해명해야 할 말은 아무도 안 했어요. 솔직히 톰 브레넌과의 미팅으로선 프로페셔널 신기록이에요. 수령증을 액자에 넣을까 봐요.</w:t>
       </w:r>
     </w:p>
     <w:p>
@@ -3028,40 +3046,31 @@
         </w:numPr>
       </w:pPr>
       <w:r>
-        <w:t xml:space="preserve">LILY: I’m proud of you. Now book my laser. You promised in year five. I’m done waiting for</w:t>
-      </w:r>
-      <w:r>
-        <w:t xml:space="preserve"> </w:t>
-      </w:r>
-      <w:r>
-        <w:t xml:space="preserve">“</w:t>
+        <w:t xml:space="preserve">LILY: I’m proud of you. Really. Now book my laser. You promised in year five, and then it was after Asia, after the board, after everything. I’m done waiting for</w:t>
+      </w:r>
+      <w:r>
+        <w:t xml:space="preserve"> </w:t>
+      </w:r>
+      <w:r>
+        <w:t xml:space="preserve">‘</w:t>
       </w:r>
       <w:r>
         <w:t xml:space="preserve">after.</w:t>
       </w:r>
       <w:r>
-        <w:t xml:space="preserve">”</w:t>
-      </w:r>
-      <w:r>
-        <w:t xml:space="preserve"> </w:t>
-      </w:r>
-      <w:r>
-        <w:t xml:space="preserve">릴리: 자랑스러워. 이제 레이저 예약해. 5년 차에 약속했잖아.</w:t>
-      </w:r>
-      <w:r>
-        <w:t xml:space="preserve"> </w:t>
-      </w:r>
-      <w:r>
-        <w:t xml:space="preserve">“</w:t>
-      </w:r>
-      <w:r>
-        <w:t xml:space="preserve">나중에</w:t>
-      </w:r>
-      <w:r>
-        <w:t xml:space="preserve">”</w:t>
-      </w:r>
-      <w:r>
-        <w:t xml:space="preserve">를 기다리는 건 끝이야.</w:t>
+        <w:t xml:space="preserve">’</w:t>
+      </w:r>
+      <w:r>
+        <w:t xml:space="preserve"> </w:t>
+      </w:r>
+      <w:r>
+        <w:t xml:space="preserve">Put it in Claire’s spreadsheet if you have to.</w:t>
+      </w:r>
+      <w:r>
+        <w:t xml:space="preserve"> </w:t>
+      </w:r>
+      <w:r>
+        <w:t xml:space="preserve">릴리: 자랑스러워. 진짜로. 이제 레이저 예약해. 5년 차에 약속했잖아. 그다음엔 아시아 끝나고, 이사회 끝나고, 전부 끝나고였지. ’나중에’를 기다리는 건 끝이야. 필요하면 클레어 스프레드시트에 넣어.</w:t>
       </w:r>
     </w:p>
     <w:p>
@@ -3090,7 +3099,7 @@
     </w:p>
     <w:bookmarkEnd w:id="25"/>
     <w:bookmarkEnd w:id="26"/>
-    <w:bookmarkStart w:id="30" w:name="학습-부록"/>
+    <w:bookmarkStart w:id="31" w:name="학습-부록"/>
     <w:p>
       <w:pPr>
         <w:pStyle w:val="Heading2"/>
@@ -4190,8 +4199,316 @@
       </w:tr>
     </w:tbl>
     <w:bookmarkEnd w:id="29"/>
+    <w:bookmarkStart w:id="30" w:name="긴-발화-분석"/>
+    <w:p>
+      <w:pPr>
+        <w:pStyle w:val="Heading3"/>
+      </w:pPr>
+      <w:r>
+        <w:t xml:space="preserve">④ 긴 발화 분석</w:t>
+      </w:r>
+    </w:p>
+    <w:p>
+      <w:pPr>
+        <w:pStyle w:val="BlockText"/>
+      </w:pPr>
+      <w:r>
+        <w:rPr>
+          <w:bCs/>
+          <w:b/>
+        </w:rPr>
+        <w:t xml:space="preserve">29턴 NOAH:</w:t>
+      </w:r>
+      <w:r>
+        <w:t xml:space="preserve"> </w:t>
+      </w:r>
+      <w:r>
+        <w:t xml:space="preserve">“</w:t>
+      </w:r>
+      <w:r>
+        <w:t xml:space="preserve">I’m grateful for seven years, Richard, and I mean that. But this door, we close. Other doors stay open: an IPO, other partners, other buyers if the board ever wants them. All except this one, because this one asked us to give up the rules.</w:t>
+      </w:r>
+      <w:r>
+        <w:t xml:space="preserve">”</w:t>
+      </w:r>
+    </w:p>
+    <w:tbl>
+      <w:tblPr>
+        <w:tblStyle w:val="Table"/>
+        <w:tblW w:type="pct" w:w="5000"/>
+        <w:tblLook w:firstRow="1" w:lastRow="0" w:firstColumn="0" w:lastColumn="0" w:noHBand="0" w:noVBand="0" w:val="0020"/>
+        <w:jc w:val="start"/>
+      </w:tblPr>
+      <w:tblGrid>
+        <w:gridCol w:w="2640"/>
+        <w:gridCol w:w="2640"/>
+        <w:gridCol w:w="2640"/>
+      </w:tblGrid>
+      <w:tr>
+        <w:trPr>
+          <w:tblHeader w:val="true"/>
+        </w:trPr>
+        <w:tc>
+          <w:tcPr/>
+          <w:p>
+            <w:pPr>
+              <w:pStyle w:val="Compact"/>
+              <w:jc w:val="left"/>
+            </w:pPr>
+            <w:r>
+              <w:t xml:space="preserve">구조</w:t>
+            </w:r>
+          </w:p>
+        </w:tc>
+        <w:tc>
+          <w:tcPr/>
+          <w:p>
+            <w:pPr>
+              <w:pStyle w:val="Compact"/>
+              <w:jc w:val="left"/>
+            </w:pPr>
+            <w:r>
+              <w:t xml:space="preserve">영어</w:t>
+            </w:r>
+          </w:p>
+        </w:tc>
+        <w:tc>
+          <w:tcPr/>
+          <w:p>
+            <w:pPr>
+              <w:pStyle w:val="Compact"/>
+              <w:jc w:val="left"/>
+            </w:pPr>
+            <w:r>
+              <w:t xml:space="preserve">기능</w:t>
+            </w:r>
+          </w:p>
+        </w:tc>
+      </w:tr>
+      <w:tr>
+        <w:tc>
+          <w:tcPr/>
+          <w:p>
+            <w:pPr>
+              <w:pStyle w:val="Compact"/>
+              <w:jc w:val="left"/>
+            </w:pPr>
+            <w:r>
+              <w:t xml:space="preserve">① 관계 인정</w:t>
+            </w:r>
+          </w:p>
+        </w:tc>
+        <w:tc>
+          <w:tcPr/>
+          <w:p>
+            <w:pPr>
+              <w:pStyle w:val="Compact"/>
+              <w:jc w:val="left"/>
+            </w:pPr>
+            <w:r>
+              <w:t xml:space="preserve">I’m grateful for seven years, Richard, and I mean that.</w:t>
+            </w:r>
+          </w:p>
+        </w:tc>
+        <w:tc>
+          <w:tcPr/>
+          <w:p>
+            <w:pPr>
+              <w:pStyle w:val="Compact"/>
+              <w:jc w:val="left"/>
+            </w:pPr>
+            <w:r>
+              <w:t xml:space="preserve">반대하는 상대와의 관계·기여를 먼저 존중</w:t>
+            </w:r>
+          </w:p>
+        </w:tc>
+      </w:tr>
+      <w:tr>
+        <w:tc>
+          <w:tcPr/>
+          <w:p>
+            <w:pPr>
+              <w:pStyle w:val="Compact"/>
+              <w:jc w:val="left"/>
+            </w:pPr>
+            <w:r>
+              <w:t xml:space="preserve">② 결론(단호)</w:t>
+            </w:r>
+          </w:p>
+        </w:tc>
+        <w:tc>
+          <w:tcPr/>
+          <w:p>
+            <w:pPr>
+              <w:pStyle w:val="Compact"/>
+              <w:jc w:val="left"/>
+            </w:pPr>
+            <w:r>
+              <w:t xml:space="preserve">But this door, we close.</w:t>
+            </w:r>
+          </w:p>
+        </w:tc>
+        <w:tc>
+          <w:tcPr/>
+          <w:p>
+            <w:pPr>
+              <w:pStyle w:val="Compact"/>
+              <w:jc w:val="left"/>
+            </w:pPr>
+            <w:r>
+              <w:t xml:space="preserve">목적어를 앞으로 빼 짧고 단호하게 선 긋기</w:t>
+            </w:r>
+          </w:p>
+        </w:tc>
+      </w:tr>
+      <w:tr>
+        <w:tc>
+          <w:tcPr/>
+          <w:p>
+            <w:pPr>
+              <w:pStyle w:val="Compact"/>
+              <w:jc w:val="left"/>
+            </w:pPr>
+            <w:r>
+              <w:t xml:space="preserve">③ 열린 선택지</w:t>
+            </w:r>
+          </w:p>
+        </w:tc>
+        <w:tc>
+          <w:tcPr/>
+          <w:p>
+            <w:pPr>
+              <w:pStyle w:val="Compact"/>
+              <w:jc w:val="left"/>
+            </w:pPr>
+            <w:r>
+              <w:t xml:space="preserve">Other doors stay open: an IPO, other partners, other buyers if the board ever wants them.</w:t>
+            </w:r>
+          </w:p>
+        </w:tc>
+        <w:tc>
+          <w:tcPr/>
+          <w:p>
+            <w:pPr>
+              <w:pStyle w:val="Compact"/>
+              <w:jc w:val="left"/>
+            </w:pPr>
+            <w:r>
+              <w:t xml:space="preserve">거절의 범위를 좁혀 상대의 걱정(출구)을 달래 줌</w:t>
+            </w:r>
+          </w:p>
+        </w:tc>
+      </w:tr>
+      <w:tr>
+        <w:tc>
+          <w:tcPr/>
+          <w:p>
+            <w:pPr>
+              <w:pStyle w:val="Compact"/>
+              <w:jc w:val="left"/>
+            </w:pPr>
+            <w:r>
+              <w:t xml:space="preserve">④ 이유</w:t>
+            </w:r>
+          </w:p>
+        </w:tc>
+        <w:tc>
+          <w:tcPr/>
+          <w:p>
+            <w:pPr>
+              <w:pStyle w:val="Compact"/>
+              <w:jc w:val="left"/>
+            </w:pPr>
+            <w:r>
+              <w:t xml:space="preserve">All except this one, because this one asked us to give up the rules.</w:t>
+            </w:r>
+          </w:p>
+        </w:tc>
+        <w:tc>
+          <w:tcPr/>
+          <w:p>
+            <w:pPr>
+              <w:pStyle w:val="Compact"/>
+              <w:jc w:val="left"/>
+            </w:pPr>
+            <w:r>
+              <w:t xml:space="preserve">왜 ’이 문’만 닫는지 원칙으로 설명</w:t>
+            </w:r>
+          </w:p>
+        </w:tc>
+      </w:tr>
+    </w:tbl>
+    <w:p>
+      <w:pPr>
+        <w:pStyle w:val="BodyText"/>
+      </w:pPr>
+      <w:r>
+        <w:rPr>
+          <w:bCs/>
+          <w:b/>
+        </w:rPr>
+        <w:t xml:space="preserve">활용 패턴:</w:t>
+      </w:r>
+      <w:r>
+        <w:t xml:space="preserve"> </w:t>
+      </w:r>
+      <w:r>
+        <w:t xml:space="preserve">감사·인정 →</w:t>
+      </w:r>
+      <w:r>
+        <w:t xml:space="preserve"> </w:t>
+      </w:r>
+      <w:r>
+        <w:t xml:space="preserve">“</w:t>
+      </w:r>
+      <w:r>
+        <w:t xml:space="preserve">But this one, we close.</w:t>
+      </w:r>
+      <w:r>
+        <w:t xml:space="preserve">”</w:t>
+      </w:r>
+      <w:r>
+        <w:t xml:space="preserve"> </w:t>
+      </w:r>
+      <w:r>
+        <w:t xml:space="preserve">→ 다른 선택지 나열 → because 원칙</w:t>
+      </w:r>
+      <w:r>
+        <w:t xml:space="preserve"> </w:t>
+      </w:r>
+      <w:r>
+        <w:rPr>
+          <w:bCs/>
+          <w:b/>
+        </w:rPr>
+        <w:t xml:space="preserve">연결 표현:</w:t>
+      </w:r>
+      <w:r>
+        <w:t xml:space="preserve"> </w:t>
+      </w:r>
+      <w:r>
+        <w:t xml:space="preserve">I mean that(진심이다) · But this door, we close(하지만 이 문은 닫는다) · stay open(열어 두다) · All except…(~만 빼고 전부)</w:t>
+      </w:r>
+      <w:r>
+        <w:t xml:space="preserve"> </w:t>
+      </w:r>
+      <w:r>
+        <w:rPr>
+          <w:bCs/>
+          <w:b/>
+        </w:rPr>
+        <w:t xml:space="preserve">연습:</w:t>
+      </w:r>
+      <w:r>
+        <w:t xml:space="preserve"> </w:t>
+      </w:r>
+      <w:r>
+        <w:t xml:space="preserve">오래 거래한 파트너에게 특정 제안 하나만 단호히 거절하면서 관계는 유지하는 말을 같은 구조로 40단어 안팎으로 해 보기.</w:t>
+      </w:r>
+    </w:p>
     <w:bookmarkEnd w:id="30"/>
     <w:bookmarkEnd w:id="31"/>
+    <w:bookmarkEnd w:id="32"/>
     <w:sectPr/>
   </w:body>
 </w:document>

--- a/대본/7부/10화_Walk_Away.docx
+++ b/대본/7부/10화_Walk_Away.docx
@@ -2,7 +2,7 @@
 <file path=word/document.xml><?xml version="1.0" encoding="utf-8"?>
 <w:document xmlns:w="http://schemas.openxmlformats.org/wordprocessingml/2006/main" xmlns:m="http://schemas.openxmlformats.org/officeDocument/2006/math" xmlns:r="http://schemas.openxmlformats.org/officeDocument/2006/relationships" xmlns:o="urn:schemas-microsoft-com:office:office" xmlns:v="urn:schemas-microsoft-com:vml" xmlns:w10="urn:schemas-microsoft-com:office:word" xmlns:a="http://schemas.openxmlformats.org/drawingml/2006/main" xmlns:pic="http://schemas.openxmlformats.org/drawingml/2006/picture" xmlns:wp="http://schemas.openxmlformats.org/drawingml/2006/wordprocessingDrawing">
   <w:body>
-    <w:bookmarkStart w:id="32" w:name="ship-it-7부-10화"/>
+    <w:bookmarkStart w:id="38" w:name="ship-it-7부-10화"/>
     <w:p>
       <w:pPr>
         <w:pStyle w:val="Heading1"/>
@@ -628,257 +628,122 @@
     </w:p>
     <w:p>
       <w:pPr>
-        <w:numPr>
-          <w:ilvl w:val="0"/>
-          <w:numId w:val="1001"/>
-        </w:numPr>
+        <w:pStyle w:val="FirstParagraph"/>
       </w:pPr>
       <w:r>
         <w:t xml:space="preserve">ELAINE: Good morning. Formal vote on the Halvern offer. First, new information. Diane?</w:t>
       </w:r>
-      <w:r>
-        <w:t xml:space="preserve"> </w:t>
-      </w:r>
-      <w:r>
-        <w:t xml:space="preserve">일레인: 좋은 아침입니다. 할번 제안에 대한 정식 표결. 먼저 새 정보. 다이앤?</w:t>
-      </w:r>
-    </w:p>
-    <w:p>
-      <w:pPr>
-        <w:numPr>
-          <w:ilvl w:val="0"/>
-          <w:numId w:val="1001"/>
-        </w:numPr>
+    </w:p>
+    <w:p>
+      <w:pPr>
+        <w:pStyle w:val="BodyText"/>
       </w:pPr>
       <w:r>
         <w:t xml:space="preserve">DIANE: Three documents arrived overnight. A signed letter of intent from Daeyang Bio. At one a.m. With their CEO’s signature.</w:t>
       </w:r>
-      <w:r>
-        <w:t xml:space="preserve"> </w:t>
-      </w:r>
-      <w:r>
-        <w:t xml:space="preserve">다이앤: 밤사이 문서 세 건이 도착했어요. 대양바이오의 서명된 의향서. 새벽 1시. CEO 서명과 함께.</w:t>
-      </w:r>
-    </w:p>
-    <w:p>
-      <w:pPr>
-        <w:numPr>
-          <w:ilvl w:val="0"/>
-          <w:numId w:val="1001"/>
-        </w:numPr>
+    </w:p>
+    <w:p>
+      <w:pPr>
+        <w:pStyle w:val="BodyText"/>
       </w:pPr>
       <w:r>
         <w:t xml:space="preserve">PAUL: Second. Signed secondary terms from Bluewater and Fjord. One point zero eight. Sixty million. Plus the tender offer.</w:t>
       </w:r>
-      <w:r>
-        <w:t xml:space="preserve"> </w:t>
-      </w:r>
-      <w:r>
-        <w:t xml:space="preserve">폴: 둘째. 블루워터와 피오르드의 서명된 세컨더리 조건. 10억 8천. 6천만. 거기에 텐더 오퍼.</w:t>
-      </w:r>
-    </w:p>
-    <w:p>
-      <w:pPr>
-        <w:numPr>
-          <w:ilvl w:val="0"/>
-          <w:numId w:val="1001"/>
-        </w:numPr>
+    </w:p>
+    <w:p>
+      <w:pPr>
+        <w:pStyle w:val="BodyText"/>
       </w:pPr>
       <w:r>
         <w:t xml:space="preserve">VICTORIA: And third. Grace’s evidence from the Korean ministry. I read it at six this morning. Twice.</w:t>
       </w:r>
-      <w:r>
-        <w:t xml:space="preserve"> </w:t>
-      </w:r>
-      <w:r>
-        <w:t xml:space="preserve">빅토리아: 그리고 셋째. 한국 식약처에서 나온 그레이스의 증거. 오늘 아침 6시에 읽었어요. 두 번.</w:t>
-      </w:r>
-    </w:p>
-    <w:p>
-      <w:pPr>
-        <w:numPr>
-          <w:ilvl w:val="0"/>
-          <w:numId w:val="1001"/>
-        </w:numPr>
+    </w:p>
+    <w:p>
+      <w:pPr>
+        <w:pStyle w:val="BodyText"/>
       </w:pPr>
       <w:r>
         <w:t xml:space="preserve">ELAINE: Your conclusion, Victoria?</w:t>
       </w:r>
-      <w:r>
-        <w:t xml:space="preserve"> </w:t>
-      </w:r>
-      <w:r>
-        <w:t xml:space="preserve">일레인: 결론은요, 빅토리아?</w:t>
-      </w:r>
-    </w:p>
-    <w:p>
-      <w:pPr>
-        <w:numPr>
-          <w:ilvl w:val="0"/>
-          <w:numId w:val="1001"/>
-        </w:numPr>
+    </w:p>
+    <w:p>
+      <w:pPr>
+        <w:pStyle w:val="BodyText"/>
       </w:pPr>
       <w:r>
         <w:t xml:space="preserve">VICTORIA: Tom’s Korea threat is a bluff. No approval, no application, not even a pre-submission meeting. I worried about the wrong thing, and I said so loudly on Wednesday, so I’ll say this loudly too: I’m glad someone checked.</w:t>
       </w:r>
-      <w:r>
-        <w:t xml:space="preserve"> </w:t>
-      </w:r>
-      <w:r>
-        <w:t xml:space="preserve">빅토리아: 톰의 한국 위협은 허세예요. 허가도, 신청도, 사전 상담조차 없어요. 엉뚱한 걸 걱정했고, 수요일에 그걸 큰 소리로 말했으니 이것도 큰 소리로 말할게요. 누군가 확인해 줘서 다행이에요.</w:t>
-      </w:r>
-    </w:p>
-    <w:p>
-      <w:pPr>
-        <w:numPr>
-          <w:ilvl w:val="0"/>
-          <w:numId w:val="1001"/>
-        </w:numPr>
+    </w:p>
+    <w:p>
+      <w:pPr>
+        <w:pStyle w:val="BodyText"/>
       </w:pPr>
       <w:r>
         <w:t xml:space="preserve">INGRID: And Dr. Ruiz sent the five principles in writing. Plus the JV veto. Fjord is satisfied.</w:t>
       </w:r>
-      <w:r>
-        <w:t xml:space="preserve"> </w:t>
-      </w:r>
-      <w:r>
-        <w:t xml:space="preserve">잉그리드: 그리고 루이즈 박사가 다섯 가지 원칙을 서면으로 보냈어요. JV 거부권까지. 피오르드는 만족해요.</w:t>
-      </w:r>
-    </w:p>
-    <w:p>
-      <w:pPr>
-        <w:numPr>
-          <w:ilvl w:val="0"/>
-          <w:numId w:val="1001"/>
-        </w:numPr>
+    </w:p>
+    <w:p>
+      <w:pPr>
+        <w:pStyle w:val="BodyText"/>
       </w:pPr>
       <w:r>
         <w:t xml:space="preserve">ELAINE: Then the motion. To decline Halvern’s offer. And to pursue the secondary, the tender offer, Daeyang, and Mitsukawa.</w:t>
       </w:r>
-      <w:r>
-        <w:t xml:space="preserve"> </w:t>
-      </w:r>
-      <w:r>
-        <w:t xml:space="preserve">일레인: 그럼 안건. 할번 제안을 거절한다. 그리고 세컨더리, 텐더 오퍼, 대양, 미쓰카와를 추진한다.</w:t>
-      </w:r>
-    </w:p>
-    <w:p>
-      <w:pPr>
-        <w:numPr>
-          <w:ilvl w:val="0"/>
-          <w:numId w:val="1001"/>
-        </w:numPr>
+    </w:p>
+    <w:p>
+      <w:pPr>
+        <w:pStyle w:val="BodyText"/>
       </w:pPr>
       <w:r>
         <w:t xml:space="preserve">DIANE: Moved and seconded. All in favour?</w:t>
       </w:r>
-      <w:r>
-        <w:t xml:space="preserve"> </w:t>
-      </w:r>
-      <w:r>
-        <w:t xml:space="preserve">다이앤: 동의와 재청이 있었습니다. 찬성하시는 분?</w:t>
-      </w:r>
-    </w:p>
-    <w:p>
-      <w:pPr>
-        <w:numPr>
-          <w:ilvl w:val="0"/>
-          <w:numId w:val="1001"/>
-        </w:numPr>
+    </w:p>
+    <w:p>
+      <w:pPr>
+        <w:pStyle w:val="BodyText"/>
       </w:pPr>
       <w:r>
         <w:t xml:space="preserve">VICTOR: Aye.</w:t>
       </w:r>
-      <w:r>
-        <w:t xml:space="preserve"> </w:t>
-      </w:r>
-      <w:r>
-        <w:t xml:space="preserve">빅터: 찬성.</w:t>
-      </w:r>
-    </w:p>
-    <w:p>
-      <w:pPr>
-        <w:numPr>
-          <w:ilvl w:val="0"/>
-          <w:numId w:val="1001"/>
-        </w:numPr>
+    </w:p>
+    <w:p>
+      <w:pPr>
+        <w:pStyle w:val="BodyText"/>
       </w:pPr>
       <w:r>
         <w:t xml:space="preserve">PRIYA: Aye.</w:t>
       </w:r>
-      <w:r>
-        <w:t xml:space="preserve"> </w:t>
-      </w:r>
-      <w:r>
-        <w:t xml:space="preserve">프리야: 찬성.</w:t>
-      </w:r>
-    </w:p>
-    <w:p>
-      <w:pPr>
-        <w:numPr>
-          <w:ilvl w:val="0"/>
-          <w:numId w:val="1001"/>
-        </w:numPr>
+    </w:p>
+    <w:p>
+      <w:pPr>
+        <w:pStyle w:val="BodyText"/>
       </w:pPr>
       <w:r>
         <w:t xml:space="preserve">VICTORIA: Aye. With relief.</w:t>
       </w:r>
-      <w:r>
-        <w:t xml:space="preserve"> </w:t>
-      </w:r>
-      <w:r>
-        <w:t xml:space="preserve">빅토리아: 찬성. 안도하며.</w:t>
-      </w:r>
-    </w:p>
-    <w:p>
-      <w:pPr>
-        <w:numPr>
-          <w:ilvl w:val="0"/>
-          <w:numId w:val="1001"/>
-        </w:numPr>
+    </w:p>
+    <w:p>
+      <w:pPr>
+        <w:pStyle w:val="BodyText"/>
       </w:pPr>
       <w:r>
         <w:t xml:space="preserve">RICHARD: Aye. With conditions. Which are in writing. Diane has them.</w:t>
       </w:r>
-      <w:r>
-        <w:t xml:space="preserve"> </w:t>
-      </w:r>
-      <w:r>
-        <w:t xml:space="preserve">리처드: 찬성. 조건부로. 서면으로 돼 있어요. 다이앤이 갖고 있죠.</w:t>
-      </w:r>
-    </w:p>
-    <w:p>
-      <w:pPr>
-        <w:numPr>
-          <w:ilvl w:val="0"/>
-          <w:numId w:val="1001"/>
-        </w:numPr>
+    </w:p>
+    <w:p>
+      <w:pPr>
+        <w:pStyle w:val="BodyText"/>
       </w:pPr>
       <w:r>
         <w:t xml:space="preserve">INGRID: Aye. From Oslo. Where it’s four p.m. and still very bright.</w:t>
       </w:r>
-      <w:r>
-        <w:t xml:space="preserve"> </w:t>
-      </w:r>
-      <w:r>
-        <w:t xml:space="preserve">잉그리드: 찬성. 오슬로에서. 오후 4시인데 아직도 아주 밝아요.</w:t>
-      </w:r>
-    </w:p>
-    <w:p>
-      <w:pPr>
-        <w:numPr>
-          <w:ilvl w:val="0"/>
-          <w:numId w:val="1001"/>
-        </w:numPr>
+    </w:p>
+    <w:p>
+      <w:pPr>
+        <w:pStyle w:val="BodyText"/>
       </w:pPr>
       <w:r>
         <w:t xml:space="preserve">NOAH: Aye. And thank you. All of you.</w:t>
-      </w:r>
-      <w:r>
-        <w:t xml:space="preserve"> </w:t>
-      </w:r>
-      <w:r>
-        <w:t xml:space="preserve">노아: 찬성. 그리고 감사합니다. 모두.</w:t>
       </w:r>
     </w:p>
     <w:bookmarkEnd w:id="21"/>
@@ -893,27 +758,15 @@
     </w:p>
     <w:p>
       <w:pPr>
-        <w:numPr>
-          <w:ilvl w:val="0"/>
-          <w:numId w:val="1002"/>
-        </w:numPr>
+        <w:pStyle w:val="FirstParagraph"/>
       </w:pPr>
       <w:r>
         <w:t xml:space="preserve">ELAINE: Seven to zero. The motion carries. Now, the letter to Halvern. Noah drafted it. Richard has concerns.</w:t>
       </w:r>
-      <w:r>
-        <w:t xml:space="preserve"> </w:t>
-      </w:r>
-      <w:r>
-        <w:t xml:space="preserve">일레인: 7 대 0. 안건 통과. 이제 할번에 보낼 서한. 노아가 초안을 썼어요. 리처드가 우려가 있대요.</w:t>
-      </w:r>
-    </w:p>
-    <w:p>
-      <w:pPr>
-        <w:numPr>
-          <w:ilvl w:val="0"/>
-          <w:numId w:val="1002"/>
-        </w:numPr>
+    </w:p>
+    <w:p>
+      <w:pPr>
+        <w:pStyle w:val="BodyText"/>
       </w:pPr>
       <w:r>
         <w:t xml:space="preserve">RICHARD: One sentence.</w:t>
@@ -948,11 +801,45 @@
       <w:r>
         <w:t xml:space="preserve">”</w:t>
       </w:r>
-      <w:r>
-        <w:t xml:space="preserve"> </w:t>
-      </w:r>
-      <w:r>
-        <w:t xml:space="preserve">리처드: 한 문장.</w:t>
+    </w:p>
+    <w:p>
+      <w:pPr>
+        <w:pStyle w:val="BodyText"/>
+      </w:pPr>
+      <w:r>
+        <w:t xml:space="preserve">NOAH: Why?</w:t>
+      </w:r>
+    </w:p>
+    <w:p>
+      <w:pPr>
+        <w:pStyle w:val="BodyText"/>
+      </w:pPr>
+      <w:r>
+        <w:t xml:space="preserve">RICHARD: Never close a door you might need. I’ve seen markets change faster than founders expect. In three years, Halvern could be our best exit, and I don’t want a letter in their files saying we told them never.</w:t>
+      </w:r>
+    </w:p>
+    <w:p>
+      <w:pPr>
+        <w:pStyle w:val="BodyText"/>
+      </w:pPr>
+      <w:r>
+        <w:t xml:space="preserve">PRIYA: The change-of-control clause makes Halvern our worst exit. For years. We agreed to that last night.</w:t>
+      </w:r>
+    </w:p>
+    <w:p>
+      <w:pPr>
+        <w:pStyle w:val="BodyText"/>
+      </w:pPr>
+      <w:r>
+        <w:t xml:space="preserve">RICHARD: Clauses get renegotiated. Words in a letter don’t.</w:t>
+      </w:r>
+    </w:p>
+    <w:p>
+      <w:pPr>
+        <w:pStyle w:val="BodyText"/>
+      </w:pPr>
+      <w:r>
+        <w:t xml:space="preserve">NOAH: That’s exactly why I want those words.</w:t>
       </w:r>
       <w:r>
         <w:t xml:space="preserve"> </w:t>
@@ -961,7 +848,7 @@
         <w:t xml:space="preserve">“</w:t>
       </w:r>
       <w:r>
-        <w:t xml:space="preserve">우리의 답은 최종적이다.</w:t>
+        <w:t xml:space="preserve">Not at this time</w:t>
       </w:r>
       <w:r>
         <w:t xml:space="preserve">”</w:t>
@@ -970,7 +857,79 @@
         <w:t xml:space="preserve"> </w:t>
       </w:r>
       <w:r>
-        <w:t xml:space="preserve">이걸</w:t>
+        <w:t xml:space="preserve">tells Tom to come back in six months.</w:t>
+      </w:r>
+    </w:p>
+    <w:p>
+      <w:pPr>
+        <w:pStyle w:val="BodyText"/>
+      </w:pPr>
+      <w:r>
+        <w:t xml:space="preserve">RICHARD: And what’s wrong with Tom coming back? With two billion?</w:t>
+      </w:r>
+    </w:p>
+    <w:p>
+      <w:pPr>
+        <w:pStyle w:val="BodyText"/>
+      </w:pPr>
+      <w:r>
+        <w:t xml:space="preserve">NOAH: Every time he comes back, Tokyo waits, Seoul waits, and our people wonder whether their jobs are about to change. We’d spend half of every year managing Tom instead of building the company. The cost isn’t the offer. It’s the waiting.</w:t>
+      </w:r>
+    </w:p>
+    <w:p>
+      <w:pPr>
+        <w:pStyle w:val="BodyText"/>
+      </w:pPr>
+      <w:r>
+        <w:t xml:space="preserve">VICTOR: He’s right, Richard. A permanently open door is a permanent distraction. For a company going public.</w:t>
+      </w:r>
+    </w:p>
+    <w:p>
+      <w:pPr>
+        <w:pStyle w:val="BodyText"/>
+      </w:pPr>
+      <w:r>
+        <w:t xml:space="preserve">RICHARD: Victor, you’d sell to Halvern tomorrow at two billion.</w:t>
+      </w:r>
+    </w:p>
+    <w:p>
+      <w:pPr>
+        <w:pStyle w:val="BodyText"/>
+      </w:pPr>
+      <w:r>
+        <w:t xml:space="preserve">VICTOR: At two billion, I’d sell to anyone. That’s my point. Price should come from a market of many buyers, not from one man who needs a deal before September. Let the IPO set the price. Not Tom’s mood.</w:t>
+      </w:r>
+    </w:p>
+    <w:p>
+      <w:pPr>
+        <w:pStyle w:val="BodyText"/>
+      </w:pPr>
+      <w:r>
+        <w:t xml:space="preserve">RICHARD: Noah, I’ve backed you for seven years. I’m asking for one phrase. Three words.</w:t>
+      </w:r>
+    </w:p>
+    <w:p>
+      <w:pPr>
+        <w:pStyle w:val="BodyText"/>
+      </w:pPr>
+      <w:r>
+        <w:t xml:space="preserve">NOAH: I’m grateful for seven years, Richard, and I mean that. But this door, we close. Other doors stay open: an IPO, other partners, other buyers if the board ever wants them. All except this one, because this one asked us to give up the rules.</w:t>
+      </w:r>
+    </w:p>
+    <w:p>
+      <w:pPr>
+        <w:pStyle w:val="BodyText"/>
+      </w:pPr>
+      <w:r>
+        <w:t xml:space="preserve">ELAINE: Inside, argue. Outside, one voice. We’ll vote on the wording. Then it’s one voice.</w:t>
+      </w:r>
+    </w:p>
+    <w:p>
+      <w:pPr>
+        <w:pStyle w:val="BodyText"/>
+      </w:pPr>
+      <w:r>
+        <w:t xml:space="preserve">DIANE: For the record. The motion is to send the letter as drafted. Including</w:t>
       </w:r>
       <w:r>
         <w:t xml:space="preserve"> </w:t>
@@ -979,92 +938,122 @@
         <w:t xml:space="preserve">“</w:t>
       </w:r>
       <w:r>
-        <w:t xml:space="preserve">현 시점에서는 아니다</w:t>
+        <w:t xml:space="preserve">Our answer is final.</w:t>
       </w:r>
       <w:r>
         <w:t xml:space="preserve">”</w:t>
       </w:r>
-      <w:r>
-        <w:t xml:space="preserve">로 바꾸고 싶어요.</w:t>
-      </w:r>
-    </w:p>
-    <w:p>
-      <w:pPr>
-        <w:numPr>
-          <w:ilvl w:val="0"/>
-          <w:numId w:val="1002"/>
-        </w:numPr>
-      </w:pPr>
-      <w:r>
-        <w:t xml:space="preserve">NOAH: Why?</w:t>
-      </w:r>
-      <w:r>
-        <w:t xml:space="preserve"> </w:t>
-      </w:r>
-      <w:r>
-        <w:t xml:space="preserve">노아: 왜요?</w:t>
-      </w:r>
-    </w:p>
-    <w:p>
-      <w:pPr>
-        <w:numPr>
-          <w:ilvl w:val="0"/>
-          <w:numId w:val="1002"/>
-        </w:numPr>
-      </w:pPr>
-      <w:r>
-        <w:t xml:space="preserve">RICHARD: Never close a door you might need. I’ve seen markets change faster than founders expect. In three years, Halvern could be our best exit, and I don’t want a letter in their files saying we told them never.</w:t>
-      </w:r>
-      <w:r>
-        <w:t xml:space="preserve"> </w:t>
-      </w:r>
-      <w:r>
-        <w:t xml:space="preserve">리처드: 필요할지 모르는 문은 절대 닫지 마요. 시장은 창업자들이 예상하는 것보다 빨리 바뀌는 걸 봤어요. 3년 뒤엔 할번이 최선의 출구가 될 수도 있는데, 우리가 절대 안 된다고 했다는 서한이 그쪽 서류철에 남아 있는 건 원치 않아요.</w:t>
-      </w:r>
-    </w:p>
-    <w:p>
-      <w:pPr>
-        <w:numPr>
-          <w:ilvl w:val="0"/>
-          <w:numId w:val="1002"/>
-        </w:numPr>
-      </w:pPr>
-      <w:r>
-        <w:t xml:space="preserve">PRIYA: The change-of-control clause makes Halvern our worst exit. For years. We agreed to that last night.</w:t>
-      </w:r>
-      <w:r>
-        <w:t xml:space="preserve"> </w:t>
-      </w:r>
-      <w:r>
-        <w:t xml:space="preserve">프리야: 지배권 변경 조항이 할번을 최악의 출구로 만들어요. 수년간. 어젯밤 그렇게 합의했잖아요.</w:t>
-      </w:r>
-    </w:p>
-    <w:p>
-      <w:pPr>
-        <w:numPr>
-          <w:ilvl w:val="0"/>
-          <w:numId w:val="1002"/>
-        </w:numPr>
-      </w:pPr>
-      <w:r>
-        <w:t xml:space="preserve">RICHARD: Clauses get renegotiated. Words in a letter don’t.</w:t>
-      </w:r>
-      <w:r>
-        <w:t xml:space="preserve"> </w:t>
-      </w:r>
-      <w:r>
-        <w:t xml:space="preserve">리처드: 조항은 재협상돼요. 서한의 단어는 안 되고.</w:t>
-      </w:r>
-    </w:p>
-    <w:p>
-      <w:pPr>
-        <w:numPr>
-          <w:ilvl w:val="0"/>
-          <w:numId w:val="1002"/>
-        </w:numPr>
-      </w:pPr>
-      <w:r>
-        <w:t xml:space="preserve">NOAH: That’s exactly why I want those words.</w:t>
+    </w:p>
+    <w:p>
+      <w:pPr>
+        <w:pStyle w:val="BodyText"/>
+      </w:pPr>
+      <w:r>
+        <w:t xml:space="preserve">ELAINE: In favour?</w:t>
+      </w:r>
+    </w:p>
+    <w:p>
+      <w:pPr>
+        <w:pStyle w:val="BodyText"/>
+      </w:pPr>
+      <w:r>
+        <w:t xml:space="preserve">VICTORIA: In favour. Tom respects clarity. He just never offers it.</w:t>
+      </w:r>
+    </w:p>
+    <w:p>
+      <w:pPr>
+        <w:pStyle w:val="BodyText"/>
+      </w:pPr>
+      <w:r>
+        <w:t xml:space="preserve">PRIYA: In favour.</w:t>
+      </w:r>
+    </w:p>
+    <w:p>
+      <w:pPr>
+        <w:pStyle w:val="BodyText"/>
+      </w:pPr>
+      <w:r>
+        <w:t xml:space="preserve">VICTOR: In favour.</w:t>
+      </w:r>
+    </w:p>
+    <w:p>
+      <w:pPr>
+        <w:pStyle w:val="BodyText"/>
+      </w:pPr>
+      <w:r>
+        <w:t xml:space="preserve">INGRID: In favour.</w:t>
+      </w:r>
+    </w:p>
+    <w:p>
+      <w:pPr>
+        <w:pStyle w:val="BodyText"/>
+      </w:pPr>
+      <w:r>
+        <w:t xml:space="preserve">NOAH: In favour.</w:t>
+      </w:r>
+    </w:p>
+    <w:p>
+      <w:pPr>
+        <w:pStyle w:val="BodyText"/>
+      </w:pPr>
+      <w:r>
+        <w:t xml:space="preserve">ELAINE: In favour. Against?</w:t>
+      </w:r>
+    </w:p>
+    <w:p>
+      <w:pPr>
+        <w:pStyle w:val="BodyText"/>
+      </w:pPr>
+      <w:r>
+        <w:t xml:space="preserve">RICHARD: Against. Please record it. And then I’ll support it. Outside, one voice.</w:t>
+      </w:r>
+    </w:p>
+    <w:p>
+      <w:pPr>
+        <w:pStyle w:val="BodyText"/>
+      </w:pPr>
+      <w:r>
+        <w:t xml:space="preserve">ELAINE: Six to one. Recorded. Thank you, Richard. That’s what a good board member does.</w:t>
+      </w:r>
+    </w:p>
+    <w:p>
+      <w:pPr>
+        <w:pStyle w:val="BodyText"/>
+      </w:pPr>
+      <w:r>
+        <w:t xml:space="preserve">RICHARD: Noah. Deliver it in person. Don’t email it. Tom deserves that much.</w:t>
+      </w:r>
+    </w:p>
+    <w:p>
+      <w:pPr>
+        <w:pStyle w:val="BodyText"/>
+      </w:pPr>
+      <w:r>
+        <w:t xml:space="preserve">NOAH: I was planning to. Eleven fifteen. Before his deadline.</w:t>
+      </w:r>
+    </w:p>
+    <w:p>
+      <w:pPr>
+        <w:pStyle w:val="BodyText"/>
+      </w:pPr>
+      <w:r>
+        <w:t xml:space="preserve">DIANE: I’m coming with you. Not to talk. To hand over the letter. And to witness.</w:t>
+      </w:r>
+    </w:p>
+    <w:p>
+      <w:pPr>
+        <w:pStyle w:val="BodyText"/>
+      </w:pPr>
+      <w:r>
+        <w:t xml:space="preserve">ELAINE: Read it to us. Once. So we all hear the same words.</w:t>
+      </w:r>
+    </w:p>
+    <w:p>
+      <w:pPr>
+        <w:pStyle w:val="BodyText"/>
+      </w:pPr>
+      <w:r>
+        <w:t xml:space="preserve">NOAH:</w:t>
       </w:r>
       <w:r>
         <w:t xml:space="preserve"> </w:t>
@@ -1073,567 +1062,50 @@
         <w:t xml:space="preserve">“</w:t>
       </w:r>
       <w:r>
-        <w:t xml:space="preserve">Not at this time</w:t>
+        <w:t xml:space="preserve">Dear Tom. Thank you for your offer. After careful review, the board has decided to decline. Our answer is final. Respectfully, Noah.</w:t>
       </w:r>
       <w:r>
         <w:t xml:space="preserve">”</w:t>
       </w:r>
-      <w:r>
-        <w:t xml:space="preserve"> </w:t>
-      </w:r>
-      <w:r>
-        <w:t xml:space="preserve">tells Tom to come back in six months.</w:t>
-      </w:r>
-      <w:r>
-        <w:t xml:space="preserve"> </w:t>
-      </w:r>
-      <w:r>
-        <w:t xml:space="preserve">노아: 그래서 그 단어들을 원하는 거예요.</w:t>
-      </w:r>
-      <w:r>
-        <w:t xml:space="preserve"> </w:t>
-      </w:r>
-      <w:r>
-        <w:t xml:space="preserve">“</w:t>
-      </w:r>
-      <w:r>
-        <w:t xml:space="preserve">현 시점에서는 아니다</w:t>
-      </w:r>
-      <w:r>
-        <w:t xml:space="preserve">”</w:t>
-      </w:r>
-      <w:r>
-        <w:t xml:space="preserve">는 톰에게 6개월 뒤 다시 오라는 말이에요.</w:t>
-      </w:r>
-    </w:p>
-    <w:p>
-      <w:pPr>
-        <w:numPr>
-          <w:ilvl w:val="0"/>
-          <w:numId w:val="1002"/>
-        </w:numPr>
-      </w:pPr>
-      <w:r>
-        <w:t xml:space="preserve">RICHARD: And what’s wrong with Tom coming back? With two billion?</w:t>
-      </w:r>
-      <w:r>
-        <w:t xml:space="preserve"> </w:t>
-      </w:r>
-      <w:r>
-        <w:t xml:space="preserve">리처드: 톰이 다시 오는 게 뭐가 문제예요? 20억을 들고?</w:t>
-      </w:r>
-    </w:p>
-    <w:p>
-      <w:pPr>
-        <w:numPr>
-          <w:ilvl w:val="0"/>
-          <w:numId w:val="1002"/>
-        </w:numPr>
-      </w:pPr>
-      <w:r>
-        <w:t xml:space="preserve">NOAH: Every time he comes back, Tokyo waits, Seoul waits, and our people wonder whether their jobs are about to change. We’d spend half of every year managing Tom instead of building the company. The cost isn’t the offer. It’s the waiting.</w:t>
-      </w:r>
-      <w:r>
-        <w:t xml:space="preserve"> </w:t>
-      </w:r>
-      <w:r>
-        <w:t xml:space="preserve">노아: 그가 올 때마다 도쿄는 기다리고, 서울도 기다리고, 직원들은 자기 일자리가 바뀌는 건 아닌지 불안해해요. 매년 반은 회사를 키우는 대신 톰을 상대하느라 보내게 될 거예요. 비용은 제안이 아니라, 기다림이에요.</w:t>
-      </w:r>
-    </w:p>
-    <w:p>
-      <w:pPr>
-        <w:numPr>
-          <w:ilvl w:val="0"/>
-          <w:numId w:val="1002"/>
-        </w:numPr>
-      </w:pPr>
-      <w:r>
-        <w:t xml:space="preserve">VICTOR: He’s right, Richard. A permanently open door is a permanent distraction. For a company going public.</w:t>
-      </w:r>
-      <w:r>
-        <w:t xml:space="preserve"> </w:t>
-      </w:r>
-      <w:r>
-        <w:t xml:space="preserve">빅터: 그 말이 맞아요, 리처드. 영원히 열린 문은 영원한 방해예요. 상장을 앞둔 회사에겐.</w:t>
-      </w:r>
-    </w:p>
-    <w:p>
-      <w:pPr>
-        <w:numPr>
-          <w:ilvl w:val="0"/>
-          <w:numId w:val="1002"/>
-        </w:numPr>
-      </w:pPr>
-      <w:r>
-        <w:t xml:space="preserve">RICHARD: Victor, you’d sell to Halvern tomorrow at two billion.</w:t>
-      </w:r>
-      <w:r>
-        <w:t xml:space="preserve"> </w:t>
-      </w:r>
-      <w:r>
-        <w:t xml:space="preserve">리처드: 빅터, 당신은 20억이면 내일이라도 할번에 팔 거잖아요.</w:t>
-      </w:r>
-    </w:p>
-    <w:p>
-      <w:pPr>
-        <w:numPr>
-          <w:ilvl w:val="0"/>
-          <w:numId w:val="1002"/>
-        </w:numPr>
-      </w:pPr>
-      <w:r>
-        <w:t xml:space="preserve">VICTOR: At two billion, I’d sell to anyone. That’s my point. Price should come from a market of many buyers, not from one man who needs a deal before September. Let the IPO set the price. Not Tom’s mood.</w:t>
-      </w:r>
-      <w:r>
-        <w:t xml:space="preserve"> </w:t>
-      </w:r>
-      <w:r>
-        <w:t xml:space="preserve">빅터: 20억이면 누구에게든 팔죠. 그게 내 요점이에요. 가격은 여러 매수자가 있는 시장에서 나와야지, 9월 전에 거래가 필요한 한 사람한테서 나오면 안 돼요. 가격은 IPO가 정하게 해요. 톰의 기분이 아니라.</w:t>
-      </w:r>
-    </w:p>
-    <w:p>
-      <w:pPr>
-        <w:numPr>
-          <w:ilvl w:val="0"/>
-          <w:numId w:val="1002"/>
-        </w:numPr>
-      </w:pPr>
-      <w:r>
-        <w:t xml:space="preserve">RICHARD: Noah, I’ve backed you for seven years. I’m asking for one phrase. Three words.</w:t>
-      </w:r>
-      <w:r>
-        <w:t xml:space="preserve"> </w:t>
-      </w:r>
-      <w:r>
-        <w:t xml:space="preserve">리처드: 노아, 7년 동안 당신을 밀었어요. 표현 하나만 부탁하는 거예요. 세 단어.</w:t>
-      </w:r>
-    </w:p>
-    <w:p>
-      <w:pPr>
-        <w:numPr>
-          <w:ilvl w:val="0"/>
-          <w:numId w:val="1002"/>
-        </w:numPr>
-      </w:pPr>
-      <w:r>
-        <w:t xml:space="preserve">NOAH: I’m grateful for seven years, Richard, and I mean that. But this door, we close. Other doors stay open: an IPO, other partners, other buyers if the board ever wants them. All except this one, because this one asked us to give up the rules.</w:t>
-      </w:r>
-      <w:r>
-        <w:t xml:space="preserve"> </w:t>
-      </w:r>
-      <w:r>
-        <w:t xml:space="preserve">노아: 7년에 감사해요, 리처드. 진심이에요. 하지만 이 문은 닫아요. 다른 문은 열어 둬요. IPO, 다른 파트너, 이사회가 원한다면 다른 인수자도. 이것만 빼고 전부요. 이 문은 우리에게 규칙을 포기하라고 했으니까요.</w:t>
-      </w:r>
-    </w:p>
-    <w:p>
-      <w:pPr>
-        <w:numPr>
-          <w:ilvl w:val="0"/>
-          <w:numId w:val="1002"/>
-        </w:numPr>
-      </w:pPr>
-      <w:r>
-        <w:t xml:space="preserve">ELAINE: Inside, argue. Outside, one voice. We’ll vote on the wording. Then it’s one voice.</w:t>
-      </w:r>
-      <w:r>
-        <w:t xml:space="preserve"> </w:t>
-      </w:r>
-      <w:r>
-        <w:t xml:space="preserve">일레인: 안에선 논쟁. 밖에선 한목소리. 문구를 표결하죠. 그다음엔 한목소리예요.</w:t>
-      </w:r>
-    </w:p>
-    <w:p>
-      <w:pPr>
-        <w:numPr>
-          <w:ilvl w:val="0"/>
-          <w:numId w:val="1002"/>
-        </w:numPr>
-      </w:pPr>
-      <w:r>
-        <w:t xml:space="preserve">DIANE: For the record. The motion is to send the letter as drafted. Including</w:t>
-      </w:r>
-      <w:r>
-        <w:t xml:space="preserve"> </w:t>
-      </w:r>
-      <w:r>
-        <w:t xml:space="preserve">“</w:t>
-      </w:r>
-      <w:r>
-        <w:t xml:space="preserve">Our answer is final.</w:t>
-      </w:r>
-      <w:r>
-        <w:t xml:space="preserve">”</w:t>
-      </w:r>
-      <w:r>
-        <w:t xml:space="preserve"> </w:t>
-      </w:r>
-      <w:r>
-        <w:t xml:space="preserve">다이앤: 기록을 위해. 안건은 초안대로 서한을 보내는 것.</w:t>
-      </w:r>
-      <w:r>
-        <w:t xml:space="preserve"> </w:t>
-      </w:r>
-      <w:r>
-        <w:t xml:space="preserve">“</w:t>
-      </w:r>
-      <w:r>
-        <w:t xml:space="preserve">우리의 답은 최종적이다</w:t>
-      </w:r>
-      <w:r>
-        <w:t xml:space="preserve">”</w:t>
-      </w:r>
-      <w:r>
-        <w:t xml:space="preserve"> </w:t>
-      </w:r>
-      <w:r>
-        <w:t xml:space="preserve">포함.</w:t>
-      </w:r>
-    </w:p>
-    <w:p>
-      <w:pPr>
-        <w:numPr>
-          <w:ilvl w:val="0"/>
-          <w:numId w:val="1002"/>
-        </w:numPr>
-      </w:pPr>
-      <w:r>
-        <w:t xml:space="preserve">ELAINE: In favour?</w:t>
-      </w:r>
-      <w:r>
-        <w:t xml:space="preserve"> </w:t>
-      </w:r>
-      <w:r>
-        <w:t xml:space="preserve">일레인: 찬성?</w:t>
-      </w:r>
-    </w:p>
-    <w:p>
-      <w:pPr>
-        <w:numPr>
-          <w:ilvl w:val="0"/>
-          <w:numId w:val="1002"/>
-        </w:numPr>
-      </w:pPr>
-      <w:r>
-        <w:t xml:space="preserve">VICTORIA: In favour. Tom respects clarity. He just never offers it.</w:t>
-      </w:r>
-      <w:r>
-        <w:t xml:space="preserve"> </w:t>
-      </w:r>
-      <w:r>
-        <w:t xml:space="preserve">빅토리아: 찬성. 톰은 명확함을 존중해요. 스스로 내놓지 않을 뿐이죠.</w:t>
-      </w:r>
-    </w:p>
-    <w:p>
-      <w:pPr>
-        <w:numPr>
-          <w:ilvl w:val="0"/>
-          <w:numId w:val="1002"/>
-        </w:numPr>
-      </w:pPr>
-      <w:r>
-        <w:t xml:space="preserve">PRIYA: In favour.</w:t>
-      </w:r>
-      <w:r>
-        <w:t xml:space="preserve"> </w:t>
-      </w:r>
-      <w:r>
-        <w:t xml:space="preserve">프리야: 찬성.</w:t>
-      </w:r>
-    </w:p>
-    <w:p>
-      <w:pPr>
-        <w:numPr>
-          <w:ilvl w:val="0"/>
-          <w:numId w:val="1002"/>
-        </w:numPr>
-      </w:pPr>
-      <w:r>
-        <w:t xml:space="preserve">VICTOR: In favour.</w:t>
-      </w:r>
-      <w:r>
-        <w:t xml:space="preserve"> </w:t>
-      </w:r>
-      <w:r>
-        <w:t xml:space="preserve">빅터: 찬성.</w:t>
-      </w:r>
-    </w:p>
-    <w:p>
-      <w:pPr>
-        <w:numPr>
-          <w:ilvl w:val="0"/>
-          <w:numId w:val="1002"/>
-        </w:numPr>
-      </w:pPr>
-      <w:r>
-        <w:t xml:space="preserve">INGRID: In favour.</w:t>
-      </w:r>
-      <w:r>
-        <w:t xml:space="preserve"> </w:t>
-      </w:r>
-      <w:r>
-        <w:t xml:space="preserve">잉그리드: 찬성.</w:t>
-      </w:r>
-    </w:p>
-    <w:p>
-      <w:pPr>
-        <w:numPr>
-          <w:ilvl w:val="0"/>
-          <w:numId w:val="1002"/>
-        </w:numPr>
-      </w:pPr>
-      <w:r>
-        <w:t xml:space="preserve">NOAH: In favour.</w:t>
-      </w:r>
-      <w:r>
-        <w:t xml:space="preserve"> </w:t>
-      </w:r>
-      <w:r>
-        <w:t xml:space="preserve">노아: 찬성.</w:t>
-      </w:r>
-    </w:p>
-    <w:p>
-      <w:pPr>
-        <w:numPr>
-          <w:ilvl w:val="0"/>
-          <w:numId w:val="1002"/>
-        </w:numPr>
-      </w:pPr>
-      <w:r>
-        <w:t xml:space="preserve">ELAINE: In favour. Against?</w:t>
-      </w:r>
-      <w:r>
-        <w:t xml:space="preserve"> </w:t>
-      </w:r>
-      <w:r>
-        <w:t xml:space="preserve">일레인: 찬성. 반대?</w:t>
-      </w:r>
-    </w:p>
-    <w:p>
-      <w:pPr>
-        <w:numPr>
-          <w:ilvl w:val="0"/>
-          <w:numId w:val="1002"/>
-        </w:numPr>
-      </w:pPr>
-      <w:r>
-        <w:t xml:space="preserve">RICHARD: Against. Please record it. And then I’ll support it. Outside, one voice.</w:t>
-      </w:r>
-      <w:r>
-        <w:t xml:space="preserve"> </w:t>
-      </w:r>
-      <w:r>
-        <w:t xml:space="preserve">리처드: 반대. 기록해 주세요. 그리고 지지할게요. 밖에선 한목소리.</w:t>
-      </w:r>
-    </w:p>
-    <w:p>
-      <w:pPr>
-        <w:numPr>
-          <w:ilvl w:val="0"/>
-          <w:numId w:val="1002"/>
-        </w:numPr>
-      </w:pPr>
-      <w:r>
-        <w:t xml:space="preserve">ELAINE: Six to one. Recorded. Thank you, Richard. That’s what a good board member does.</w:t>
-      </w:r>
-      <w:r>
-        <w:t xml:space="preserve"> </w:t>
-      </w:r>
-      <w:r>
-        <w:t xml:space="preserve">일레인: 6 대 1. 기록됐어요. 고마워요, 리처드. 좋은 이사는 그렇게 하는 거예요.</w:t>
-      </w:r>
-    </w:p>
-    <w:p>
-      <w:pPr>
-        <w:numPr>
-          <w:ilvl w:val="0"/>
-          <w:numId w:val="1002"/>
-        </w:numPr>
-      </w:pPr>
-      <w:r>
-        <w:t xml:space="preserve">RICHARD: Noah. Deliver it in person. Don’t email it. Tom deserves that much.</w:t>
-      </w:r>
-      <w:r>
-        <w:t xml:space="preserve"> </w:t>
-      </w:r>
-      <w:r>
-        <w:t xml:space="preserve">리처드: 노아. 직접 전달해요. 이메일 말고. 톰은 그 정도 대접은 받아야 해요.</w:t>
-      </w:r>
-    </w:p>
-    <w:p>
-      <w:pPr>
-        <w:numPr>
-          <w:ilvl w:val="0"/>
-          <w:numId w:val="1002"/>
-        </w:numPr>
-      </w:pPr>
-      <w:r>
-        <w:t xml:space="preserve">NOAH: I was planning to. Eleven fifteen. Before his deadline.</w:t>
-      </w:r>
-      <w:r>
-        <w:t xml:space="preserve"> </w:t>
-      </w:r>
-      <w:r>
-        <w:t xml:space="preserve">노아: 그럴 생각이었어요. 11시 15분. 그의 마감 전에.</w:t>
-      </w:r>
-    </w:p>
-    <w:p>
-      <w:pPr>
-        <w:numPr>
-          <w:ilvl w:val="0"/>
-          <w:numId w:val="1002"/>
-        </w:numPr>
-      </w:pPr>
-      <w:r>
-        <w:t xml:space="preserve">DIANE: I’m coming with you. Not to talk. To hand over the letter. And to witness.</w:t>
-      </w:r>
-      <w:r>
-        <w:t xml:space="preserve"> </w:t>
-      </w:r>
-      <w:r>
-        <w:t xml:space="preserve">다이앤: 같이 갈게요. 말하려는 게 아니라. 서한을 전달하고. 증인이 되려고.</w:t>
-      </w:r>
-    </w:p>
-    <w:p>
-      <w:pPr>
-        <w:numPr>
-          <w:ilvl w:val="0"/>
-          <w:numId w:val="1002"/>
-        </w:numPr>
-      </w:pPr>
-      <w:r>
-        <w:t xml:space="preserve">ELAINE: Read it to us. Once. So we all hear the same words.</w:t>
-      </w:r>
-      <w:r>
-        <w:t xml:space="preserve"> </w:t>
-      </w:r>
-      <w:r>
-        <w:t xml:space="preserve">일레인: 우리에게 읽어 줘요. 한 번. 모두 같은 말을 듣도록.</w:t>
-      </w:r>
-    </w:p>
-    <w:p>
-      <w:pPr>
-        <w:numPr>
-          <w:ilvl w:val="0"/>
-          <w:numId w:val="1002"/>
-        </w:numPr>
-      </w:pPr>
-      <w:r>
-        <w:t xml:space="preserve">NOAH:</w:t>
-      </w:r>
-      <w:r>
-        <w:t xml:space="preserve"> </w:t>
-      </w:r>
-      <w:r>
-        <w:t xml:space="preserve">“</w:t>
-      </w:r>
-      <w:r>
-        <w:t xml:space="preserve">Dear Tom. Thank you for your offer. After careful review, the board has decided to decline. Our answer is final. Respectfully, Noah.</w:t>
-      </w:r>
-      <w:r>
-        <w:t xml:space="preserve">”</w:t>
-      </w:r>
-      <w:r>
-        <w:t xml:space="preserve"> </w:t>
-      </w:r>
-      <w:r>
-        <w:t xml:space="preserve">노아:</w:t>
-      </w:r>
-      <w:r>
-        <w:t xml:space="preserve"> </w:t>
-      </w:r>
-      <w:r>
-        <w:t xml:space="preserve">“</w:t>
-      </w:r>
-      <w:r>
-        <w:t xml:space="preserve">톰께. 제안에 감사드립니다. 신중한 검토 끝에 이사회는 거절하기로 결정했습니다. 우리의 답은 최종적입니다. 존경을 담아, 노아.</w:t>
-      </w:r>
-      <w:r>
-        <w:t xml:space="preserve">”</w:t>
-      </w:r>
-    </w:p>
-    <w:p>
-      <w:pPr>
-        <w:numPr>
-          <w:ilvl w:val="0"/>
-          <w:numId w:val="1002"/>
-        </w:numPr>
+    </w:p>
+    <w:p>
+      <w:pPr>
+        <w:pStyle w:val="BodyText"/>
       </w:pPr>
       <w:r>
         <w:t xml:space="preserve">VICTORIA: Five sentences. No adjectives. James would approve.</w:t>
       </w:r>
-      <w:r>
-        <w:t xml:space="preserve"> </w:t>
-      </w:r>
-      <w:r>
-        <w:t xml:space="preserve">빅토리아: 다섯 문장. 형용사 없이. 제임스가 인정하겠네요.</w:t>
-      </w:r>
-    </w:p>
-    <w:p>
-      <w:pPr>
-        <w:numPr>
-          <w:ilvl w:val="0"/>
-          <w:numId w:val="1002"/>
-        </w:numPr>
+    </w:p>
+    <w:p>
+      <w:pPr>
+        <w:pStyle w:val="BodyText"/>
       </w:pPr>
       <w:r>
         <w:t xml:space="preserve">PRIYA: Add one thing. Not in the letter. In person. Tell him the chemistry he rejected is doing fine.</w:t>
       </w:r>
-      <w:r>
-        <w:t xml:space="preserve"> </w:t>
-      </w:r>
-      <w:r>
-        <w:t xml:space="preserve">프리야: 하나만 더해요. 서한 말고. 직접. 그가 거절한 화학이 잘 지내고 있다고 전해 줘요.</w:t>
-      </w:r>
-    </w:p>
-    <w:p>
-      <w:pPr>
-        <w:numPr>
-          <w:ilvl w:val="0"/>
-          <w:numId w:val="1002"/>
-        </w:numPr>
+    </w:p>
+    <w:p>
+      <w:pPr>
+        <w:pStyle w:val="BodyText"/>
       </w:pPr>
       <w:r>
         <w:t xml:space="preserve">NOAH: I’ll find the right moment.</w:t>
       </w:r>
-      <w:r>
-        <w:t xml:space="preserve"> </w:t>
-      </w:r>
-      <w:r>
-        <w:t xml:space="preserve">노아: 적절한 순간을 찾을게요.</w:t>
-      </w:r>
-    </w:p>
-    <w:p>
-      <w:pPr>
-        <w:numPr>
-          <w:ilvl w:val="0"/>
-          <w:numId w:val="1002"/>
-        </w:numPr>
+    </w:p>
+    <w:p>
+      <w:pPr>
+        <w:pStyle w:val="BodyText"/>
       </w:pPr>
       <w:r>
         <w:t xml:space="preserve">ELAINE: Noah. One last thing. What’s the one thing?</w:t>
       </w:r>
-      <w:r>
-        <w:t xml:space="preserve"> </w:t>
-      </w:r>
-      <w:r>
-        <w:t xml:space="preserve">일레인: 노아. 마지막 하나. 그 한 가지가 뭐예요?</w:t>
-      </w:r>
-    </w:p>
-    <w:p>
-      <w:pPr>
-        <w:numPr>
-          <w:ilvl w:val="0"/>
-          <w:numId w:val="1002"/>
-        </w:numPr>
+    </w:p>
+    <w:p>
+      <w:pPr>
+        <w:pStyle w:val="BodyText"/>
       </w:pPr>
       <w:r>
         <w:t xml:space="preserve">NOAH: Whose hands hold our syringe. It’s on the napkin. Next to Elena’s joke.</w:t>
-      </w:r>
-      <w:r>
-        <w:t xml:space="preserve"> </w:t>
-      </w:r>
-      <w:r>
-        <w:t xml:space="preserve">노아: 누구의 손이 우리 주사기를 쥐는가. 냅킨에 있어요. 엘레나 농담 옆에.</w:t>
       </w:r>
     </w:p>
     <w:bookmarkEnd w:id="22"/>
@@ -1648,248 +1120,119 @@
     </w:p>
     <w:p>
       <w:pPr>
-        <w:numPr>
-          <w:ilvl w:val="0"/>
-          <w:numId w:val="1003"/>
-        </w:numPr>
+        <w:pStyle w:val="FirstParagraph"/>
       </w:pPr>
       <w:r>
         <w:t xml:space="preserve">JORDAN: Mr. Bennett. Ms. Foster. Mr. Brennan is expecting you. Can I get you anything? Coffee? Water?</w:t>
       </w:r>
-      <w:r>
-        <w:t xml:space="preserve"> </w:t>
-      </w:r>
-      <w:r>
-        <w:t xml:space="preserve">조던: 베넷 씨. 포스터 씨. 브레넌 사장님이 기다리고 계세요. 뭐 드릴까요? 커피? 물?</w:t>
-      </w:r>
-    </w:p>
-    <w:p>
-      <w:pPr>
-        <w:numPr>
-          <w:ilvl w:val="0"/>
-          <w:numId w:val="1003"/>
-        </w:numPr>
+    </w:p>
+    <w:p>
+      <w:pPr>
+        <w:pStyle w:val="BodyText"/>
       </w:pPr>
       <w:r>
         <w:t xml:space="preserve">NOAH: No, thank you. We won’t be long.</w:t>
       </w:r>
-      <w:r>
-        <w:t xml:space="preserve"> </w:t>
-      </w:r>
-      <w:r>
-        <w:t xml:space="preserve">노아: 괜찮습니다. 오래 있지 않을 거예요.</w:t>
-      </w:r>
-    </w:p>
-    <w:p>
-      <w:pPr>
-        <w:numPr>
-          <w:ilvl w:val="0"/>
-          <w:numId w:val="1003"/>
-        </w:numPr>
+    </w:p>
+    <w:p>
+      <w:pPr>
+        <w:pStyle w:val="BodyText"/>
       </w:pPr>
       <w:r>
         <w:t xml:space="preserve">JORDAN: That’s… usually not a good sign. For us.</w:t>
       </w:r>
-      <w:r>
-        <w:t xml:space="preserve"> </w:t>
-      </w:r>
-      <w:r>
-        <w:t xml:space="preserve">조던: 그건… 보통 좋은 신호가 아닌데요. 저희한텐.</w:t>
-      </w:r>
-    </w:p>
-    <w:p>
-      <w:pPr>
-        <w:numPr>
-          <w:ilvl w:val="0"/>
-          <w:numId w:val="1003"/>
-        </w:numPr>
+    </w:p>
+    <w:p>
+      <w:pPr>
+        <w:pStyle w:val="BodyText"/>
       </w:pPr>
       <w:r>
         <w:t xml:space="preserve">TOM: Noah. And Diane. You brought a lawyer to a handshake. I’m flattered.</w:t>
       </w:r>
-      <w:r>
-        <w:t xml:space="preserve"> </w:t>
-      </w:r>
-      <w:r>
-        <w:t xml:space="preserve">톰: 노아. 그리고 다이앤. 악수하는 데 변호사를 데려왔군. 영광이야.</w:t>
-      </w:r>
-    </w:p>
-    <w:p>
-      <w:pPr>
-        <w:numPr>
-          <w:ilvl w:val="0"/>
-          <w:numId w:val="1003"/>
-        </w:numPr>
+    </w:p>
+    <w:p>
+      <w:pPr>
+        <w:pStyle w:val="BodyText"/>
       </w:pPr>
       <w:r>
         <w:t xml:space="preserve">DIANE: I’m here to hand you a letter. And to listen. Mostly to listen.</w:t>
       </w:r>
-      <w:r>
-        <w:t xml:space="preserve"> </w:t>
-      </w:r>
-      <w:r>
-        <w:t xml:space="preserve">다이앤: 서한을 전하러 왔어요. 그리고 들으러. 주로 들으러.</w:t>
-      </w:r>
-    </w:p>
-    <w:p>
-      <w:pPr>
-        <w:numPr>
-          <w:ilvl w:val="0"/>
-          <w:numId w:val="1003"/>
-        </w:numPr>
+    </w:p>
+    <w:p>
+      <w:pPr>
+        <w:pStyle w:val="BodyText"/>
       </w:pPr>
       <w:r>
         <w:t xml:space="preserve">TOM: You came in person. Before noon. That means one of two things. And you didn’t bring champagne.</w:t>
       </w:r>
-      <w:r>
-        <w:t xml:space="preserve"> </w:t>
-      </w:r>
-      <w:r>
-        <w:t xml:space="preserve">톰: 직접 왔네. 정오 전에. 그건 둘 중 하나라는 뜻이지. 그리고 샴페인은 안 가져왔고.</w:t>
-      </w:r>
-    </w:p>
-    <w:p>
-      <w:pPr>
-        <w:numPr>
-          <w:ilvl w:val="0"/>
-          <w:numId w:val="1003"/>
-        </w:numPr>
+    </w:p>
+    <w:p>
+      <w:pPr>
+        <w:pStyle w:val="BodyText"/>
       </w:pPr>
       <w:r>
         <w:t xml:space="preserve">NOAH: Tom. We’ve decided to decline. Our answer is final.</w:t>
       </w:r>
-      <w:r>
-        <w:t xml:space="preserve"> </w:t>
-      </w:r>
-      <w:r>
-        <w:t xml:space="preserve">노아: 톰. 거절하기로 결정했어요. 우리의 답은 최종적입니다.</w:t>
-      </w:r>
-    </w:p>
-    <w:p>
-      <w:pPr>
-        <w:numPr>
-          <w:ilvl w:val="0"/>
-          <w:numId w:val="1003"/>
-        </w:numPr>
+    </w:p>
+    <w:p>
+      <w:pPr>
+        <w:pStyle w:val="BodyText"/>
       </w:pPr>
       <w:r>
         <w:t xml:space="preserve">TOM: …Sit down, Noah.</w:t>
       </w:r>
-      <w:r>
-        <w:t xml:space="preserve"> </w:t>
-      </w:r>
-      <w:r>
-        <w:t xml:space="preserve">톰: …앉아, 노아.</w:t>
-      </w:r>
-    </w:p>
-    <w:p>
-      <w:pPr>
-        <w:numPr>
-          <w:ilvl w:val="0"/>
-          <w:numId w:val="1003"/>
-        </w:numPr>
+    </w:p>
+    <w:p>
+      <w:pPr>
+        <w:pStyle w:val="BodyText"/>
       </w:pPr>
       <w:r>
         <w:t xml:space="preserve">NOAH: I’ll stand. It’s a short meeting.</w:t>
       </w:r>
-      <w:r>
-        <w:t xml:space="preserve"> </w:t>
-      </w:r>
-      <w:r>
-        <w:t xml:space="preserve">노아: 서 있을게요. 짧은 미팅이에요.</w:t>
-      </w:r>
-    </w:p>
-    <w:p>
-      <w:pPr>
-        <w:numPr>
-          <w:ilvl w:val="0"/>
-          <w:numId w:val="1003"/>
-        </w:numPr>
+    </w:p>
+    <w:p>
+      <w:pPr>
+        <w:pStyle w:val="BodyText"/>
       </w:pPr>
       <w:r>
         <w:t xml:space="preserve">TOM: One point four. Today. I’ll call my board from this room, right now, while you stand there. You’d have it in writing by two. That’s two hundred million more than two weeks ago. Nobody moves that fast for a company they don’t want.</w:t>
       </w:r>
-      <w:r>
-        <w:t xml:space="preserve"> </w:t>
-      </w:r>
-      <w:r>
-        <w:t xml:space="preserve">톰: 14억. 오늘. 지금 이 방에서, 네가 서 있는 동안 이사회에 전화할게. 2시까지 서면으로 받게 해 주지. 2주 전보다 2억 더 많아. 원하지도 않는 회사에 이렇게 빨리 움직이는 사람은 없어.</w:t>
-      </w:r>
-    </w:p>
-    <w:p>
-      <w:pPr>
-        <w:numPr>
-          <w:ilvl w:val="0"/>
-          <w:numId w:val="1003"/>
-        </w:numPr>
+    </w:p>
+    <w:p>
+      <w:pPr>
+        <w:pStyle w:val="BodyText"/>
       </w:pPr>
       <w:r>
         <w:t xml:space="preserve">NOAH: The number isn’t the reason, Tom. It never was.</w:t>
       </w:r>
-      <w:r>
-        <w:t xml:space="preserve"> </w:t>
-      </w:r>
-      <w:r>
-        <w:t xml:space="preserve">노아: 숫자가 이유가 아니에요, 톰. 처음부터 아니었어요.</w:t>
-      </w:r>
-    </w:p>
-    <w:p>
-      <w:pPr>
-        <w:numPr>
-          <w:ilvl w:val="0"/>
-          <w:numId w:val="1003"/>
-        </w:numPr>
+    </w:p>
+    <w:p>
+      <w:pPr>
+        <w:pStyle w:val="BodyText"/>
       </w:pPr>
       <w:r>
         <w:t xml:space="preserve">TOM: Everything has a number, kid. You just haven’t heard yours yet.</w:t>
       </w:r>
-      <w:r>
-        <w:t xml:space="preserve"> </w:t>
-      </w:r>
-      <w:r>
-        <w:t xml:space="preserve">톰: 모든 건 숫자가 있어, 꼬마. 넌 아직 네 숫자를 못 들었을 뿐이야.</w:t>
-      </w:r>
-    </w:p>
-    <w:p>
-      <w:pPr>
-        <w:numPr>
-          <w:ilvl w:val="0"/>
-          <w:numId w:val="1003"/>
-        </w:numPr>
+    </w:p>
+    <w:p>
+      <w:pPr>
+        <w:pStyle w:val="BodyText"/>
       </w:pPr>
       <w:r>
         <w:t xml:space="preserve">NOAH: Then I’ll save you the search. There isn’t one. Not for Halvern.</w:t>
       </w:r>
-      <w:r>
-        <w:t xml:space="preserve"> </w:t>
-      </w:r>
-      <w:r>
-        <w:t xml:space="preserve">노아: 그럼 찾는 수고를 덜어 드리죠. 없어요. 할번에겐.</w:t>
-      </w:r>
-    </w:p>
-    <w:p>
-      <w:pPr>
-        <w:numPr>
-          <w:ilvl w:val="0"/>
-          <w:numId w:val="1003"/>
-        </w:numPr>
+    </w:p>
+    <w:p>
+      <w:pPr>
+        <w:pStyle w:val="BodyText"/>
       </w:pPr>
       <w:r>
         <w:t xml:space="preserve">TOM: Then let’s talk about Korea. Lumaderm Flex. Bellacare prices. This fall. You remember.</w:t>
       </w:r>
-      <w:r>
-        <w:t xml:space="preserve"> </w:t>
-      </w:r>
-      <w:r>
-        <w:t xml:space="preserve">톰: 그럼 한국 얘기를 하지. 루마덤 플렉스. 벨라케어 가격. 올가을. 기억하지.</w:t>
-      </w:r>
-    </w:p>
-    <w:p>
-      <w:pPr>
-        <w:numPr>
-          <w:ilvl w:val="0"/>
-          <w:numId w:val="1003"/>
-        </w:numPr>
+    </w:p>
+    <w:p>
+      <w:pPr>
+        <w:pStyle w:val="BodyText"/>
       </w:pPr>
       <w:r>
         <w:t xml:space="preserve">NOAH: I remember. There’s no application on file at the Korean ministry. We checked, and so did a Korean regulatory consultant. Approval would take twelve to eighteen months, minimum, from the day you apply. So</w:t>
@@ -1912,36 +1255,18 @@
       <w:r>
         <w:t xml:space="preserve">isn’t a plan. It’s a story.</w:t>
       </w:r>
-      <w:r>
-        <w:t xml:space="preserve"> </w:t>
-      </w:r>
-      <w:r>
-        <w:t xml:space="preserve">노아: 기억해요. 한국 식약처에 신청 기록이 없어요. 우리가 확인했고, 한국 규제 컨설턴트도 확인했어요. 허가는 신청한 날부터 최소 12개월에서 18개월. 그러니 ’올가을’은 계획이 아니에요. 이야기죠.</w:t>
-      </w:r>
-    </w:p>
-    <w:p>
-      <w:pPr>
-        <w:numPr>
-          <w:ilvl w:val="0"/>
-          <w:numId w:val="1003"/>
-        </w:numPr>
+    </w:p>
+    <w:p>
+      <w:pPr>
+        <w:pStyle w:val="BodyText"/>
       </w:pPr>
       <w:r>
         <w:t xml:space="preserve">TOM: …You checked.</w:t>
       </w:r>
-      <w:r>
-        <w:t xml:space="preserve"> </w:t>
-      </w:r>
-      <w:r>
-        <w:t xml:space="preserve">톰: …확인했구나.</w:t>
-      </w:r>
-    </w:p>
-    <w:p>
-      <w:pPr>
-        <w:numPr>
-          <w:ilvl w:val="0"/>
-          <w:numId w:val="1003"/>
-        </w:numPr>
+    </w:p>
+    <w:p>
+      <w:pPr>
+        <w:pStyle w:val="BodyText"/>
       </w:pPr>
       <w:r>
         <w:t xml:space="preserve">NOAH: You taught me that.</w:t>
@@ -1958,244 +1283,109 @@
       <w:r>
         <w:t xml:space="preserve">”</w:t>
       </w:r>
-      <w:r>
-        <w:t xml:space="preserve"> </w:t>
-      </w:r>
-      <w:r>
-        <w:t xml:space="preserve">노아: 당신이 가르쳐 줬잖아요.</w:t>
-      </w:r>
-      <w:r>
-        <w:t xml:space="preserve"> </w:t>
-      </w:r>
-      <w:r>
-        <w:t xml:space="preserve">“</w:t>
-      </w:r>
-      <w:r>
-        <w:t xml:space="preserve">경쟁사 보도 자료는 믿지 마라. 신고서를 확인해라.</w:t>
-      </w:r>
-      <w:r>
-        <w:t xml:space="preserve">”</w:t>
-      </w:r>
-    </w:p>
-    <w:p>
-      <w:pPr>
-        <w:numPr>
-          <w:ilvl w:val="0"/>
-          <w:numId w:val="1003"/>
-        </w:numPr>
+    </w:p>
+    <w:p>
+      <w:pPr>
+        <w:pStyle w:val="BodyText"/>
       </w:pPr>
       <w:r>
         <w:t xml:space="preserve">TOM: I did say that. I regret my teaching. And Daeyang? Everyone renews with Halvern. Eventually.</w:t>
       </w:r>
-      <w:r>
-        <w:t xml:space="preserve"> </w:t>
-      </w:r>
-      <w:r>
-        <w:t xml:space="preserve">톰: 그런 말을 했지. 내 가르침이 후회되네. 그럼 대양은? 다들 할번이랑 갱신하지. 결국엔.</w:t>
-      </w:r>
-    </w:p>
-    <w:p>
-      <w:pPr>
-        <w:numPr>
-          <w:ilvl w:val="0"/>
-          <w:numId w:val="1003"/>
-        </w:numPr>
+    </w:p>
+    <w:p>
+      <w:pPr>
+        <w:pStyle w:val="BodyText"/>
       </w:pPr>
       <w:r>
         <w:t xml:space="preserve">NOAH: Not this time.</w:t>
       </w:r>
-      <w:r>
-        <w:t xml:space="preserve"> </w:t>
-      </w:r>
-      <w:r>
-        <w:t xml:space="preserve">노아: 이번엔 아니에요.</w:t>
-      </w:r>
-    </w:p>
-    <w:p>
-      <w:pPr>
-        <w:numPr>
-          <w:ilvl w:val="0"/>
-          <w:numId w:val="1003"/>
-        </w:numPr>
+    </w:p>
+    <w:p>
+      <w:pPr>
+        <w:pStyle w:val="BodyText"/>
       </w:pPr>
       <w:r>
         <w:t xml:space="preserve">DIANE: Daeyang’s board decided on Wednesday. Not to renew. I believe you’ll hear officially on Monday.</w:t>
       </w:r>
-      <w:r>
-        <w:t xml:space="preserve"> </w:t>
-      </w:r>
-      <w:r>
-        <w:t xml:space="preserve">다이앤: 대양 이사회가 수요일에 결정했어요. 갱신하지 않기로. 월요일에 공식적으로 들으실 거예요.</w:t>
-      </w:r>
-    </w:p>
-    <w:p>
-      <w:pPr>
-        <w:numPr>
-          <w:ilvl w:val="0"/>
-          <w:numId w:val="1003"/>
-        </w:numPr>
+    </w:p>
+    <w:p>
+      <w:pPr>
+        <w:pStyle w:val="BodyText"/>
       </w:pPr>
       <w:r>
         <w:t xml:space="preserve">TOM: …Han Seo-yeon.</w:t>
       </w:r>
-      <w:r>
-        <w:t xml:space="preserve"> </w:t>
-      </w:r>
-      <w:r>
-        <w:t xml:space="preserve">톰: …한서연.</w:t>
-      </w:r>
-    </w:p>
-    <w:p>
-      <w:pPr>
-        <w:numPr>
-          <w:ilvl w:val="0"/>
-          <w:numId w:val="1003"/>
-        </w:numPr>
+    </w:p>
+    <w:p>
+      <w:pPr>
+        <w:pStyle w:val="BodyText"/>
       </w:pPr>
       <w:r>
         <w:t xml:space="preserve">NOAH: One more thing. Our JV has a change-of-control clause. If Halvern acquires Veyra, Daeyang takes Asia. At book value.</w:t>
       </w:r>
-      <w:r>
-        <w:t xml:space="preserve"> </w:t>
-      </w:r>
-      <w:r>
-        <w:t xml:space="preserve">노아: 하나 더. 우리 JV엔 지배권 변경 조항이 있어요. 할번이 베이라를 인수하면, 대양이 아시아를 가져가요. 장부가로.</w:t>
-      </w:r>
-    </w:p>
-    <w:p>
-      <w:pPr>
-        <w:numPr>
-          <w:ilvl w:val="0"/>
-          <w:numId w:val="1003"/>
-        </w:numPr>
+    </w:p>
+    <w:p>
+      <w:pPr>
+        <w:pStyle w:val="BodyText"/>
       </w:pPr>
       <w:r>
         <w:t xml:space="preserve">TOM: You made yourselves unbuyable.</w:t>
       </w:r>
-      <w:r>
-        <w:t xml:space="preserve"> </w:t>
-      </w:r>
-      <w:r>
-        <w:t xml:space="preserve">톰: 너희 스스로를 살 수 없게 만들었군.</w:t>
-      </w:r>
-    </w:p>
-    <w:p>
-      <w:pPr>
-        <w:numPr>
-          <w:ilvl w:val="0"/>
-          <w:numId w:val="1003"/>
-        </w:numPr>
+    </w:p>
+    <w:p>
+      <w:pPr>
+        <w:pStyle w:val="BodyText"/>
       </w:pPr>
       <w:r>
         <w:t xml:space="preserve">NOAH: By you. Only by you. Halvern is the only name in the clause.</w:t>
       </w:r>
-      <w:r>
-        <w:t xml:space="preserve"> </w:t>
-      </w:r>
-      <w:r>
-        <w:t xml:space="preserve">노아: 당신에게만요. 오직 당신에게만. 조항에 이름이 있는 건 할번뿐이에요.</w:t>
-      </w:r>
-    </w:p>
-    <w:p>
-      <w:pPr>
-        <w:numPr>
-          <w:ilvl w:val="0"/>
-          <w:numId w:val="1003"/>
-        </w:numPr>
+    </w:p>
+    <w:p>
+      <w:pPr>
+        <w:pStyle w:val="BodyText"/>
       </w:pPr>
       <w:r>
         <w:t xml:space="preserve">TOM: That’s… actually clever. Whose idea?</w:t>
       </w:r>
-      <w:r>
-        <w:t xml:space="preserve"> </w:t>
-      </w:r>
-      <w:r>
-        <w:t xml:space="preserve">톰: 그건… 사실 영리하네. 누구 아이디어야?</w:t>
-      </w:r>
-    </w:p>
-    <w:p>
-      <w:pPr>
-        <w:numPr>
-          <w:ilvl w:val="0"/>
-          <w:numId w:val="1003"/>
-        </w:numPr>
+    </w:p>
+    <w:p>
+      <w:pPr>
+        <w:pStyle w:val="BodyText"/>
       </w:pPr>
       <w:r>
         <w:t xml:space="preserve">NOAH: Ms. Han’s. You lost a supplier. And taught her how to protect herself from you.</w:t>
       </w:r>
-      <w:r>
-        <w:t xml:space="preserve"> </w:t>
-      </w:r>
-      <w:r>
-        <w:t xml:space="preserve">노아: 한 상무님 거예요. 공급사를 잃으셨고. 당신으로부터 자신을 보호하는 법을 그녀에게 가르치셨죠.</w:t>
-      </w:r>
-    </w:p>
-    <w:p>
-      <w:pPr>
-        <w:numPr>
-          <w:ilvl w:val="0"/>
-          <w:numId w:val="1003"/>
-        </w:numPr>
+    </w:p>
+    <w:p>
+      <w:pPr>
+        <w:pStyle w:val="BodyText"/>
       </w:pPr>
       <w:r>
         <w:t xml:space="preserve">TOM: Five years ago, I moved our business from Seorin to Daeyang, with one email. It was the efficient decision, and I never thought about it again. Was that the mistake? One email, five years ago, and it comes back today?</w:t>
       </w:r>
-      <w:r>
-        <w:t xml:space="preserve"> </w:t>
-      </w:r>
-      <w:r>
-        <w:t xml:space="preserve">톰: 5년 전에 우리 사업을 서린에서 대양으로 옮겼지. 이메일 한 통으로. 효율적인 결정이었고, 다시는 생각도 안 했어. 그게 실수였나? 5년 전 이메일 한 통이, 오늘 돌아온 거야?</w:t>
-      </w:r>
-    </w:p>
-    <w:p>
-      <w:pPr>
-        <w:numPr>
-          <w:ilvl w:val="0"/>
-          <w:numId w:val="1003"/>
-        </w:numPr>
+    </w:p>
+    <w:p>
+      <w:pPr>
+        <w:pStyle w:val="BodyText"/>
       </w:pPr>
       <w:r>
         <w:t xml:space="preserve">NOAH: Mr. Park thinks so. He remembers the email. Word for word.</w:t>
       </w:r>
-      <w:r>
-        <w:t xml:space="preserve"> </w:t>
-      </w:r>
-      <w:r>
-        <w:t xml:space="preserve">노아: 박 대표님은 그렇게 생각하세요. 그 이메일을 기억하세요. 한 글자도 안 빼고.</w:t>
-      </w:r>
-    </w:p>
-    <w:p>
-      <w:pPr>
-        <w:numPr>
-          <w:ilvl w:val="0"/>
-          <w:numId w:val="1003"/>
-        </w:numPr>
+    </w:p>
+    <w:p>
+      <w:pPr>
+        <w:pStyle w:val="BodyText"/>
       </w:pPr>
       <w:r>
         <w:t xml:space="preserve">TOM: Everyone remembers my emails. That’s the problem with being efficient.</w:t>
       </w:r>
-      <w:r>
-        <w:t xml:space="preserve"> </w:t>
-      </w:r>
-      <w:r>
-        <w:t xml:space="preserve">톰: 다들 내 이메일을 기억해. 효율적인 사람의 문제지.</w:t>
-      </w:r>
-    </w:p>
-    <w:p>
-      <w:pPr>
-        <w:numPr>
-          <w:ilvl w:val="0"/>
-          <w:numId w:val="1003"/>
-        </w:numPr>
+    </w:p>
+    <w:p>
+      <w:pPr>
+        <w:pStyle w:val="BodyText"/>
       </w:pPr>
       <w:r>
         <w:t xml:space="preserve">DIANE: Mr. Brennan. The letter. Formally. Please sign to confirm receipt.</w:t>
-      </w:r>
-      <w:r>
-        <w:t xml:space="preserve"> </w:t>
-      </w:r>
-      <w:r>
-        <w:t xml:space="preserve">다이앤: 브레넌 씨. 서한입니다. 공식적으로. 수령 확인 서명 부탁드립니다.</w:t>
       </w:r>
     </w:p>
     <w:bookmarkEnd w:id="23"/>
@@ -2210,95 +1400,47 @@
     </w:p>
     <w:p>
       <w:pPr>
-        <w:numPr>
-          <w:ilvl w:val="0"/>
-          <w:numId w:val="1004"/>
-        </w:numPr>
+        <w:pStyle w:val="FirstParagraph"/>
       </w:pPr>
       <w:r>
         <w:t xml:space="preserve">TOM: Receipt confirmed. Eleven forty-one. Nineteen minutes before my deadline. You always cut it close.</w:t>
       </w:r>
-      <w:r>
-        <w:t xml:space="preserve"> </w:t>
-      </w:r>
-      <w:r>
-        <w:t xml:space="preserve">톰: 수령 확인. 11시 41분. 내 마감 19분 전. 넌 늘 아슬아슬하지.</w:t>
-      </w:r>
-    </w:p>
-    <w:p>
-      <w:pPr>
-        <w:numPr>
-          <w:ilvl w:val="0"/>
-          <w:numId w:val="1004"/>
-        </w:numPr>
+    </w:p>
+    <w:p>
+      <w:pPr>
+        <w:pStyle w:val="BodyText"/>
       </w:pPr>
       <w:r>
         <w:t xml:space="preserve">NOAH: I know what this costs you, Tom. Not Halvern. You.</w:t>
       </w:r>
-      <w:r>
-        <w:t xml:space="preserve"> </w:t>
-      </w:r>
-      <w:r>
-        <w:t xml:space="preserve">노아: 이게 당신한테 얼마짜리인지 알아요, 톰. 할번 말고. 당신.</w:t>
-      </w:r>
-    </w:p>
-    <w:p>
-      <w:pPr>
-        <w:numPr>
-          <w:ilvl w:val="0"/>
-          <w:numId w:val="1004"/>
-        </w:numPr>
+    </w:p>
+    <w:p>
+      <w:pPr>
+        <w:pStyle w:val="BodyText"/>
       </w:pPr>
       <w:r>
         <w:t xml:space="preserve">TOM: The CEO job. You just cost me a corner office. With a view of the lake.</w:t>
       </w:r>
-      <w:r>
-        <w:t xml:space="preserve"> </w:t>
-      </w:r>
-      <w:r>
-        <w:t xml:space="preserve">톰: CEO 자리. 넌 방금 내 모퉁이 사무실을 날렸어. 호수가 보이는.</w:t>
-      </w:r>
-    </w:p>
-    <w:p>
-      <w:pPr>
-        <w:numPr>
-          <w:ilvl w:val="0"/>
-          <w:numId w:val="1004"/>
-        </w:numPr>
+    </w:p>
+    <w:p>
+      <w:pPr>
+        <w:pStyle w:val="BodyText"/>
       </w:pPr>
       <w:r>
         <w:t xml:space="preserve">NOAH: No. Halvern cost you that. The day it said no to Priya’s chemistry.</w:t>
       </w:r>
-      <w:r>
-        <w:t xml:space="preserve"> </w:t>
-      </w:r>
-      <w:r>
-        <w:t xml:space="preserve">노아: 아니요. 할번이 그걸 날렸죠. 프리야의 화학에 노라고 한 날.</w:t>
-      </w:r>
-    </w:p>
-    <w:p>
-      <w:pPr>
-        <w:numPr>
-          <w:ilvl w:val="0"/>
-          <w:numId w:val="1004"/>
-        </w:numPr>
+    </w:p>
+    <w:p>
+      <w:pPr>
+        <w:pStyle w:val="BodyText"/>
       </w:pPr>
       <w:r>
         <w:t xml:space="preserve">TOM: …She was a junior scientist. With a crazy idea. Everyone said no.</w:t>
       </w:r>
-      <w:r>
-        <w:t xml:space="preserve"> </w:t>
-      </w:r>
-      <w:r>
-        <w:t xml:space="preserve">톰: …그 사람은 하급 과학자였어. 엉뚱한 아이디어를 가진. 다들 노라고 했지.</w:t>
-      </w:r>
-    </w:p>
-    <w:p>
-      <w:pPr>
-        <w:numPr>
-          <w:ilvl w:val="0"/>
-          <w:numId w:val="1004"/>
-        </w:numPr>
+    </w:p>
+    <w:p>
+      <w:pPr>
+        <w:pStyle w:val="BodyText"/>
       </w:pPr>
       <w:r>
         <w:t xml:space="preserve">NOAH: She asked me to tell you.</w:t>
@@ -2315,11 +1457,29 @@
       <w:r>
         <w:t xml:space="preserve">”</w:t>
       </w:r>
-      <w:r>
-        <w:t xml:space="preserve"> </w:t>
-      </w:r>
-      <w:r>
-        <w:t xml:space="preserve">노아: 그녀가 전해 달래요.</w:t>
+    </w:p>
+    <w:p>
+      <w:pPr>
+        <w:pStyle w:val="BodyText"/>
+      </w:pPr>
+      <w:r>
+        <w:t xml:space="preserve">TOM: Doing fine? It’s doing better than anything in our pipeline.</w:t>
+      </w:r>
+    </w:p>
+    <w:p>
+      <w:pPr>
+        <w:pStyle w:val="BodyText"/>
+      </w:pPr>
+      <w:r>
+        <w:t xml:space="preserve">NOAH: She’d like to hear you say that.</w:t>
+      </w:r>
+    </w:p>
+    <w:p>
+      <w:pPr>
+        <w:pStyle w:val="BodyText"/>
+      </w:pPr>
+      <w:r>
+        <w:t xml:space="preserve">TOM: Tell her I said</w:t>
       </w:r>
       <w:r>
         <w:t xml:space="preserve"> </w:t>
@@ -2328,55 +1488,136 @@
         <w:t xml:space="preserve">“</w:t>
       </w:r>
       <w:r>
-        <w:t xml:space="preserve">당신들이 거절한 화학은 잘 지내고 있다.</w:t>
+        <w:t xml:space="preserve">not bad at all.</w:t>
       </w:r>
       <w:r>
         <w:t xml:space="preserve">”</w:t>
       </w:r>
-    </w:p>
-    <w:p>
-      <w:pPr>
-        <w:numPr>
-          <w:ilvl w:val="0"/>
-          <w:numId w:val="1004"/>
-        </w:numPr>
-      </w:pPr>
-      <w:r>
-        <w:t xml:space="preserve">TOM: Doing fine? It’s doing better than anything in our pipeline.</w:t>
-      </w:r>
-      <w:r>
-        <w:t xml:space="preserve"> </w:t>
-      </w:r>
-      <w:r>
-        <w:t xml:space="preserve">톰: 잘 지낸다고? 우리 파이프라인의 어떤 것보다 잘 지내지.</w:t>
-      </w:r>
-    </w:p>
-    <w:p>
-      <w:pPr>
-        <w:numPr>
-          <w:ilvl w:val="0"/>
-          <w:numId w:val="1004"/>
-        </w:numPr>
-      </w:pPr>
-      <w:r>
-        <w:t xml:space="preserve">NOAH: She’d like to hear you say that.</w:t>
-      </w:r>
-      <w:r>
-        <w:t xml:space="preserve"> </w:t>
-      </w:r>
-      <w:r>
-        <w:t xml:space="preserve">노아: 그 말을 직접 들으면 좋아할 거예요.</w:t>
-      </w:r>
-    </w:p>
-    <w:p>
-      <w:pPr>
-        <w:numPr>
-          <w:ilvl w:val="0"/>
-          <w:numId w:val="1004"/>
-        </w:numPr>
-      </w:pPr>
-      <w:r>
-        <w:t xml:space="preserve">TOM: Tell her I said</w:t>
+      <w:r>
+        <w:t xml:space="preserve"> </w:t>
+      </w:r>
+      <w:r>
+        <w:t xml:space="preserve">She’ll know. I hear she’s learning British.</w:t>
+      </w:r>
+    </w:p>
+    <w:p>
+      <w:pPr>
+        <w:pStyle w:val="BodyText"/>
+      </w:pPr>
+      <w:r>
+        <w:t xml:space="preserve">NOAH: I’ll tell her.</w:t>
+      </w:r>
+    </w:p>
+    <w:p>
+      <w:pPr>
+        <w:pStyle w:val="BodyText"/>
+      </w:pPr>
+      <w:r>
+        <w:t xml:space="preserve">TOM: Seven years ago, you left this building with a box, and I watched you walk to the parking lot from that window. I told you you’d be back in a year. Begging. I’ve thought about that sentence more than I’d like to admit.</w:t>
+      </w:r>
+    </w:p>
+    <w:p>
+      <w:pPr>
+        <w:pStyle w:val="BodyText"/>
+      </w:pPr>
+      <w:r>
+        <w:t xml:space="preserve">NOAH: And I came back. Seven years later. Not begging.</w:t>
+      </w:r>
+    </w:p>
+    <w:p>
+      <w:pPr>
+        <w:pStyle w:val="BodyText"/>
+      </w:pPr>
+      <w:r>
+        <w:t xml:space="preserve">TOM: No. Declining. That’s worse. For me.</w:t>
+      </w:r>
+    </w:p>
+    <w:p>
+      <w:pPr>
+        <w:pStyle w:val="BodyText"/>
+      </w:pPr>
+      <w:r>
+        <w:t xml:space="preserve">DIANE: For the record, nobody in this room is begging.</w:t>
+      </w:r>
+    </w:p>
+    <w:p>
+      <w:pPr>
+        <w:pStyle w:val="BodyText"/>
+      </w:pPr>
+      <w:r>
+        <w:t xml:space="preserve">NOAH: Tom. You taught me to read a P and L, and I’m grateful for that, honestly. Lily taught me to read a face, in an emergency room. I needed both to get here today.</w:t>
+      </w:r>
+    </w:p>
+    <w:p>
+      <w:pPr>
+        <w:pStyle w:val="BodyText"/>
+      </w:pPr>
+      <w:r>
+        <w:t xml:space="preserve">TOM: And which one are you reading now?</w:t>
+      </w:r>
+    </w:p>
+    <w:p>
+      <w:pPr>
+        <w:pStyle w:val="BodyText"/>
+      </w:pPr>
+      <w:r>
+        <w:t xml:space="preserve">NOAH: Yours. You’re more relieved than you’re showing.</w:t>
+      </w:r>
+    </w:p>
+    <w:p>
+      <w:pPr>
+        <w:pStyle w:val="BodyText"/>
+      </w:pPr>
+      <w:r>
+        <w:t xml:space="preserve">TOM: …Get out of my office, kid. Before you say it.</w:t>
+      </w:r>
+    </w:p>
+    <w:p>
+      <w:pPr>
+        <w:pStyle w:val="BodyText"/>
+      </w:pPr>
+      <w:r>
+        <w:t xml:space="preserve">NOAH: Nothing personal, Tom. It’s just business.</w:t>
+      </w:r>
+    </w:p>
+    <w:p>
+      <w:pPr>
+        <w:pStyle w:val="BodyText"/>
+      </w:pPr>
+      <w:r>
+        <w:t xml:space="preserve">TOM: …Ha. Seven years I’ve been saying that. It sounds terrible from the other side.</w:t>
+      </w:r>
+    </w:p>
+    <w:p>
+      <w:pPr>
+        <w:pStyle w:val="BodyText"/>
+      </w:pPr>
+      <w:r>
+        <w:t xml:space="preserve">NOAH: It does. I’ll try not to say it again.</w:t>
+      </w:r>
+    </w:p>
+    <w:p>
+      <w:pPr>
+        <w:pStyle w:val="BodyText"/>
+      </w:pPr>
+      <w:r>
+        <w:t xml:space="preserve">TOM: You’ll call me someday. When you need something. Everybody does.</w:t>
+      </w:r>
+    </w:p>
+    <w:p>
+      <w:pPr>
+        <w:pStyle w:val="BodyText"/>
+      </w:pPr>
+      <w:r>
+        <w:t xml:space="preserve">NOAH: Maybe. For advice. Only advice.</w:t>
+      </w:r>
+    </w:p>
+    <w:p>
+      <w:pPr>
+        <w:pStyle w:val="BodyText"/>
+      </w:pPr>
+      <w:r>
+        <w:t xml:space="preserve">TOM:</w:t>
       </w:r>
       <w:r>
         <w:t xml:space="preserve"> </w:t>
@@ -2385,7 +1626,7 @@
         <w:t xml:space="preserve">“</w:t>
       </w:r>
       <w:r>
-        <w:t xml:space="preserve">not bad at all.</w:t>
+        <w:t xml:space="preserve">Only advice.</w:t>
       </w:r>
       <w:r>
         <w:t xml:space="preserve">”</w:t>
@@ -2394,13 +1635,15 @@
         <w:t xml:space="preserve"> </w:t>
       </w:r>
       <w:r>
-        <w:t xml:space="preserve">She’ll know. I hear she’s learning British.</w:t>
-      </w:r>
-      <w:r>
-        <w:t xml:space="preserve"> </w:t>
-      </w:r>
-      <w:r>
-        <w:t xml:space="preserve">톰:</w:t>
+        <w:t xml:space="preserve">Okafor’s line. You stole it.</w:t>
+      </w:r>
+    </w:p>
+    <w:p>
+      <w:pPr>
+        <w:pStyle w:val="BodyText"/>
+      </w:pPr>
+      <w:r>
+        <w:t xml:space="preserve">NOAH: You taught me that too.</w:t>
       </w:r>
       <w:r>
         <w:t xml:space="preserve"> </w:t>
@@ -2409,342 +1652,7 @@
         <w:t xml:space="preserve">“</w:t>
       </w:r>
       <w:r>
-        <w:t xml:space="preserve">전혀 나쁘지 않다</w:t>
-      </w:r>
-      <w:r>
-        <w:t xml:space="preserve">”</w:t>
-      </w:r>
-      <w:r>
-        <w:t xml:space="preserve">고 했다고 전해 줘. 알아들을 거야. 영국식을 배운다며.</w:t>
-      </w:r>
-    </w:p>
-    <w:p>
-      <w:pPr>
-        <w:numPr>
-          <w:ilvl w:val="0"/>
-          <w:numId w:val="1004"/>
-        </w:numPr>
-      </w:pPr>
-      <w:r>
-        <w:t xml:space="preserve">NOAH: I’ll tell her.</w:t>
-      </w:r>
-      <w:r>
-        <w:t xml:space="preserve"> </w:t>
-      </w:r>
-      <w:r>
-        <w:t xml:space="preserve">노아: 전할게요.</w:t>
-      </w:r>
-    </w:p>
-    <w:p>
-      <w:pPr>
-        <w:numPr>
-          <w:ilvl w:val="0"/>
-          <w:numId w:val="1004"/>
-        </w:numPr>
-      </w:pPr>
-      <w:r>
-        <w:t xml:space="preserve">TOM: Seven years ago, you left this building with a box, and I watched you walk to the parking lot from that window. I told you you’d be back in a year. Begging. I’ve thought about that sentence more than I’d like to admit.</w:t>
-      </w:r>
-      <w:r>
-        <w:t xml:space="preserve"> </w:t>
-      </w:r>
-      <w:r>
-        <w:t xml:space="preserve">톰: 7년 전 넌 상자 하나 들고 이 건물을 나갔지. 난 저 창문으로 네가 주차장까지 걸어가는 걸 봤어. 1년 안에 돌아올 거라고 했지. 빌면서. 그 문장을 인정하고 싶은 것보다 더 많이 생각했어.</w:t>
-      </w:r>
-    </w:p>
-    <w:p>
-      <w:pPr>
-        <w:numPr>
-          <w:ilvl w:val="0"/>
-          <w:numId w:val="1004"/>
-        </w:numPr>
-      </w:pPr>
-      <w:r>
-        <w:t xml:space="preserve">NOAH: And I came back. Seven years later. Not begging.</w:t>
-      </w:r>
-      <w:r>
-        <w:t xml:space="preserve"> </w:t>
-      </w:r>
-      <w:r>
-        <w:t xml:space="preserve">노아: 그리고 돌아왔죠. 7년 뒤에. 빌지 않고.</w:t>
-      </w:r>
-    </w:p>
-    <w:p>
-      <w:pPr>
-        <w:numPr>
-          <w:ilvl w:val="0"/>
-          <w:numId w:val="1004"/>
-        </w:numPr>
-      </w:pPr>
-      <w:r>
-        <w:t xml:space="preserve">TOM: No. Declining. That’s worse. For me.</w:t>
-      </w:r>
-      <w:r>
-        <w:t xml:space="preserve"> </w:t>
-      </w:r>
-      <w:r>
-        <w:t xml:space="preserve">톰: 그래. 거절하러. 그게 더 나쁘지. 나한텐.</w:t>
-      </w:r>
-    </w:p>
-    <w:p>
-      <w:pPr>
-        <w:numPr>
-          <w:ilvl w:val="0"/>
-          <w:numId w:val="1004"/>
-        </w:numPr>
-      </w:pPr>
-      <w:r>
-        <w:t xml:space="preserve">DIANE: For the record, nobody in this room is begging.</w:t>
-      </w:r>
-      <w:r>
-        <w:t xml:space="preserve"> </w:t>
-      </w:r>
-      <w:r>
-        <w:t xml:space="preserve">다이앤: 기록을 위해, 이 방에서 비는 사람은 아무도 없어요.</w:t>
-      </w:r>
-    </w:p>
-    <w:p>
-      <w:pPr>
-        <w:numPr>
-          <w:ilvl w:val="0"/>
-          <w:numId w:val="1004"/>
-        </w:numPr>
-      </w:pPr>
-      <w:r>
-        <w:t xml:space="preserve">NOAH: Tom. You taught me to read a P and L, and I’m grateful for that, honestly. Lily taught me to read a face, in an emergency room. I needed both to get here today.</w:t>
-      </w:r>
-      <w:r>
-        <w:t xml:space="preserve"> </w:t>
-      </w:r>
-      <w:r>
-        <w:t xml:space="preserve">노아: 톰. 당신은 손익계산서 읽는 법을 가르쳐 줬고, 솔직히 그건 감사해요. 릴리는 응급실에서 얼굴 읽는 법을 가르쳐 줬어요. 오늘 여기까지 오려면 둘 다 필요했어요.</w:t>
-      </w:r>
-    </w:p>
-    <w:p>
-      <w:pPr>
-        <w:numPr>
-          <w:ilvl w:val="0"/>
-          <w:numId w:val="1004"/>
-        </w:numPr>
-      </w:pPr>
-      <w:r>
-        <w:t xml:space="preserve">TOM: And which one are you reading now?</w:t>
-      </w:r>
-      <w:r>
-        <w:t xml:space="preserve"> </w:t>
-      </w:r>
-      <w:r>
-        <w:t xml:space="preserve">톰: 그럼 지금은 어느 쪽을 읽고 있어?</w:t>
-      </w:r>
-    </w:p>
-    <w:p>
-      <w:pPr>
-        <w:numPr>
-          <w:ilvl w:val="0"/>
-          <w:numId w:val="1004"/>
-        </w:numPr>
-      </w:pPr>
-      <w:r>
-        <w:t xml:space="preserve">NOAH: Yours. You’re more relieved than you’re showing.</w:t>
-      </w:r>
-      <w:r>
-        <w:t xml:space="preserve"> </w:t>
-      </w:r>
-      <w:r>
-        <w:t xml:space="preserve">노아: 당신 얼굴이요. 보이는 것보다 더 안도하고 계시네요.</w:t>
-      </w:r>
-    </w:p>
-    <w:p>
-      <w:pPr>
-        <w:numPr>
-          <w:ilvl w:val="0"/>
-          <w:numId w:val="1004"/>
-        </w:numPr>
-      </w:pPr>
-      <w:r>
-        <w:t xml:space="preserve">TOM: …Get out of my office, kid. Before you say it.</w:t>
-      </w:r>
-      <w:r>
-        <w:t xml:space="preserve"> </w:t>
-      </w:r>
-      <w:r>
-        <w:t xml:space="preserve">톰: …내 사무실에서 나가, 꼬마. 그 말 하기 전에.</w:t>
-      </w:r>
-    </w:p>
-    <w:p>
-      <w:pPr>
-        <w:numPr>
-          <w:ilvl w:val="0"/>
-          <w:numId w:val="1004"/>
-        </w:numPr>
-      </w:pPr>
-      <w:r>
-        <w:t xml:space="preserve">NOAH: Nothing personal, Tom. It’s just business.</w:t>
-      </w:r>
-      <w:r>
-        <w:t xml:space="preserve"> </w:t>
-      </w:r>
-      <w:r>
-        <w:t xml:space="preserve">노아: 개인적인 감정은 없어요, 톰. 그냥 비즈니스예요.</w:t>
-      </w:r>
-    </w:p>
-    <w:p>
-      <w:pPr>
-        <w:numPr>
-          <w:ilvl w:val="0"/>
-          <w:numId w:val="1004"/>
-        </w:numPr>
-      </w:pPr>
-      <w:r>
-        <w:t xml:space="preserve">TOM: …Ha. Seven years I’ve been saying that. It sounds terrible from the other side.</w:t>
-      </w:r>
-      <w:r>
-        <w:t xml:space="preserve"> </w:t>
-      </w:r>
-      <w:r>
-        <w:t xml:space="preserve">톰: …하. 7년 동안 내가 그 말을 했는데. 반대편에서 들으니 끔찍하네.</w:t>
-      </w:r>
-    </w:p>
-    <w:p>
-      <w:pPr>
-        <w:numPr>
-          <w:ilvl w:val="0"/>
-          <w:numId w:val="1004"/>
-        </w:numPr>
-      </w:pPr>
-      <w:r>
-        <w:t xml:space="preserve">NOAH: It does. I’ll try not to say it again.</w:t>
-      </w:r>
-      <w:r>
-        <w:t xml:space="preserve"> </w:t>
-      </w:r>
-      <w:r>
-        <w:t xml:space="preserve">노아: 그렇죠. 다시는 안 하려고 노력할게요.</w:t>
-      </w:r>
-    </w:p>
-    <w:p>
-      <w:pPr>
-        <w:numPr>
-          <w:ilvl w:val="0"/>
-          <w:numId w:val="1004"/>
-        </w:numPr>
-      </w:pPr>
-      <w:r>
-        <w:t xml:space="preserve">TOM: You’ll call me someday. When you need something. Everybody does.</w:t>
-      </w:r>
-      <w:r>
-        <w:t xml:space="preserve"> </w:t>
-      </w:r>
-      <w:r>
-        <w:t xml:space="preserve">톰: 언젠가 나한테 전화할 거야. 뭔가 필요할 때. 다들 그래.</w:t>
-      </w:r>
-    </w:p>
-    <w:p>
-      <w:pPr>
-        <w:numPr>
-          <w:ilvl w:val="0"/>
-          <w:numId w:val="1004"/>
-        </w:numPr>
-      </w:pPr>
-      <w:r>
-        <w:t xml:space="preserve">NOAH: Maybe. For advice. Only advice.</w:t>
-      </w:r>
-      <w:r>
-        <w:t xml:space="preserve"> </w:t>
-      </w:r>
-      <w:r>
-        <w:t xml:space="preserve">노아: 어쩌면요. 조언 얻으러. 조언만.</w:t>
-      </w:r>
-    </w:p>
-    <w:p>
-      <w:pPr>
-        <w:numPr>
-          <w:ilvl w:val="0"/>
-          <w:numId w:val="1004"/>
-        </w:numPr>
-      </w:pPr>
-      <w:r>
-        <w:t xml:space="preserve">TOM:</w:t>
-      </w:r>
-      <w:r>
-        <w:t xml:space="preserve"> </w:t>
-      </w:r>
-      <w:r>
-        <w:t xml:space="preserve">“</w:t>
-      </w:r>
-      <w:r>
-        <w:t xml:space="preserve">Only advice.</w:t>
-      </w:r>
-      <w:r>
-        <w:t xml:space="preserve">”</w:t>
-      </w:r>
-      <w:r>
-        <w:t xml:space="preserve"> </w:t>
-      </w:r>
-      <w:r>
-        <w:t xml:space="preserve">Okafor’s line. You stole it.</w:t>
-      </w:r>
-      <w:r>
-        <w:t xml:space="preserve"> </w:t>
-      </w:r>
-      <w:r>
-        <w:t xml:space="preserve">톰:</w:t>
-      </w:r>
-      <w:r>
-        <w:t xml:space="preserve"> </w:t>
-      </w:r>
-      <w:r>
-        <w:t xml:space="preserve">“</w:t>
-      </w:r>
-      <w:r>
-        <w:t xml:space="preserve">조언만.</w:t>
-      </w:r>
-      <w:r>
-        <w:t xml:space="preserve">”</w:t>
-      </w:r>
-      <w:r>
-        <w:t xml:space="preserve"> </w:t>
-      </w:r>
-      <w:r>
-        <w:t xml:space="preserve">오카포 대사잖아. 훔쳤구나.</w:t>
-      </w:r>
-    </w:p>
-    <w:p>
-      <w:pPr>
-        <w:numPr>
-          <w:ilvl w:val="0"/>
-          <w:numId w:val="1004"/>
-        </w:numPr>
-      </w:pPr>
-      <w:r>
-        <w:t xml:space="preserve">NOAH: You taught me that too.</w:t>
-      </w:r>
-      <w:r>
-        <w:t xml:space="preserve"> </w:t>
-      </w:r>
-      <w:r>
-        <w:t xml:space="preserve">“</w:t>
-      </w:r>
-      <w:r>
         <w:t xml:space="preserve">Steal from the best.</w:t>
-      </w:r>
-      <w:r>
-        <w:t xml:space="preserve">”</w:t>
-      </w:r>
-      <w:r>
-        <w:t xml:space="preserve"> </w:t>
-      </w:r>
-      <w:r>
-        <w:t xml:space="preserve">노아: 그것도 당신이 가르쳐 줬어요.</w:t>
-      </w:r>
-      <w:r>
-        <w:t xml:space="preserve"> </w:t>
-      </w:r>
-      <w:r>
-        <w:t xml:space="preserve">“</w:t>
-      </w:r>
-      <w:r>
-        <w:t xml:space="preserve">최고한테서 훔쳐라.</w:t>
       </w:r>
       <w:r>
         <w:t xml:space="preserve">”</w:t>
@@ -2762,78 +1670,39 @@
     </w:p>
     <w:p>
       <w:pPr>
-        <w:numPr>
-          <w:ilvl w:val="0"/>
-          <w:numId w:val="1005"/>
-        </w:numPr>
+        <w:pStyle w:val="FirstParagraph"/>
       </w:pPr>
       <w:r>
         <w:t xml:space="preserve">DIANE: Twenty-six minutes. Letter delivered, receipt signed, no yelling, and nobody said anything I’d have to explain to a judge. Honestly, that’s a professional record for a meeting with Tom Brennan. I may frame the receipt.</w:t>
       </w:r>
-      <w:r>
-        <w:t xml:space="preserve"> </w:t>
-      </w:r>
-      <w:r>
-        <w:t xml:space="preserve">다이앤: 26분. 서한 전달, 수령 서명, 고함 없음. 그리고 판사 앞에서 해명해야 할 말은 아무도 안 했어요. 솔직히 톰 브레넌과의 미팅으로선 프로페셔널 신기록이에요. 수령증을 액자에 넣을까 봐요.</w:t>
-      </w:r>
-    </w:p>
-    <w:p>
-      <w:pPr>
-        <w:numPr>
-          <w:ilvl w:val="0"/>
-          <w:numId w:val="1005"/>
-        </w:numPr>
+    </w:p>
+    <w:p>
+      <w:pPr>
+        <w:pStyle w:val="BodyText"/>
       </w:pPr>
       <w:r>
         <w:t xml:space="preserve">NOAH: He offered one point four. In the room. I didn’t even blink.</w:t>
       </w:r>
-      <w:r>
-        <w:t xml:space="preserve"> </w:t>
-      </w:r>
-      <w:r>
-        <w:t xml:space="preserve">노아: 방 안에서 14억을 불렀어요. 눈 하나 깜짝 안 했어요.</w:t>
-      </w:r>
-    </w:p>
-    <w:p>
-      <w:pPr>
-        <w:numPr>
-          <w:ilvl w:val="0"/>
-          <w:numId w:val="1005"/>
-        </w:numPr>
+    </w:p>
+    <w:p>
+      <w:pPr>
+        <w:pStyle w:val="BodyText"/>
       </w:pPr>
       <w:r>
         <w:t xml:space="preserve">DIANE: You blinked. Twice. But only I noticed. Your phone. Elena.</w:t>
       </w:r>
-      <w:r>
-        <w:t xml:space="preserve"> </w:t>
-      </w:r>
-      <w:r>
-        <w:t xml:space="preserve">다이앤: 깜짝했어요. 두 번. 나만 알아챘지만. 전화요. 엘레나.</w:t>
-      </w:r>
-    </w:p>
-    <w:p>
-      <w:pPr>
-        <w:numPr>
-          <w:ilvl w:val="0"/>
-          <w:numId w:val="1005"/>
-        </w:numPr>
+    </w:p>
+    <w:p>
+      <w:pPr>
+        <w:pStyle w:val="BodyText"/>
       </w:pPr>
       <w:r>
         <w:t xml:space="preserve">ELENA: Well?</w:t>
       </w:r>
-      <w:r>
-        <w:t xml:space="preserve"> </w:t>
-      </w:r>
-      <w:r>
-        <w:t xml:space="preserve">엘레나: 그래서?</w:t>
-      </w:r>
-    </w:p>
-    <w:p>
-      <w:pPr>
-        <w:numPr>
-          <w:ilvl w:val="0"/>
-          <w:numId w:val="1005"/>
-        </w:numPr>
+    </w:p>
+    <w:p>
+      <w:pPr>
+        <w:pStyle w:val="BodyText"/>
       </w:pPr>
       <w:r>
         <w:t xml:space="preserve">NOAH: Done. Final. He said</w:t>
@@ -2856,11 +1725,29 @@
       <w:r>
         <w:t xml:space="preserve">about Priya’s chemistry.</w:t>
       </w:r>
-      <w:r>
-        <w:t xml:space="preserve"> </w:t>
-      </w:r>
-      <w:r>
-        <w:t xml:space="preserve">노아: 끝났어요. 최종. 프리야 화학에 대해</w:t>
+    </w:p>
+    <w:p>
+      <w:pPr>
+        <w:pStyle w:val="BodyText"/>
+      </w:pPr>
+      <w:r>
+        <w:t xml:space="preserve">ELENA: From Tom, that’s a standing ovation. And Noah. An email from Tokyo. It’s four a.m. there. Ishikawa.</w:t>
+      </w:r>
+    </w:p>
+    <w:p>
+      <w:pPr>
+        <w:pStyle w:val="BodyText"/>
+      </w:pPr>
+      <w:r>
+        <w:t xml:space="preserve">NOAH: Read it.</w:t>
+      </w:r>
+    </w:p>
+    <w:p>
+      <w:pPr>
+        <w:pStyle w:val="BodyText"/>
+      </w:pPr>
+      <w:r>
+        <w:t xml:space="preserve">ELENA:</w:t>
       </w:r>
       <w:r>
         <w:t xml:space="preserve"> </w:t>
@@ -2869,181 +1756,55 @@
         <w:t xml:space="preserve">“</w:t>
       </w:r>
       <w:r>
-        <w:t xml:space="preserve">전혀 나쁘지 않다</w:t>
+        <w:t xml:space="preserve">Seven stamps. The ringi is complete. Mitsukawa approves. You showed me. You didn’t tell me. Ishikawa.</w:t>
       </w:r>
       <w:r>
         <w:t xml:space="preserve">”</w:t>
       </w:r>
-      <w:r>
-        <w:t xml:space="preserve">고 했어요.</w:t>
-      </w:r>
-    </w:p>
-    <w:p>
-      <w:pPr>
-        <w:numPr>
-          <w:ilvl w:val="0"/>
-          <w:numId w:val="1005"/>
-        </w:numPr>
-      </w:pPr>
-      <w:r>
-        <w:t xml:space="preserve">ELENA: From Tom, that’s a standing ovation. And Noah. An email from Tokyo. It’s four a.m. there. Ishikawa.</w:t>
-      </w:r>
-      <w:r>
-        <w:t xml:space="preserve"> </w:t>
-      </w:r>
-      <w:r>
-        <w:t xml:space="preserve">엘레나: 톰한테서면 그건 기립 박수예요. 그리고 노아. 도쿄에서 이메일. 거긴 새벽 4시예요. 이시카와.</w:t>
-      </w:r>
-    </w:p>
-    <w:p>
-      <w:pPr>
-        <w:numPr>
-          <w:ilvl w:val="0"/>
-          <w:numId w:val="1005"/>
-        </w:numPr>
-      </w:pPr>
-      <w:r>
-        <w:t xml:space="preserve">NOAH: Read it.</w:t>
-      </w:r>
-      <w:r>
-        <w:t xml:space="preserve"> </w:t>
-      </w:r>
-      <w:r>
-        <w:t xml:space="preserve">노아: 읽어 줘요.</w:t>
-      </w:r>
-    </w:p>
-    <w:p>
-      <w:pPr>
-        <w:numPr>
-          <w:ilvl w:val="0"/>
-          <w:numId w:val="1005"/>
-        </w:numPr>
-      </w:pPr>
-      <w:r>
-        <w:t xml:space="preserve">ELENA:</w:t>
-      </w:r>
-      <w:r>
-        <w:t xml:space="preserve"> </w:t>
-      </w:r>
-      <w:r>
-        <w:t xml:space="preserve">“</w:t>
-      </w:r>
-      <w:r>
-        <w:t xml:space="preserve">Seven stamps. The ringi is complete. Mitsukawa approves. You showed me. You didn’t tell me. Ishikawa.</w:t>
-      </w:r>
-      <w:r>
-        <w:t xml:space="preserve">”</w:t>
-      </w:r>
-      <w:r>
-        <w:t xml:space="preserve"> </w:t>
-      </w:r>
-      <w:r>
-        <w:t xml:space="preserve">엘레나:</w:t>
-      </w:r>
-      <w:r>
-        <w:t xml:space="preserve"> </w:t>
-      </w:r>
-      <w:r>
-        <w:t xml:space="preserve">“</w:t>
-      </w:r>
-      <w:r>
-        <w:t xml:space="preserve">도장 일곱 개. 링기 완료. 미쓰카와 승인. 말이 아니라 보여 주셨군요. 이시카와.</w:t>
-      </w:r>
-      <w:r>
-        <w:t xml:space="preserve">”</w:t>
-      </w:r>
-    </w:p>
-    <w:p>
-      <w:pPr>
-        <w:numPr>
-          <w:ilvl w:val="0"/>
-          <w:numId w:val="1005"/>
-        </w:numPr>
+    </w:p>
+    <w:p>
+      <w:pPr>
+        <w:pStyle w:val="BodyText"/>
       </w:pPr>
       <w:r>
         <w:t xml:space="preserve">NOAH: He was waiting for Friday. He got it.</w:t>
       </w:r>
-      <w:r>
-        <w:t xml:space="preserve"> </w:t>
-      </w:r>
-      <w:r>
-        <w:t xml:space="preserve">노아: 금요일을 기다리고 있었죠. 받았네요.</w:t>
-      </w:r>
-    </w:p>
-    <w:p>
-      <w:pPr>
-        <w:numPr>
-          <w:ilvl w:val="0"/>
-          <w:numId w:val="1005"/>
-        </w:numPr>
+    </w:p>
+    <w:p>
+      <w:pPr>
+        <w:pStyle w:val="BodyText"/>
       </w:pPr>
       <w:r>
         <w:t xml:space="preserve">LILY: You’re standing outside my apartment. At six. On a Friday. Who died?</w:t>
       </w:r>
-      <w:r>
-        <w:t xml:space="preserve"> </w:t>
-      </w:r>
-      <w:r>
-        <w:t xml:space="preserve">릴리: 우리 집 앞에 서 있네. 6시에. 금요일에. 누가 죽었어?</w:t>
-      </w:r>
-    </w:p>
-    <w:p>
-      <w:pPr>
-        <w:numPr>
-          <w:ilvl w:val="0"/>
-          <w:numId w:val="1005"/>
-        </w:numPr>
+    </w:p>
+    <w:p>
+      <w:pPr>
+        <w:pStyle w:val="BodyText"/>
       </w:pPr>
       <w:r>
         <w:t xml:space="preserve">NOAH: Nobody. I said no to one point four billion dollars today. I wanted to tell you in person.</w:t>
       </w:r>
-      <w:r>
-        <w:t xml:space="preserve"> </w:t>
-      </w:r>
-      <w:r>
-        <w:t xml:space="preserve">노아: 아무도. 오늘 14억 달러를 거절했어. 직접 말하고 싶었어.</w:t>
-      </w:r>
-    </w:p>
-    <w:p>
-      <w:pPr>
-        <w:numPr>
-          <w:ilvl w:val="0"/>
-          <w:numId w:val="1005"/>
-        </w:numPr>
+    </w:p>
+    <w:p>
+      <w:pPr>
+        <w:pStyle w:val="BodyText"/>
       </w:pPr>
       <w:r>
         <w:t xml:space="preserve">LILY: …For your face?</w:t>
       </w:r>
-      <w:r>
-        <w:t xml:space="preserve"> </w:t>
-      </w:r>
-      <w:r>
-        <w:t xml:space="preserve">릴리: …네 얼굴값으로?</w:t>
-      </w:r>
-    </w:p>
-    <w:p>
-      <w:pPr>
-        <w:numPr>
-          <w:ilvl w:val="0"/>
-          <w:numId w:val="1005"/>
-        </w:numPr>
+    </w:p>
+    <w:p>
+      <w:pPr>
+        <w:pStyle w:val="BodyText"/>
       </w:pPr>
       <w:r>
         <w:t xml:space="preserve">NOAH: For yours. In a way.</w:t>
       </w:r>
-      <w:r>
-        <w:t xml:space="preserve"> </w:t>
-      </w:r>
-      <w:r>
-        <w:t xml:space="preserve">노아: 네 얼굴값으로. 어떤 의미에선.</w:t>
-      </w:r>
-    </w:p>
-    <w:p>
-      <w:pPr>
-        <w:numPr>
-          <w:ilvl w:val="0"/>
-          <w:numId w:val="1005"/>
-        </w:numPr>
+    </w:p>
+    <w:p>
+      <w:pPr>
+        <w:pStyle w:val="BodyText"/>
       </w:pPr>
       <w:r>
         <w:t xml:space="preserve">LILY: I’m proud of you. Really. Now book my laser. You promised in year five, and then it was after Asia, after the board, after everything. I’m done waiting for</w:t>
@@ -3066,28 +1827,13 @@
       <w:r>
         <w:t xml:space="preserve">Put it in Claire’s spreadsheet if you have to.</w:t>
       </w:r>
-      <w:r>
-        <w:t xml:space="preserve"> </w:t>
-      </w:r>
-      <w:r>
-        <w:t xml:space="preserve">릴리: 자랑스러워. 진짜로. 이제 레이저 예약해. 5년 차에 약속했잖아. 그다음엔 아시아 끝나고, 이사회 끝나고, 전부 끝나고였지. ’나중에’를 기다리는 건 끝이야. 필요하면 클레어 스프레드시트에 넣어.</w:t>
-      </w:r>
-    </w:p>
-    <w:p>
-      <w:pPr>
-        <w:numPr>
-          <w:ilvl w:val="0"/>
-          <w:numId w:val="1005"/>
-        </w:numPr>
+    </w:p>
+    <w:p>
+      <w:pPr>
+        <w:pStyle w:val="BodyText"/>
       </w:pPr>
       <w:r>
         <w:t xml:space="preserve">NOAH: In the fall. After Seoul. Elena will do it. And I’ll be there. The whole time.</w:t>
-      </w:r>
-      <w:r>
-        <w:t xml:space="preserve"> </w:t>
-      </w:r>
-      <w:r>
-        <w:t xml:space="preserve">노아: 가을에. 서울 다녀와서. 엘레나가 해 줄 거야. 그리고 내가 거기 있을게. 처음부터 끝까지.</w:t>
       </w:r>
     </w:p>
     <w:p>
@@ -3228,7 +1974,7 @@
               <w:jc w:val="left"/>
             </w:pPr>
             <w:r>
-              <w:t xml:space="preserve">16턴. 이사회 표결 결과.</w:t>
+              <w:t xml:space="preserve">장면1. 이사회 표결 결과.</w:t>
             </w:r>
           </w:p>
         </w:tc>
@@ -3278,7 +2024,7 @@
               <w:jc w:val="left"/>
             </w:pPr>
             <w:r>
-              <w:t xml:space="preserve">17턴. 부드러운 거절 문구.</w:t>
+              <w:t xml:space="preserve">장면1. 부드러운 거절 문구.</w:t>
             </w:r>
           </w:p>
         </w:tc>
@@ -3328,7 +2074,7 @@
               <w:jc w:val="left"/>
             </w:pPr>
             <w:r>
-              <w:t xml:space="preserve">19턴. 선택권 보존 논리.</w:t>
+              <w:t xml:space="preserve">장면1. 선택권 보존 논리.</w:t>
             </w:r>
           </w:p>
         </w:tc>
@@ -3378,7 +2124,7 @@
               <w:jc w:val="left"/>
             </w:pPr>
             <w:r>
-              <w:t xml:space="preserve">24턴. 불확실성의 비용.</w:t>
+              <w:t xml:space="preserve">장면1. 불확실성의 비용.</w:t>
             </w:r>
           </w:p>
         </w:tc>
@@ -3428,7 +2174,7 @@
               <w:jc w:val="left"/>
             </w:pPr>
             <w:r>
-              <w:t xml:space="preserve">39턴. 반대 후 지지(one voice).</w:t>
+              <w:t xml:space="preserve">장면1. 반대 후 지지(one voice).</w:t>
             </w:r>
           </w:p>
         </w:tc>
@@ -3478,7 +2224,7 @@
               <w:jc w:val="left"/>
             </w:pPr>
             <w:r>
-              <w:t xml:space="preserve">57턴. 단호한 거절의 첫 문장.</w:t>
+              <w:t xml:space="preserve">장면2. 단호한 거절의 첫 문장.</w:t>
             </w:r>
           </w:p>
         </w:tc>
@@ -3528,7 +2274,7 @@
               <w:jc w:val="left"/>
             </w:pPr>
             <w:r>
-              <w:t xml:space="preserve">45·57턴. 재협상 여지 차단.</w:t>
+              <w:t xml:space="preserve">장면1. 재협상 여지 차단.</w:t>
             </w:r>
           </w:p>
         </w:tc>
@@ -3578,7 +2324,7 @@
               <w:jc w:val="left"/>
             </w:pPr>
             <w:r>
-              <w:t xml:space="preserve">65턴. 허세를 사실로 반박.</w:t>
+              <w:t xml:space="preserve">장면2. 허세를 사실로 반박.</w:t>
             </w:r>
           </w:p>
         </w:tc>
@@ -3628,7 +2374,7 @@
               <w:jc w:val="left"/>
             </w:pPr>
             <w:r>
-              <w:t xml:space="preserve">80턴. 공식 전달 절차.</w:t>
+              <w:t xml:space="preserve">장면2. 공식 전달 절차.</w:t>
             </w:r>
           </w:p>
         </w:tc>
@@ -3678,7 +2424,7 @@
               <w:jc w:val="left"/>
             </w:pPr>
             <w:r>
-              <w:t xml:space="preserve">99턴. Tom의 말을 돌려주다.</w:t>
+              <w:t xml:space="preserve">절정·전환. Tom의 말을 돌려주다.</w:t>
             </w:r>
           </w:p>
         </w:tc>
@@ -4217,7 +2963,7 @@
           <w:bCs/>
           <w:b/>
         </w:rPr>
-        <w:t xml:space="preserve">29턴 NOAH:</w:t>
+        <w:t xml:space="preserve">NOAH (장면1):</w:t>
       </w:r>
       <w:r>
         <w:t xml:space="preserve"> </w:t>
@@ -4506,9 +3252,1210 @@
         <w:t xml:space="preserve">오래 거래한 파트너에게 특정 제안 하나만 단호히 거절하면서 관계는 유지하는 말을 같은 구조로 40단어 안팎으로 해 보기.</w:t>
       </w:r>
     </w:p>
+    <w:p>
+      <w:r>
+        <w:pict>
+          <v:rect style="width:0;height:1.5pt" o:hralign="center" o:hrstd="t" o:hr="t"/>
+        </w:pict>
+      </w:r>
+    </w:p>
     <w:bookmarkEnd w:id="30"/>
     <w:bookmarkEnd w:id="31"/>
+    <w:bookmarkStart w:id="37" w:name="한국어-번역"/>
+    <w:p>
+      <w:pPr>
+        <w:pStyle w:val="Heading2"/>
+      </w:pPr>
+      <w:r>
+        <w:t xml:space="preserve">한국어 번역</w:t>
+      </w:r>
+    </w:p>
+    <w:bookmarkStart w:id="32" w:name="도입-6월-12일-오전-9시-이사회실-1"/>
+    <w:p>
+      <w:pPr>
+        <w:pStyle w:val="Heading3"/>
+      </w:pPr>
+      <w:r>
+        <w:t xml:space="preserve">도입 — 6월 12일 오전 9시, 이사회실</w:t>
+      </w:r>
+    </w:p>
+    <w:p>
+      <w:pPr>
+        <w:pStyle w:val="FirstParagraph"/>
+      </w:pPr>
+      <w:r>
+        <w:t xml:space="preserve">일레인: 좋은 아침입니다. 할번 제안에 대한 정식 표결. 먼저 새 정보. 다이앤?</w:t>
+      </w:r>
+    </w:p>
+    <w:p>
+      <w:pPr>
+        <w:pStyle w:val="BodyText"/>
+      </w:pPr>
+      <w:r>
+        <w:t xml:space="preserve">다이앤: 밤사이 문서 세 건이 도착했어요. 대양바이오의 서명된 의향서. 새벽 1시. CEO 서명과 함께.</w:t>
+      </w:r>
+    </w:p>
+    <w:p>
+      <w:pPr>
+        <w:pStyle w:val="BodyText"/>
+      </w:pPr>
+      <w:r>
+        <w:t xml:space="preserve">폴: 둘째. 블루워터와 피오르드의 서명된 세컨더리 조건. 10억 8천. 6천만. 거기에 텐더 오퍼.</w:t>
+      </w:r>
+    </w:p>
+    <w:p>
+      <w:pPr>
+        <w:pStyle w:val="BodyText"/>
+      </w:pPr>
+      <w:r>
+        <w:t xml:space="preserve">빅토리아: 그리고 셋째. 한국 식약처에서 나온 그레이스의 증거. 오늘 아침 6시에 읽었어요. 두 번.</w:t>
+      </w:r>
+    </w:p>
+    <w:p>
+      <w:pPr>
+        <w:pStyle w:val="BodyText"/>
+      </w:pPr>
+      <w:r>
+        <w:t xml:space="preserve">일레인: 결론은요, 빅토리아?</w:t>
+      </w:r>
+    </w:p>
+    <w:p>
+      <w:pPr>
+        <w:pStyle w:val="BodyText"/>
+      </w:pPr>
+      <w:r>
+        <w:t xml:space="preserve">빅토리아: 톰의 한국 위협은 허세예요. 허가도, 신청도, 사전 상담조차 없어요. 엉뚱한 걸 걱정했고, 수요일에 그걸 큰 소리로 말했으니 이것도 큰 소리로 말할게요. 누군가 확인해 줘서 다행이에요.</w:t>
+      </w:r>
+    </w:p>
+    <w:p>
+      <w:pPr>
+        <w:pStyle w:val="BodyText"/>
+      </w:pPr>
+      <w:r>
+        <w:t xml:space="preserve">잉그리드: 그리고 루이즈 박사가 다섯 가지 원칙을 서면으로 보냈어요. JV 거부권까지. 피오르드는 만족해요.</w:t>
+      </w:r>
+    </w:p>
+    <w:p>
+      <w:pPr>
+        <w:pStyle w:val="BodyText"/>
+      </w:pPr>
+      <w:r>
+        <w:t xml:space="preserve">일레인: 그럼 안건. 할번 제안을 거절한다. 그리고 세컨더리, 텐더 오퍼, 대양, 미쓰카와를 추진한다.</w:t>
+      </w:r>
+    </w:p>
+    <w:p>
+      <w:pPr>
+        <w:pStyle w:val="BodyText"/>
+      </w:pPr>
+      <w:r>
+        <w:t xml:space="preserve">다이앤: 동의와 재청이 있었습니다. 찬성하시는 분?</w:t>
+      </w:r>
+    </w:p>
+    <w:p>
+      <w:pPr>
+        <w:pStyle w:val="BodyText"/>
+      </w:pPr>
+      <w:r>
+        <w:t xml:space="preserve">빅터: 찬성.</w:t>
+      </w:r>
+    </w:p>
+    <w:p>
+      <w:pPr>
+        <w:pStyle w:val="BodyText"/>
+      </w:pPr>
+      <w:r>
+        <w:t xml:space="preserve">프리야: 찬성.</w:t>
+      </w:r>
+    </w:p>
+    <w:p>
+      <w:pPr>
+        <w:pStyle w:val="BodyText"/>
+      </w:pPr>
+      <w:r>
+        <w:t xml:space="preserve">빅토리아: 찬성. 안도하며.</w:t>
+      </w:r>
+    </w:p>
+    <w:p>
+      <w:pPr>
+        <w:pStyle w:val="BodyText"/>
+      </w:pPr>
+      <w:r>
+        <w:t xml:space="preserve">리처드: 찬성. 조건부로. 서면으로 돼 있어요. 다이앤이 갖고 있죠.</w:t>
+      </w:r>
+    </w:p>
+    <w:p>
+      <w:pPr>
+        <w:pStyle w:val="BodyText"/>
+      </w:pPr>
+      <w:r>
+        <w:t xml:space="preserve">잉그리드: 찬성. 오슬로에서. 오후 4시인데 아직도 아주 밝아요.</w:t>
+      </w:r>
+    </w:p>
+    <w:p>
+      <w:pPr>
+        <w:pStyle w:val="BodyText"/>
+      </w:pPr>
+      <w:r>
+        <w:t xml:space="preserve">노아: 찬성. 그리고 감사합니다. 모두.</w:t>
+      </w:r>
+    </w:p>
     <w:bookmarkEnd w:id="32"/>
+    <w:bookmarkStart w:id="33" w:name="장면1-거절-문구를-둘러싼-충돌-1"/>
+    <w:p>
+      <w:pPr>
+        <w:pStyle w:val="Heading3"/>
+      </w:pPr>
+      <w:r>
+        <w:t xml:space="preserve">장면1 — 거절 문구를 둘러싼 충돌</w:t>
+      </w:r>
+    </w:p>
+    <w:p>
+      <w:pPr>
+        <w:pStyle w:val="FirstParagraph"/>
+      </w:pPr>
+      <w:r>
+        <w:t xml:space="preserve">일레인: 7 대 0. 안건 통과. 이제 할번에 보낼 서한. 노아가 초안을 썼어요. 리처드가 우려가 있대요.</w:t>
+      </w:r>
+    </w:p>
+    <w:p>
+      <w:pPr>
+        <w:pStyle w:val="BodyText"/>
+      </w:pPr>
+      <w:r>
+        <w:t xml:space="preserve">리처드: 한 문장.</w:t>
+      </w:r>
+      <w:r>
+        <w:t xml:space="preserve"> </w:t>
+      </w:r>
+      <w:r>
+        <w:t xml:space="preserve">“</w:t>
+      </w:r>
+      <w:r>
+        <w:t xml:space="preserve">우리의 답은 최종적이다.</w:t>
+      </w:r>
+      <w:r>
+        <w:t xml:space="preserve">”</w:t>
+      </w:r>
+      <w:r>
+        <w:t xml:space="preserve"> </w:t>
+      </w:r>
+      <w:r>
+        <w:t xml:space="preserve">이걸</w:t>
+      </w:r>
+      <w:r>
+        <w:t xml:space="preserve"> </w:t>
+      </w:r>
+      <w:r>
+        <w:t xml:space="preserve">“</w:t>
+      </w:r>
+      <w:r>
+        <w:t xml:space="preserve">현 시점에서는 아니다</w:t>
+      </w:r>
+      <w:r>
+        <w:t xml:space="preserve">”</w:t>
+      </w:r>
+      <w:r>
+        <w:t xml:space="preserve">로 바꾸고 싶어요.</w:t>
+      </w:r>
+    </w:p>
+    <w:p>
+      <w:pPr>
+        <w:pStyle w:val="BodyText"/>
+      </w:pPr>
+      <w:r>
+        <w:t xml:space="preserve">노아: 왜요?</w:t>
+      </w:r>
+    </w:p>
+    <w:p>
+      <w:pPr>
+        <w:pStyle w:val="BodyText"/>
+      </w:pPr>
+      <w:r>
+        <w:t xml:space="preserve">리처드: 필요할지 모르는 문은 절대 닫지 마요. 시장은 창업자들이 예상하는 것보다 빨리 바뀌는 걸 봤어요. 3년 뒤엔 할번이 최선의 출구가 될 수도 있는데, 우리가 절대 안 된다고 했다는 서한이 그쪽 서류철에 남아 있는 건 원치 않아요.</w:t>
+      </w:r>
+    </w:p>
+    <w:p>
+      <w:pPr>
+        <w:pStyle w:val="BodyText"/>
+      </w:pPr>
+      <w:r>
+        <w:t xml:space="preserve">프리야: 지배권 변경 조항이 할번을 최악의 출구로 만들어요. 수년간. 어젯밤 그렇게 합의했잖아요.</w:t>
+      </w:r>
+    </w:p>
+    <w:p>
+      <w:pPr>
+        <w:pStyle w:val="BodyText"/>
+      </w:pPr>
+      <w:r>
+        <w:t xml:space="preserve">리처드: 조항은 재협상돼요. 서한의 단어는 안 되고.</w:t>
+      </w:r>
+    </w:p>
+    <w:p>
+      <w:pPr>
+        <w:pStyle w:val="BodyText"/>
+      </w:pPr>
+      <w:r>
+        <w:t xml:space="preserve">노아: 그래서 그 단어들을 원하는 거예요.</w:t>
+      </w:r>
+      <w:r>
+        <w:t xml:space="preserve"> </w:t>
+      </w:r>
+      <w:r>
+        <w:t xml:space="preserve">“</w:t>
+      </w:r>
+      <w:r>
+        <w:t xml:space="preserve">현 시점에서는 아니다</w:t>
+      </w:r>
+      <w:r>
+        <w:t xml:space="preserve">”</w:t>
+      </w:r>
+      <w:r>
+        <w:t xml:space="preserve">는 톰에게 6개월 뒤 다시 오라는 말이에요.</w:t>
+      </w:r>
+    </w:p>
+    <w:p>
+      <w:pPr>
+        <w:pStyle w:val="BodyText"/>
+      </w:pPr>
+      <w:r>
+        <w:t xml:space="preserve">리처드: 톰이 다시 오는 게 뭐가 문제예요? 20억을 들고?</w:t>
+      </w:r>
+    </w:p>
+    <w:p>
+      <w:pPr>
+        <w:pStyle w:val="BodyText"/>
+      </w:pPr>
+      <w:r>
+        <w:t xml:space="preserve">노아: 그가 올 때마다 도쿄는 기다리고, 서울도 기다리고, 직원들은 자기 일자리가 바뀌는 건 아닌지 불안해해요. 매년 반은 회사를 키우는 대신 톰을 상대하느라 보내게 될 거예요. 비용은 제안이 아니라, 기다림이에요.</w:t>
+      </w:r>
+    </w:p>
+    <w:p>
+      <w:pPr>
+        <w:pStyle w:val="BodyText"/>
+      </w:pPr>
+      <w:r>
+        <w:t xml:space="preserve">빅터: 그 말이 맞아요, 리처드. 영원히 열린 문은 영원한 방해예요. 상장을 앞둔 회사에겐.</w:t>
+      </w:r>
+    </w:p>
+    <w:p>
+      <w:pPr>
+        <w:pStyle w:val="BodyText"/>
+      </w:pPr>
+      <w:r>
+        <w:t xml:space="preserve">리처드: 빅터, 당신은 20억이면 내일이라도 할번에 팔 거잖아요.</w:t>
+      </w:r>
+    </w:p>
+    <w:p>
+      <w:pPr>
+        <w:pStyle w:val="BodyText"/>
+      </w:pPr>
+      <w:r>
+        <w:t xml:space="preserve">빅터: 20억이면 누구에게든 팔죠. 그게 내 요점이에요. 가격은 여러 매수자가 있는 시장에서 나와야지, 9월 전에 거래가 필요한 한 사람한테서 나오면 안 돼요. 가격은 IPO가 정하게 해요. 톰의 기분이 아니라.</w:t>
+      </w:r>
+    </w:p>
+    <w:p>
+      <w:pPr>
+        <w:pStyle w:val="BodyText"/>
+      </w:pPr>
+      <w:r>
+        <w:t xml:space="preserve">리처드: 노아, 7년 동안 당신을 밀었어요. 표현 하나만 부탁하는 거예요. 세 단어.</w:t>
+      </w:r>
+    </w:p>
+    <w:p>
+      <w:pPr>
+        <w:pStyle w:val="BodyText"/>
+      </w:pPr>
+      <w:r>
+        <w:t xml:space="preserve">노아: 7년에 감사해요, 리처드. 진심이에요. 하지만 이 문은 닫아요. 다른 문은 열어 둬요. IPO, 다른 파트너, 이사회가 원한다면 다른 인수자도. 이것만 빼고 전부요. 이 문은 우리에게 규칙을 포기하라고 했으니까요.</w:t>
+      </w:r>
+    </w:p>
+    <w:p>
+      <w:pPr>
+        <w:pStyle w:val="BodyText"/>
+      </w:pPr>
+      <w:r>
+        <w:t xml:space="preserve">일레인: 안에선 논쟁. 밖에선 한목소리. 문구를 표결하죠. 그다음엔 한목소리예요.</w:t>
+      </w:r>
+    </w:p>
+    <w:p>
+      <w:pPr>
+        <w:pStyle w:val="BodyText"/>
+      </w:pPr>
+      <w:r>
+        <w:t xml:space="preserve">다이앤: 기록을 위해. 안건은 초안대로 서한을 보내는 것.</w:t>
+      </w:r>
+      <w:r>
+        <w:t xml:space="preserve"> </w:t>
+      </w:r>
+      <w:r>
+        <w:t xml:space="preserve">“</w:t>
+      </w:r>
+      <w:r>
+        <w:t xml:space="preserve">우리의 답은 최종적이다</w:t>
+      </w:r>
+      <w:r>
+        <w:t xml:space="preserve">”</w:t>
+      </w:r>
+      <w:r>
+        <w:t xml:space="preserve"> </w:t>
+      </w:r>
+      <w:r>
+        <w:t xml:space="preserve">포함.</w:t>
+      </w:r>
+    </w:p>
+    <w:p>
+      <w:pPr>
+        <w:pStyle w:val="BodyText"/>
+      </w:pPr>
+      <w:r>
+        <w:t xml:space="preserve">일레인: 찬성?</w:t>
+      </w:r>
+    </w:p>
+    <w:p>
+      <w:pPr>
+        <w:pStyle w:val="BodyText"/>
+      </w:pPr>
+      <w:r>
+        <w:t xml:space="preserve">빅토리아: 찬성. 톰은 명확함을 존중해요. 스스로 내놓지 않을 뿐이죠.</w:t>
+      </w:r>
+    </w:p>
+    <w:p>
+      <w:pPr>
+        <w:pStyle w:val="BodyText"/>
+      </w:pPr>
+      <w:r>
+        <w:t xml:space="preserve">프리야: 찬성.</w:t>
+      </w:r>
+    </w:p>
+    <w:p>
+      <w:pPr>
+        <w:pStyle w:val="BodyText"/>
+      </w:pPr>
+      <w:r>
+        <w:t xml:space="preserve">빅터: 찬성.</w:t>
+      </w:r>
+    </w:p>
+    <w:p>
+      <w:pPr>
+        <w:pStyle w:val="BodyText"/>
+      </w:pPr>
+      <w:r>
+        <w:t xml:space="preserve">잉그리드: 찬성.</w:t>
+      </w:r>
+    </w:p>
+    <w:p>
+      <w:pPr>
+        <w:pStyle w:val="BodyText"/>
+      </w:pPr>
+      <w:r>
+        <w:t xml:space="preserve">노아: 찬성.</w:t>
+      </w:r>
+    </w:p>
+    <w:p>
+      <w:pPr>
+        <w:pStyle w:val="BodyText"/>
+      </w:pPr>
+      <w:r>
+        <w:t xml:space="preserve">일레인: 찬성. 반대?</w:t>
+      </w:r>
+    </w:p>
+    <w:p>
+      <w:pPr>
+        <w:pStyle w:val="BodyText"/>
+      </w:pPr>
+      <w:r>
+        <w:t xml:space="preserve">리처드: 반대. 기록해 주세요. 그리고 지지할게요. 밖에선 한목소리.</w:t>
+      </w:r>
+    </w:p>
+    <w:p>
+      <w:pPr>
+        <w:pStyle w:val="BodyText"/>
+      </w:pPr>
+      <w:r>
+        <w:t xml:space="preserve">일레인: 6 대 1. 기록됐어요. 고마워요, 리처드. 좋은 이사는 그렇게 하는 거예요.</w:t>
+      </w:r>
+    </w:p>
+    <w:p>
+      <w:pPr>
+        <w:pStyle w:val="BodyText"/>
+      </w:pPr>
+      <w:r>
+        <w:t xml:space="preserve">리처드: 노아. 직접 전달해요. 이메일 말고. 톰은 그 정도 대접은 받아야 해요.</w:t>
+      </w:r>
+    </w:p>
+    <w:p>
+      <w:pPr>
+        <w:pStyle w:val="BodyText"/>
+      </w:pPr>
+      <w:r>
+        <w:t xml:space="preserve">노아: 그럴 생각이었어요. 11시 15분. 그의 마감 전에.</w:t>
+      </w:r>
+    </w:p>
+    <w:p>
+      <w:pPr>
+        <w:pStyle w:val="BodyText"/>
+      </w:pPr>
+      <w:r>
+        <w:t xml:space="preserve">다이앤: 같이 갈게요. 말하려는 게 아니라. 서한을 전달하고. 증인이 되려고.</w:t>
+      </w:r>
+    </w:p>
+    <w:p>
+      <w:pPr>
+        <w:pStyle w:val="BodyText"/>
+      </w:pPr>
+      <w:r>
+        <w:t xml:space="preserve">일레인: 우리에게 읽어 줘요. 한 번. 모두 같은 말을 듣도록.</w:t>
+      </w:r>
+    </w:p>
+    <w:p>
+      <w:pPr>
+        <w:pStyle w:val="BodyText"/>
+      </w:pPr>
+      <w:r>
+        <w:t xml:space="preserve">노아:</w:t>
+      </w:r>
+      <w:r>
+        <w:t xml:space="preserve"> </w:t>
+      </w:r>
+      <w:r>
+        <w:t xml:space="preserve">“</w:t>
+      </w:r>
+      <w:r>
+        <w:t xml:space="preserve">톰께. 제안에 감사드립니다. 신중한 검토 끝에 이사회는 거절하기로 결정했습니다. 우리의 답은 최종적입니다. 존경을 담아, 노아.</w:t>
+      </w:r>
+      <w:r>
+        <w:t xml:space="preserve">”</w:t>
+      </w:r>
+    </w:p>
+    <w:p>
+      <w:pPr>
+        <w:pStyle w:val="BodyText"/>
+      </w:pPr>
+      <w:r>
+        <w:t xml:space="preserve">빅토리아: 다섯 문장. 형용사 없이. 제임스가 인정하겠네요.</w:t>
+      </w:r>
+    </w:p>
+    <w:p>
+      <w:pPr>
+        <w:pStyle w:val="BodyText"/>
+      </w:pPr>
+      <w:r>
+        <w:t xml:space="preserve">프리야: 하나만 더해요. 서한 말고. 직접. 그가 거절한 화학이 잘 지내고 있다고 전해 줘요.</w:t>
+      </w:r>
+    </w:p>
+    <w:p>
+      <w:pPr>
+        <w:pStyle w:val="BodyText"/>
+      </w:pPr>
+      <w:r>
+        <w:t xml:space="preserve">노아: 적절한 순간을 찾을게요.</w:t>
+      </w:r>
+    </w:p>
+    <w:p>
+      <w:pPr>
+        <w:pStyle w:val="BodyText"/>
+      </w:pPr>
+      <w:r>
+        <w:t xml:space="preserve">일레인: 노아. 마지막 하나. 그 한 가지가 뭐예요?</w:t>
+      </w:r>
+    </w:p>
+    <w:p>
+      <w:pPr>
+        <w:pStyle w:val="BodyText"/>
+      </w:pPr>
+      <w:r>
+        <w:t xml:space="preserve">노아: 누구의 손이 우리 주사기를 쥐는가. 냅킨에 있어요. 엘레나 농담 옆에.</w:t>
+      </w:r>
+    </w:p>
+    <w:bookmarkEnd w:id="33"/>
+    <w:bookmarkStart w:id="34" w:name="장면2-오전-11시-15분-halvern-14층-1"/>
+    <w:p>
+      <w:pPr>
+        <w:pStyle w:val="Heading3"/>
+      </w:pPr>
+      <w:r>
+        <w:t xml:space="preserve">장면2 — 오전 11시 15분, Halvern 14층</w:t>
+      </w:r>
+    </w:p>
+    <w:p>
+      <w:pPr>
+        <w:pStyle w:val="FirstParagraph"/>
+      </w:pPr>
+      <w:r>
+        <w:t xml:space="preserve">조던: 베넷 씨. 포스터 씨. 브레넌 사장님이 기다리고 계세요. 뭐 드릴까요? 커피? 물?</w:t>
+      </w:r>
+    </w:p>
+    <w:p>
+      <w:pPr>
+        <w:pStyle w:val="BodyText"/>
+      </w:pPr>
+      <w:r>
+        <w:t xml:space="preserve">노아: 괜찮습니다. 오래 있지 않을 거예요.</w:t>
+      </w:r>
+    </w:p>
+    <w:p>
+      <w:pPr>
+        <w:pStyle w:val="BodyText"/>
+      </w:pPr>
+      <w:r>
+        <w:t xml:space="preserve">조던: 그건… 보통 좋은 신호가 아닌데요. 저희한텐.</w:t>
+      </w:r>
+    </w:p>
+    <w:p>
+      <w:pPr>
+        <w:pStyle w:val="BodyText"/>
+      </w:pPr>
+      <w:r>
+        <w:t xml:space="preserve">톰: 노아. 그리고 다이앤. 악수하는 데 변호사를 데려왔군. 영광이야.</w:t>
+      </w:r>
+    </w:p>
+    <w:p>
+      <w:pPr>
+        <w:pStyle w:val="BodyText"/>
+      </w:pPr>
+      <w:r>
+        <w:t xml:space="preserve">다이앤: 서한을 전하러 왔어요. 그리고 들으러. 주로 들으러.</w:t>
+      </w:r>
+    </w:p>
+    <w:p>
+      <w:pPr>
+        <w:pStyle w:val="BodyText"/>
+      </w:pPr>
+      <w:r>
+        <w:t xml:space="preserve">톰: 직접 왔네. 정오 전에. 그건 둘 중 하나라는 뜻이지. 그리고 샴페인은 안 가져왔고.</w:t>
+      </w:r>
+    </w:p>
+    <w:p>
+      <w:pPr>
+        <w:pStyle w:val="BodyText"/>
+      </w:pPr>
+      <w:r>
+        <w:t xml:space="preserve">노아: 톰. 거절하기로 결정했어요. 우리의 답은 최종적입니다.</w:t>
+      </w:r>
+    </w:p>
+    <w:p>
+      <w:pPr>
+        <w:pStyle w:val="BodyText"/>
+      </w:pPr>
+      <w:r>
+        <w:t xml:space="preserve">톰: …앉아, 노아.</w:t>
+      </w:r>
+    </w:p>
+    <w:p>
+      <w:pPr>
+        <w:pStyle w:val="BodyText"/>
+      </w:pPr>
+      <w:r>
+        <w:t xml:space="preserve">노아: 서 있을게요. 짧은 미팅이에요.</w:t>
+      </w:r>
+    </w:p>
+    <w:p>
+      <w:pPr>
+        <w:pStyle w:val="BodyText"/>
+      </w:pPr>
+      <w:r>
+        <w:t xml:space="preserve">톰: 14억. 오늘. 지금 이 방에서, 네가 서 있는 동안 이사회에 전화할게. 2시까지 서면으로 받게 해 주지. 2주 전보다 2억 더 많아. 원하지도 않는 회사에 이렇게 빨리 움직이는 사람은 없어.</w:t>
+      </w:r>
+    </w:p>
+    <w:p>
+      <w:pPr>
+        <w:pStyle w:val="BodyText"/>
+      </w:pPr>
+      <w:r>
+        <w:t xml:space="preserve">노아: 숫자가 이유가 아니에요, 톰. 처음부터 아니었어요.</w:t>
+      </w:r>
+    </w:p>
+    <w:p>
+      <w:pPr>
+        <w:pStyle w:val="BodyText"/>
+      </w:pPr>
+      <w:r>
+        <w:t xml:space="preserve">톰: 모든 건 숫자가 있어, 꼬마. 넌 아직 네 숫자를 못 들었을 뿐이야.</w:t>
+      </w:r>
+    </w:p>
+    <w:p>
+      <w:pPr>
+        <w:pStyle w:val="BodyText"/>
+      </w:pPr>
+      <w:r>
+        <w:t xml:space="preserve">노아: 그럼 찾는 수고를 덜어 드리죠. 없어요. 할번에겐.</w:t>
+      </w:r>
+    </w:p>
+    <w:p>
+      <w:pPr>
+        <w:pStyle w:val="BodyText"/>
+      </w:pPr>
+      <w:r>
+        <w:t xml:space="preserve">톰: 그럼 한국 얘기를 하지. 루마덤 플렉스. 벨라케어 가격. 올가을. 기억하지.</w:t>
+      </w:r>
+    </w:p>
+    <w:p>
+      <w:pPr>
+        <w:pStyle w:val="BodyText"/>
+      </w:pPr>
+      <w:r>
+        <w:t xml:space="preserve">노아: 기억해요. 한국 식약처에 신청 기록이 없어요. 우리가 확인했고, 한국 규제 컨설턴트도 확인했어요. 허가는 신청한 날부터 최소 12개월에서 18개월. 그러니 ’올가을’은 계획이 아니에요. 이야기죠.</w:t>
+      </w:r>
+    </w:p>
+    <w:p>
+      <w:pPr>
+        <w:pStyle w:val="BodyText"/>
+      </w:pPr>
+      <w:r>
+        <w:t xml:space="preserve">톰: …확인했구나.</w:t>
+      </w:r>
+    </w:p>
+    <w:p>
+      <w:pPr>
+        <w:pStyle w:val="BodyText"/>
+      </w:pPr>
+      <w:r>
+        <w:t xml:space="preserve">노아: 당신이 가르쳐 줬잖아요.</w:t>
+      </w:r>
+      <w:r>
+        <w:t xml:space="preserve"> </w:t>
+      </w:r>
+      <w:r>
+        <w:t xml:space="preserve">“</w:t>
+      </w:r>
+      <w:r>
+        <w:t xml:space="preserve">경쟁사 보도 자료는 믿지 마라. 신고서를 확인해라.</w:t>
+      </w:r>
+      <w:r>
+        <w:t xml:space="preserve">”</w:t>
+      </w:r>
+    </w:p>
+    <w:p>
+      <w:pPr>
+        <w:pStyle w:val="BodyText"/>
+      </w:pPr>
+      <w:r>
+        <w:t xml:space="preserve">톰: 그런 말을 했지. 내 가르침이 후회되네. 그럼 대양은? 다들 할번이랑 갱신하지. 결국엔.</w:t>
+      </w:r>
+    </w:p>
+    <w:p>
+      <w:pPr>
+        <w:pStyle w:val="BodyText"/>
+      </w:pPr>
+      <w:r>
+        <w:t xml:space="preserve">노아: 이번엔 아니에요.</w:t>
+      </w:r>
+    </w:p>
+    <w:p>
+      <w:pPr>
+        <w:pStyle w:val="BodyText"/>
+      </w:pPr>
+      <w:r>
+        <w:t xml:space="preserve">다이앤: 대양 이사회가 수요일에 결정했어요. 갱신하지 않기로. 월요일에 공식적으로 들으실 거예요.</w:t>
+      </w:r>
+    </w:p>
+    <w:p>
+      <w:pPr>
+        <w:pStyle w:val="BodyText"/>
+      </w:pPr>
+      <w:r>
+        <w:t xml:space="preserve">톰: …한서연.</w:t>
+      </w:r>
+    </w:p>
+    <w:p>
+      <w:pPr>
+        <w:pStyle w:val="BodyText"/>
+      </w:pPr>
+      <w:r>
+        <w:t xml:space="preserve">노아: 하나 더. 우리 JV엔 지배권 변경 조항이 있어요. 할번이 베이라를 인수하면, 대양이 아시아를 가져가요. 장부가로.</w:t>
+      </w:r>
+    </w:p>
+    <w:p>
+      <w:pPr>
+        <w:pStyle w:val="BodyText"/>
+      </w:pPr>
+      <w:r>
+        <w:t xml:space="preserve">톰: 너희 스스로를 살 수 없게 만들었군.</w:t>
+      </w:r>
+    </w:p>
+    <w:p>
+      <w:pPr>
+        <w:pStyle w:val="BodyText"/>
+      </w:pPr>
+      <w:r>
+        <w:t xml:space="preserve">노아: 당신에게만요. 오직 당신에게만. 조항에 이름이 있는 건 할번뿐이에요.</w:t>
+      </w:r>
+    </w:p>
+    <w:p>
+      <w:pPr>
+        <w:pStyle w:val="BodyText"/>
+      </w:pPr>
+      <w:r>
+        <w:t xml:space="preserve">톰: 그건… 사실 영리하네. 누구 아이디어야?</w:t>
+      </w:r>
+    </w:p>
+    <w:p>
+      <w:pPr>
+        <w:pStyle w:val="BodyText"/>
+      </w:pPr>
+      <w:r>
+        <w:t xml:space="preserve">노아: 한 상무님 거예요. 공급사를 잃으셨고. 당신으로부터 자신을 보호하는 법을 그녀에게 가르치셨죠.</w:t>
+      </w:r>
+    </w:p>
+    <w:p>
+      <w:pPr>
+        <w:pStyle w:val="BodyText"/>
+      </w:pPr>
+      <w:r>
+        <w:t xml:space="preserve">톰: 5년 전에 우리 사업을 서린에서 대양으로 옮겼지. 이메일 한 통으로. 효율적인 결정이었고, 다시는 생각도 안 했어. 그게 실수였나? 5년 전 이메일 한 통이, 오늘 돌아온 거야?</w:t>
+      </w:r>
+    </w:p>
+    <w:p>
+      <w:pPr>
+        <w:pStyle w:val="BodyText"/>
+      </w:pPr>
+      <w:r>
+        <w:t xml:space="preserve">노아: 박 대표님은 그렇게 생각하세요. 그 이메일을 기억하세요. 한 글자도 안 빼고.</w:t>
+      </w:r>
+    </w:p>
+    <w:p>
+      <w:pPr>
+        <w:pStyle w:val="BodyText"/>
+      </w:pPr>
+      <w:r>
+        <w:t xml:space="preserve">톰: 다들 내 이메일을 기억해. 효율적인 사람의 문제지.</w:t>
+      </w:r>
+    </w:p>
+    <w:p>
+      <w:pPr>
+        <w:pStyle w:val="BodyText"/>
+      </w:pPr>
+      <w:r>
+        <w:t xml:space="preserve">다이앤: 브레넌 씨. 서한입니다. 공식적으로. 수령 확인 서명 부탁드립니다.</w:t>
+      </w:r>
+    </w:p>
+    <w:bookmarkEnd w:id="34"/>
+    <w:bookmarkStart w:id="35" w:name="절정전환-오전-11시-40분-같은-방-1"/>
+    <w:p>
+      <w:pPr>
+        <w:pStyle w:val="Heading3"/>
+      </w:pPr>
+      <w:r>
+        <w:t xml:space="preserve">절정·전환 — 오전 11시 40분, 같은 방</w:t>
+      </w:r>
+    </w:p>
+    <w:p>
+      <w:pPr>
+        <w:pStyle w:val="FirstParagraph"/>
+      </w:pPr>
+      <w:r>
+        <w:t xml:space="preserve">톰: 수령 확인. 11시 41분. 내 마감 19분 전. 넌 늘 아슬아슬하지.</w:t>
+      </w:r>
+    </w:p>
+    <w:p>
+      <w:pPr>
+        <w:pStyle w:val="BodyText"/>
+      </w:pPr>
+      <w:r>
+        <w:t xml:space="preserve">노아: 이게 당신한테 얼마짜리인지 알아요, 톰. 할번 말고. 당신.</w:t>
+      </w:r>
+    </w:p>
+    <w:p>
+      <w:pPr>
+        <w:pStyle w:val="BodyText"/>
+      </w:pPr>
+      <w:r>
+        <w:t xml:space="preserve">톰: CEO 자리. 넌 방금 내 모퉁이 사무실을 날렸어. 호수가 보이는.</w:t>
+      </w:r>
+    </w:p>
+    <w:p>
+      <w:pPr>
+        <w:pStyle w:val="BodyText"/>
+      </w:pPr>
+      <w:r>
+        <w:t xml:space="preserve">노아: 아니요. 할번이 그걸 날렸죠. 프리야의 화학에 노라고 한 날.</w:t>
+      </w:r>
+    </w:p>
+    <w:p>
+      <w:pPr>
+        <w:pStyle w:val="BodyText"/>
+      </w:pPr>
+      <w:r>
+        <w:t xml:space="preserve">톰: …그 사람은 하급 과학자였어. 엉뚱한 아이디어를 가진. 다들 노라고 했지.</w:t>
+      </w:r>
+    </w:p>
+    <w:p>
+      <w:pPr>
+        <w:pStyle w:val="BodyText"/>
+      </w:pPr>
+      <w:r>
+        <w:t xml:space="preserve">노아: 그녀가 전해 달래요.</w:t>
+      </w:r>
+      <w:r>
+        <w:t xml:space="preserve"> </w:t>
+      </w:r>
+      <w:r>
+        <w:t xml:space="preserve">“</w:t>
+      </w:r>
+      <w:r>
+        <w:t xml:space="preserve">당신들이 거절한 화학은 잘 지내고 있다.</w:t>
+      </w:r>
+      <w:r>
+        <w:t xml:space="preserve">”</w:t>
+      </w:r>
+    </w:p>
+    <w:p>
+      <w:pPr>
+        <w:pStyle w:val="BodyText"/>
+      </w:pPr>
+      <w:r>
+        <w:t xml:space="preserve">톰: 잘 지낸다고? 우리 파이프라인의 어떤 것보다 잘 지내지.</w:t>
+      </w:r>
+    </w:p>
+    <w:p>
+      <w:pPr>
+        <w:pStyle w:val="BodyText"/>
+      </w:pPr>
+      <w:r>
+        <w:t xml:space="preserve">노아: 그 말을 직접 들으면 좋아할 거예요.</w:t>
+      </w:r>
+    </w:p>
+    <w:p>
+      <w:pPr>
+        <w:pStyle w:val="BodyText"/>
+      </w:pPr>
+      <w:r>
+        <w:t xml:space="preserve">톰:</w:t>
+      </w:r>
+      <w:r>
+        <w:t xml:space="preserve"> </w:t>
+      </w:r>
+      <w:r>
+        <w:t xml:space="preserve">“</w:t>
+      </w:r>
+      <w:r>
+        <w:t xml:space="preserve">전혀 나쁘지 않다</w:t>
+      </w:r>
+      <w:r>
+        <w:t xml:space="preserve">”</w:t>
+      </w:r>
+      <w:r>
+        <w:t xml:space="preserve">고 했다고 전해 줘. 알아들을 거야. 영국식을 배운다며.</w:t>
+      </w:r>
+    </w:p>
+    <w:p>
+      <w:pPr>
+        <w:pStyle w:val="BodyText"/>
+      </w:pPr>
+      <w:r>
+        <w:t xml:space="preserve">노아: 전할게요.</w:t>
+      </w:r>
+    </w:p>
+    <w:p>
+      <w:pPr>
+        <w:pStyle w:val="BodyText"/>
+      </w:pPr>
+      <w:r>
+        <w:t xml:space="preserve">톰: 7년 전 넌 상자 하나 들고 이 건물을 나갔지. 난 저 창문으로 네가 주차장까지 걸어가는 걸 봤어. 1년 안에 돌아올 거라고 했지. 빌면서. 그 문장을 인정하고 싶은 것보다 더 많이 생각했어.</w:t>
+      </w:r>
+    </w:p>
+    <w:p>
+      <w:pPr>
+        <w:pStyle w:val="BodyText"/>
+      </w:pPr>
+      <w:r>
+        <w:t xml:space="preserve">노아: 그리고 돌아왔죠. 7년 뒤에. 빌지 않고.</w:t>
+      </w:r>
+    </w:p>
+    <w:p>
+      <w:pPr>
+        <w:pStyle w:val="BodyText"/>
+      </w:pPr>
+      <w:r>
+        <w:t xml:space="preserve">톰: 그래. 거절하러. 그게 더 나쁘지. 나한텐.</w:t>
+      </w:r>
+    </w:p>
+    <w:p>
+      <w:pPr>
+        <w:pStyle w:val="BodyText"/>
+      </w:pPr>
+      <w:r>
+        <w:t xml:space="preserve">다이앤: 기록을 위해, 이 방에서 비는 사람은 아무도 없어요.</w:t>
+      </w:r>
+    </w:p>
+    <w:p>
+      <w:pPr>
+        <w:pStyle w:val="BodyText"/>
+      </w:pPr>
+      <w:r>
+        <w:t xml:space="preserve">노아: 톰. 당신은 손익계산서 읽는 법을 가르쳐 줬고, 솔직히 그건 감사해요. 릴리는 응급실에서 얼굴 읽는 법을 가르쳐 줬어요. 오늘 여기까지 오려면 둘 다 필요했어요.</w:t>
+      </w:r>
+    </w:p>
+    <w:p>
+      <w:pPr>
+        <w:pStyle w:val="BodyText"/>
+      </w:pPr>
+      <w:r>
+        <w:t xml:space="preserve">톰: 그럼 지금은 어느 쪽을 읽고 있어?</w:t>
+      </w:r>
+    </w:p>
+    <w:p>
+      <w:pPr>
+        <w:pStyle w:val="BodyText"/>
+      </w:pPr>
+      <w:r>
+        <w:t xml:space="preserve">노아: 당신 얼굴이요. 보이는 것보다 더 안도하고 계시네요.</w:t>
+      </w:r>
+    </w:p>
+    <w:p>
+      <w:pPr>
+        <w:pStyle w:val="BodyText"/>
+      </w:pPr>
+      <w:r>
+        <w:t xml:space="preserve">톰: …내 사무실에서 나가, 꼬마. 그 말 하기 전에.</w:t>
+      </w:r>
+    </w:p>
+    <w:p>
+      <w:pPr>
+        <w:pStyle w:val="BodyText"/>
+      </w:pPr>
+      <w:r>
+        <w:t xml:space="preserve">노아: 개인적인 감정은 없어요, 톰. 그냥 비즈니스예요.</w:t>
+      </w:r>
+    </w:p>
+    <w:p>
+      <w:pPr>
+        <w:pStyle w:val="BodyText"/>
+      </w:pPr>
+      <w:r>
+        <w:t xml:space="preserve">톰: …하. 7년 동안 내가 그 말을 했는데. 반대편에서 들으니 끔찍하네.</w:t>
+      </w:r>
+    </w:p>
+    <w:p>
+      <w:pPr>
+        <w:pStyle w:val="BodyText"/>
+      </w:pPr>
+      <w:r>
+        <w:t xml:space="preserve">노아: 그렇죠. 다시는 안 하려고 노력할게요.</w:t>
+      </w:r>
+    </w:p>
+    <w:p>
+      <w:pPr>
+        <w:pStyle w:val="BodyText"/>
+      </w:pPr>
+      <w:r>
+        <w:t xml:space="preserve">톰: 언젠가 나한테 전화할 거야. 뭔가 필요할 때. 다들 그래.</w:t>
+      </w:r>
+    </w:p>
+    <w:p>
+      <w:pPr>
+        <w:pStyle w:val="BodyText"/>
+      </w:pPr>
+      <w:r>
+        <w:t xml:space="preserve">노아: 어쩌면요. 조언 얻으러. 조언만.</w:t>
+      </w:r>
+    </w:p>
+    <w:p>
+      <w:pPr>
+        <w:pStyle w:val="BodyText"/>
+      </w:pPr>
+      <w:r>
+        <w:t xml:space="preserve">톰:</w:t>
+      </w:r>
+      <w:r>
+        <w:t xml:space="preserve"> </w:t>
+      </w:r>
+      <w:r>
+        <w:t xml:space="preserve">“</w:t>
+      </w:r>
+      <w:r>
+        <w:t xml:space="preserve">조언만.</w:t>
+      </w:r>
+      <w:r>
+        <w:t xml:space="preserve">”</w:t>
+      </w:r>
+      <w:r>
+        <w:t xml:space="preserve"> </w:t>
+      </w:r>
+      <w:r>
+        <w:t xml:space="preserve">오카포 대사잖아. 훔쳤구나.</w:t>
+      </w:r>
+    </w:p>
+    <w:p>
+      <w:pPr>
+        <w:pStyle w:val="BodyText"/>
+      </w:pPr>
+      <w:r>
+        <w:t xml:space="preserve">노아: 그것도 당신이 가르쳐 줬어요.</w:t>
+      </w:r>
+      <w:r>
+        <w:t xml:space="preserve"> </w:t>
+      </w:r>
+      <w:r>
+        <w:t xml:space="preserve">“</w:t>
+      </w:r>
+      <w:r>
+        <w:t xml:space="preserve">최고한테서 훔쳐라.</w:t>
+      </w:r>
+      <w:r>
+        <w:t xml:space="preserve">”</w:t>
+      </w:r>
+    </w:p>
+    <w:bookmarkEnd w:id="35"/>
+    <w:bookmarkStart w:id="36" w:name="마무리-오후-12시-30분-주차장-오후-6시-lily의-아파트-앞-1"/>
+    <w:p>
+      <w:pPr>
+        <w:pStyle w:val="Heading3"/>
+      </w:pPr>
+      <w:r>
+        <w:t xml:space="preserve">마무리 — 오후 12시 30분 주차장 → 오후 6시 Lily의 아파트 앞</w:t>
+      </w:r>
+    </w:p>
+    <w:p>
+      <w:pPr>
+        <w:pStyle w:val="FirstParagraph"/>
+      </w:pPr>
+      <w:r>
+        <w:t xml:space="preserve">다이앤: 26분. 서한 전달, 수령 서명, 고함 없음. 그리고 판사 앞에서 해명해야 할 말은 아무도 안 했어요. 솔직히 톰 브레넌과의 미팅으로선 프로페셔널 신기록이에요. 수령증을 액자에 넣을까 봐요.</w:t>
+      </w:r>
+    </w:p>
+    <w:p>
+      <w:pPr>
+        <w:pStyle w:val="BodyText"/>
+      </w:pPr>
+      <w:r>
+        <w:t xml:space="preserve">노아: 방 안에서 14억을 불렀어요. 눈 하나 깜짝 안 했어요.</w:t>
+      </w:r>
+    </w:p>
+    <w:p>
+      <w:pPr>
+        <w:pStyle w:val="BodyText"/>
+      </w:pPr>
+      <w:r>
+        <w:t xml:space="preserve">다이앤: 깜짝했어요. 두 번. 나만 알아챘지만. 전화요. 엘레나.</w:t>
+      </w:r>
+    </w:p>
+    <w:p>
+      <w:pPr>
+        <w:pStyle w:val="BodyText"/>
+      </w:pPr>
+      <w:r>
+        <w:t xml:space="preserve">엘레나: 그래서?</w:t>
+      </w:r>
+    </w:p>
+    <w:p>
+      <w:pPr>
+        <w:pStyle w:val="BodyText"/>
+      </w:pPr>
+      <w:r>
+        <w:t xml:space="preserve">노아: 끝났어요. 최종. 프리야 화학에 대해</w:t>
+      </w:r>
+      <w:r>
+        <w:t xml:space="preserve"> </w:t>
+      </w:r>
+      <w:r>
+        <w:t xml:space="preserve">“</w:t>
+      </w:r>
+      <w:r>
+        <w:t xml:space="preserve">전혀 나쁘지 않다</w:t>
+      </w:r>
+      <w:r>
+        <w:t xml:space="preserve">”</w:t>
+      </w:r>
+      <w:r>
+        <w:t xml:space="preserve">고 했어요.</w:t>
+      </w:r>
+    </w:p>
+    <w:p>
+      <w:pPr>
+        <w:pStyle w:val="BodyText"/>
+      </w:pPr>
+      <w:r>
+        <w:t xml:space="preserve">엘레나: 톰한테서면 그건 기립 박수예요. 그리고 노아. 도쿄에서 이메일. 거긴 새벽 4시예요. 이시카와.</w:t>
+      </w:r>
+    </w:p>
+    <w:p>
+      <w:pPr>
+        <w:pStyle w:val="BodyText"/>
+      </w:pPr>
+      <w:r>
+        <w:t xml:space="preserve">노아: 읽어 줘요.</w:t>
+      </w:r>
+    </w:p>
+    <w:p>
+      <w:pPr>
+        <w:pStyle w:val="BodyText"/>
+      </w:pPr>
+      <w:r>
+        <w:t xml:space="preserve">엘레나:</w:t>
+      </w:r>
+      <w:r>
+        <w:t xml:space="preserve"> </w:t>
+      </w:r>
+      <w:r>
+        <w:t xml:space="preserve">“</w:t>
+      </w:r>
+      <w:r>
+        <w:t xml:space="preserve">도장 일곱 개. 링기 완료. 미쓰카와 승인. 말이 아니라 보여 주셨군요. 이시카와.</w:t>
+      </w:r>
+      <w:r>
+        <w:t xml:space="preserve">”</w:t>
+      </w:r>
+    </w:p>
+    <w:p>
+      <w:pPr>
+        <w:pStyle w:val="BodyText"/>
+      </w:pPr>
+      <w:r>
+        <w:t xml:space="preserve">노아: 금요일을 기다리고 있었죠. 받았네요.</w:t>
+      </w:r>
+    </w:p>
+    <w:p>
+      <w:pPr>
+        <w:pStyle w:val="BodyText"/>
+      </w:pPr>
+      <w:r>
+        <w:t xml:space="preserve">릴리: 우리 집 앞에 서 있네. 6시에. 금요일에. 누가 죽었어?</w:t>
+      </w:r>
+    </w:p>
+    <w:p>
+      <w:pPr>
+        <w:pStyle w:val="BodyText"/>
+      </w:pPr>
+      <w:r>
+        <w:t xml:space="preserve">노아: 아무도. 오늘 14억 달러를 거절했어. 직접 말하고 싶었어.</w:t>
+      </w:r>
+    </w:p>
+    <w:p>
+      <w:pPr>
+        <w:pStyle w:val="BodyText"/>
+      </w:pPr>
+      <w:r>
+        <w:t xml:space="preserve">릴리: …네 얼굴값으로?</w:t>
+      </w:r>
+    </w:p>
+    <w:p>
+      <w:pPr>
+        <w:pStyle w:val="BodyText"/>
+      </w:pPr>
+      <w:r>
+        <w:t xml:space="preserve">노아: 네 얼굴값으로. 어떤 의미에선.</w:t>
+      </w:r>
+    </w:p>
+    <w:p>
+      <w:pPr>
+        <w:pStyle w:val="BodyText"/>
+      </w:pPr>
+      <w:r>
+        <w:t xml:space="preserve">릴리: 자랑스러워. 진짜로. 이제 레이저 예약해. 5년 차에 약속했잖아. 그다음엔 아시아 끝나고, 이사회 끝나고, 전부 끝나고였지. ’나중에’를 기다리는 건 끝이야. 필요하면 클레어 스프레드시트에 넣어.</w:t>
+      </w:r>
+    </w:p>
+    <w:p>
+      <w:pPr>
+        <w:pStyle w:val="BodyText"/>
+      </w:pPr>
+      <w:r>
+        <w:t xml:space="preserve">노아: 가을에. 서울 다녀와서. 엘레나가 해 줄 거야. 그리고 내가 거기 있을게. 처음부터 끝까지.</w:t>
+      </w:r>
+    </w:p>
+    <w:bookmarkEnd w:id="36"/>
+    <w:bookmarkEnd w:id="37"/>
+    <w:bookmarkEnd w:id="38"/>
     <w:sectPr/>
   </w:body>
 </w:document>
@@ -4615,583 +4562,8 @@
       </w:pPr>
     </w:lvl>
   </w:abstractNum>
-  <w:abstractNum w:abstractNumId="99411">
-    <w:nsid w:val="A99411"/>
-    <w:multiLevelType w:val="multilevel"/>
-    <w:lvl w:ilvl="0">
-      <w:start w:val="1"/>
-      <w:numFmt w:val="decimal"/>
-      <w:lvlText w:val="%1."/>
-      <w:lvlJc w:val="left"/>
-      <w:pPr>
-        <w:ind w:left="720" w:hanging="480"/>
-      </w:pPr>
-    </w:lvl>
-    <w:lvl w:ilvl="1">
-      <w:start w:val="1"/>
-      <w:numFmt w:val="decimal"/>
-      <w:lvlText w:val="%2."/>
-      <w:lvlJc w:val="left"/>
-      <w:pPr>
-        <w:ind w:left="1440" w:hanging="480"/>
-      </w:pPr>
-    </w:lvl>
-    <w:lvl w:ilvl="2">
-      <w:start w:val="1"/>
-      <w:numFmt w:val="decimal"/>
-      <w:lvlText w:val="%3."/>
-      <w:lvlJc w:val="left"/>
-      <w:pPr>
-        <w:ind w:left="2160" w:hanging="480"/>
-      </w:pPr>
-    </w:lvl>
-    <w:lvl w:ilvl="3">
-      <w:start w:val="1"/>
-      <w:numFmt w:val="decimal"/>
-      <w:lvlText w:val="%4."/>
-      <w:lvlJc w:val="left"/>
-      <w:pPr>
-        <w:ind w:left="2880" w:hanging="480"/>
-      </w:pPr>
-    </w:lvl>
-    <w:lvl w:ilvl="4">
-      <w:start w:val="1"/>
-      <w:numFmt w:val="decimal"/>
-      <w:lvlText w:val="%5."/>
-      <w:lvlJc w:val="left"/>
-      <w:pPr>
-        <w:ind w:left="3600" w:hanging="480"/>
-      </w:pPr>
-    </w:lvl>
-    <w:lvl w:ilvl="5">
-      <w:start w:val="1"/>
-      <w:numFmt w:val="decimal"/>
-      <w:lvlText w:val="%6."/>
-      <w:lvlJc w:val="left"/>
-      <w:pPr>
-        <w:ind w:left="4320" w:hanging="480"/>
-      </w:pPr>
-    </w:lvl>
-    <w:lvl w:ilvl="6">
-      <w:start w:val="1"/>
-      <w:numFmt w:val="decimal"/>
-      <w:lvlText w:val="%7."/>
-      <w:lvlJc w:val="left"/>
-      <w:pPr>
-        <w:ind w:left="5040" w:hanging="480"/>
-      </w:pPr>
-    </w:lvl>
-    <w:lvl w:ilvl="7">
-      <w:start w:val="1"/>
-      <w:numFmt w:val="decimal"/>
-      <w:lvlText w:val="%8."/>
-      <w:lvlJc w:val="left"/>
-      <w:pPr>
-        <w:ind w:left="5760" w:hanging="480"/>
-      </w:pPr>
-    </w:lvl>
-    <w:lvl w:ilvl="8">
-      <w:start w:val="1"/>
-      <w:numFmt w:val="decimal"/>
-      <w:lvlText w:val="%9."/>
-      <w:lvlJc w:val="left"/>
-      <w:pPr>
-        <w:ind w:left="6480" w:hanging="480"/>
-      </w:pPr>
-    </w:lvl>
-  </w:abstractNum>
-  <w:abstractNum w:abstractNumId="994116">
-    <w:nsid w:val="A994116"/>
-    <w:multiLevelType w:val="multilevel"/>
-    <w:lvl w:ilvl="0">
-      <w:start w:val="16"/>
-      <w:numFmt w:val="decimal"/>
-      <w:lvlText w:val="%1."/>
-      <w:lvlJc w:val="left"/>
-      <w:pPr>
-        <w:ind w:left="720" w:hanging="480"/>
-      </w:pPr>
-    </w:lvl>
-    <w:lvl w:ilvl="1">
-      <w:start w:val="16"/>
-      <w:numFmt w:val="decimal"/>
-      <w:lvlText w:val="%2."/>
-      <w:lvlJc w:val="left"/>
-      <w:pPr>
-        <w:ind w:left="1440" w:hanging="480"/>
-      </w:pPr>
-    </w:lvl>
-    <w:lvl w:ilvl="2">
-      <w:start w:val="16"/>
-      <w:numFmt w:val="decimal"/>
-      <w:lvlText w:val="%3."/>
-      <w:lvlJc w:val="left"/>
-      <w:pPr>
-        <w:ind w:left="2160" w:hanging="480"/>
-      </w:pPr>
-    </w:lvl>
-    <w:lvl w:ilvl="3">
-      <w:start w:val="16"/>
-      <w:numFmt w:val="decimal"/>
-      <w:lvlText w:val="%4."/>
-      <w:lvlJc w:val="left"/>
-      <w:pPr>
-        <w:ind w:left="2880" w:hanging="480"/>
-      </w:pPr>
-    </w:lvl>
-    <w:lvl w:ilvl="4">
-      <w:start w:val="16"/>
-      <w:numFmt w:val="decimal"/>
-      <w:lvlText w:val="%5."/>
-      <w:lvlJc w:val="left"/>
-      <w:pPr>
-        <w:ind w:left="3600" w:hanging="480"/>
-      </w:pPr>
-    </w:lvl>
-    <w:lvl w:ilvl="5">
-      <w:start w:val="16"/>
-      <w:numFmt w:val="decimal"/>
-      <w:lvlText w:val="%6."/>
-      <w:lvlJc w:val="left"/>
-      <w:pPr>
-        <w:ind w:left="4320" w:hanging="480"/>
-      </w:pPr>
-    </w:lvl>
-    <w:lvl w:ilvl="6">
-      <w:start w:val="16"/>
-      <w:numFmt w:val="decimal"/>
-      <w:lvlText w:val="%7."/>
-      <w:lvlJc w:val="left"/>
-      <w:pPr>
-        <w:ind w:left="5040" w:hanging="480"/>
-      </w:pPr>
-    </w:lvl>
-    <w:lvl w:ilvl="7">
-      <w:start w:val="16"/>
-      <w:numFmt w:val="decimal"/>
-      <w:lvlText w:val="%8."/>
-      <w:lvlJc w:val="left"/>
-      <w:pPr>
-        <w:ind w:left="5760" w:hanging="480"/>
-      </w:pPr>
-    </w:lvl>
-    <w:lvl w:ilvl="8">
-      <w:start w:val="16"/>
-      <w:numFmt w:val="decimal"/>
-      <w:lvlText w:val="%9."/>
-      <w:lvlJc w:val="left"/>
-      <w:pPr>
-        <w:ind w:left="6480" w:hanging="480"/>
-      </w:pPr>
-    </w:lvl>
-  </w:abstractNum>
-  <w:abstractNum w:abstractNumId="994151">
-    <w:nsid w:val="A994151"/>
-    <w:multiLevelType w:val="multilevel"/>
-    <w:lvl w:ilvl="0">
-      <w:start w:val="51"/>
-      <w:numFmt w:val="decimal"/>
-      <w:lvlText w:val="%1."/>
-      <w:lvlJc w:val="left"/>
-      <w:pPr>
-        <w:ind w:left="720" w:hanging="480"/>
-      </w:pPr>
-    </w:lvl>
-    <w:lvl w:ilvl="1">
-      <w:start w:val="51"/>
-      <w:numFmt w:val="decimal"/>
-      <w:lvlText w:val="%2."/>
-      <w:lvlJc w:val="left"/>
-      <w:pPr>
-        <w:ind w:left="1440" w:hanging="480"/>
-      </w:pPr>
-    </w:lvl>
-    <w:lvl w:ilvl="2">
-      <w:start w:val="51"/>
-      <w:numFmt w:val="decimal"/>
-      <w:lvlText w:val="%3."/>
-      <w:lvlJc w:val="left"/>
-      <w:pPr>
-        <w:ind w:left="2160" w:hanging="480"/>
-      </w:pPr>
-    </w:lvl>
-    <w:lvl w:ilvl="3">
-      <w:start w:val="51"/>
-      <w:numFmt w:val="decimal"/>
-      <w:lvlText w:val="%4."/>
-      <w:lvlJc w:val="left"/>
-      <w:pPr>
-        <w:ind w:left="2880" w:hanging="480"/>
-      </w:pPr>
-    </w:lvl>
-    <w:lvl w:ilvl="4">
-      <w:start w:val="51"/>
-      <w:numFmt w:val="decimal"/>
-      <w:lvlText w:val="%5."/>
-      <w:lvlJc w:val="left"/>
-      <w:pPr>
-        <w:ind w:left="3600" w:hanging="480"/>
-      </w:pPr>
-    </w:lvl>
-    <w:lvl w:ilvl="5">
-      <w:start w:val="51"/>
-      <w:numFmt w:val="decimal"/>
-      <w:lvlText w:val="%6."/>
-      <w:lvlJc w:val="left"/>
-      <w:pPr>
-        <w:ind w:left="4320" w:hanging="480"/>
-      </w:pPr>
-    </w:lvl>
-    <w:lvl w:ilvl="6">
-      <w:start w:val="51"/>
-      <w:numFmt w:val="decimal"/>
-      <w:lvlText w:val="%7."/>
-      <w:lvlJc w:val="left"/>
-      <w:pPr>
-        <w:ind w:left="5040" w:hanging="480"/>
-      </w:pPr>
-    </w:lvl>
-    <w:lvl w:ilvl="7">
-      <w:start w:val="51"/>
-      <w:numFmt w:val="decimal"/>
-      <w:lvlText w:val="%8."/>
-      <w:lvlJc w:val="left"/>
-      <w:pPr>
-        <w:ind w:left="5760" w:hanging="480"/>
-      </w:pPr>
-    </w:lvl>
-    <w:lvl w:ilvl="8">
-      <w:start w:val="51"/>
-      <w:numFmt w:val="decimal"/>
-      <w:lvlText w:val="%9."/>
-      <w:lvlJc w:val="left"/>
-      <w:pPr>
-        <w:ind w:left="6480" w:hanging="480"/>
-      </w:pPr>
-    </w:lvl>
-  </w:abstractNum>
-  <w:abstractNum w:abstractNumId="994181">
-    <w:nsid w:val="A994181"/>
-    <w:multiLevelType w:val="multilevel"/>
-    <w:lvl w:ilvl="0">
-      <w:start w:val="81"/>
-      <w:numFmt w:val="decimal"/>
-      <w:lvlText w:val="%1."/>
-      <w:lvlJc w:val="left"/>
-      <w:pPr>
-        <w:ind w:left="720" w:hanging="480"/>
-      </w:pPr>
-    </w:lvl>
-    <w:lvl w:ilvl="1">
-      <w:start w:val="81"/>
-      <w:numFmt w:val="decimal"/>
-      <w:lvlText w:val="%2."/>
-      <w:lvlJc w:val="left"/>
-      <w:pPr>
-        <w:ind w:left="1440" w:hanging="480"/>
-      </w:pPr>
-    </w:lvl>
-    <w:lvl w:ilvl="2">
-      <w:start w:val="81"/>
-      <w:numFmt w:val="decimal"/>
-      <w:lvlText w:val="%3."/>
-      <w:lvlJc w:val="left"/>
-      <w:pPr>
-        <w:ind w:left="2160" w:hanging="480"/>
-      </w:pPr>
-    </w:lvl>
-    <w:lvl w:ilvl="3">
-      <w:start w:val="81"/>
-      <w:numFmt w:val="decimal"/>
-      <w:lvlText w:val="%4."/>
-      <w:lvlJc w:val="left"/>
-      <w:pPr>
-        <w:ind w:left="2880" w:hanging="480"/>
-      </w:pPr>
-    </w:lvl>
-    <w:lvl w:ilvl="4">
-      <w:start w:val="81"/>
-      <w:numFmt w:val="decimal"/>
-      <w:lvlText w:val="%5."/>
-      <w:lvlJc w:val="left"/>
-      <w:pPr>
-        <w:ind w:left="3600" w:hanging="480"/>
-      </w:pPr>
-    </w:lvl>
-    <w:lvl w:ilvl="5">
-      <w:start w:val="81"/>
-      <w:numFmt w:val="decimal"/>
-      <w:lvlText w:val="%6."/>
-      <w:lvlJc w:val="left"/>
-      <w:pPr>
-        <w:ind w:left="4320" w:hanging="480"/>
-      </w:pPr>
-    </w:lvl>
-    <w:lvl w:ilvl="6">
-      <w:start w:val="81"/>
-      <w:numFmt w:val="decimal"/>
-      <w:lvlText w:val="%7."/>
-      <w:lvlJc w:val="left"/>
-      <w:pPr>
-        <w:ind w:left="5040" w:hanging="480"/>
-      </w:pPr>
-    </w:lvl>
-    <w:lvl w:ilvl="7">
-      <w:start w:val="81"/>
-      <w:numFmt w:val="decimal"/>
-      <w:lvlText w:val="%8."/>
-      <w:lvlJc w:val="left"/>
-      <w:pPr>
-        <w:ind w:left="5760" w:hanging="480"/>
-      </w:pPr>
-    </w:lvl>
-    <w:lvl w:ilvl="8">
-      <w:start w:val="81"/>
-      <w:numFmt w:val="decimal"/>
-      <w:lvlText w:val="%9."/>
-      <w:lvlJc w:val="left"/>
-      <w:pPr>
-        <w:ind w:left="6480" w:hanging="480"/>
-      </w:pPr>
-    </w:lvl>
-  </w:abstractNum>
-  <w:abstractNum w:abstractNumId="9941106">
-    <w:nsid w:val="A9941106"/>
-    <w:multiLevelType w:val="multilevel"/>
-    <w:lvl w:ilvl="0">
-      <w:start w:val="106"/>
-      <w:numFmt w:val="decimal"/>
-      <w:lvlText w:val="%1."/>
-      <w:lvlJc w:val="left"/>
-      <w:pPr>
-        <w:ind w:left="720" w:hanging="480"/>
-      </w:pPr>
-    </w:lvl>
-    <w:lvl w:ilvl="1">
-      <w:start w:val="106"/>
-      <w:numFmt w:val="decimal"/>
-      <w:lvlText w:val="%2."/>
-      <w:lvlJc w:val="left"/>
-      <w:pPr>
-        <w:ind w:left="1440" w:hanging="480"/>
-      </w:pPr>
-    </w:lvl>
-    <w:lvl w:ilvl="2">
-      <w:start w:val="106"/>
-      <w:numFmt w:val="decimal"/>
-      <w:lvlText w:val="%3."/>
-      <w:lvlJc w:val="left"/>
-      <w:pPr>
-        <w:ind w:left="2160" w:hanging="480"/>
-      </w:pPr>
-    </w:lvl>
-    <w:lvl w:ilvl="3">
-      <w:start w:val="106"/>
-      <w:numFmt w:val="decimal"/>
-      <w:lvlText w:val="%4."/>
-      <w:lvlJc w:val="left"/>
-      <w:pPr>
-        <w:ind w:left="2880" w:hanging="480"/>
-      </w:pPr>
-    </w:lvl>
-    <w:lvl w:ilvl="4">
-      <w:start w:val="106"/>
-      <w:numFmt w:val="decimal"/>
-      <w:lvlText w:val="%5."/>
-      <w:lvlJc w:val="left"/>
-      <w:pPr>
-        <w:ind w:left="3600" w:hanging="480"/>
-      </w:pPr>
-    </w:lvl>
-    <w:lvl w:ilvl="5">
-      <w:start w:val="106"/>
-      <w:numFmt w:val="decimal"/>
-      <w:lvlText w:val="%6."/>
-      <w:lvlJc w:val="left"/>
-      <w:pPr>
-        <w:ind w:left="4320" w:hanging="480"/>
-      </w:pPr>
-    </w:lvl>
-    <w:lvl w:ilvl="6">
-      <w:start w:val="106"/>
-      <w:numFmt w:val="decimal"/>
-      <w:lvlText w:val="%7."/>
-      <w:lvlJc w:val="left"/>
-      <w:pPr>
-        <w:ind w:left="5040" w:hanging="480"/>
-      </w:pPr>
-    </w:lvl>
-    <w:lvl w:ilvl="7">
-      <w:start w:val="106"/>
-      <w:numFmt w:val="decimal"/>
-      <w:lvlText w:val="%8."/>
-      <w:lvlJc w:val="left"/>
-      <w:pPr>
-        <w:ind w:left="5760" w:hanging="480"/>
-      </w:pPr>
-    </w:lvl>
-    <w:lvl w:ilvl="8">
-      <w:start w:val="106"/>
-      <w:numFmt w:val="decimal"/>
-      <w:lvlText w:val="%9."/>
-      <w:lvlJc w:val="left"/>
-      <w:pPr>
-        <w:ind w:left="6480" w:hanging="480"/>
-      </w:pPr>
-    </w:lvl>
-  </w:abstractNum>
   <w:num w:numId="1000">
     <w:abstractNumId w:val="990"/>
-  </w:num>
-  <w:num w:numId="1001">
-    <w:abstractNumId w:val="99411"/>
-    <w:lvlOverride w:ilvl="0">
-      <w:startOverride w:val="1"/>
-    </w:lvlOverride>
-    <w:lvlOverride w:ilvl="1">
-      <w:startOverride w:val="1"/>
-    </w:lvlOverride>
-    <w:lvlOverride w:ilvl="2">
-      <w:startOverride w:val="1"/>
-    </w:lvlOverride>
-    <w:lvlOverride w:ilvl="3">
-      <w:startOverride w:val="1"/>
-    </w:lvlOverride>
-    <w:lvlOverride w:ilvl="4">
-      <w:startOverride w:val="1"/>
-    </w:lvlOverride>
-    <w:lvlOverride w:ilvl="5">
-      <w:startOverride w:val="1"/>
-    </w:lvlOverride>
-    <w:lvlOverride w:ilvl="6">
-      <w:startOverride w:val="1"/>
-    </w:lvlOverride>
-    <w:lvlOverride w:ilvl="7">
-      <w:startOverride w:val="1"/>
-    </w:lvlOverride>
-    <w:lvlOverride w:ilvl="8">
-      <w:startOverride w:val="1"/>
-    </w:lvlOverride>
-  </w:num>
-  <w:num w:numId="1002">
-    <w:abstractNumId w:val="994116"/>
-    <w:lvlOverride w:ilvl="0">
-      <w:startOverride w:val="16"/>
-    </w:lvlOverride>
-    <w:lvlOverride w:ilvl="1">
-      <w:startOverride w:val="16"/>
-    </w:lvlOverride>
-    <w:lvlOverride w:ilvl="2">
-      <w:startOverride w:val="16"/>
-    </w:lvlOverride>
-    <w:lvlOverride w:ilvl="3">
-      <w:startOverride w:val="16"/>
-    </w:lvlOverride>
-    <w:lvlOverride w:ilvl="4">
-      <w:startOverride w:val="16"/>
-    </w:lvlOverride>
-    <w:lvlOverride w:ilvl="5">
-      <w:startOverride w:val="16"/>
-    </w:lvlOverride>
-    <w:lvlOverride w:ilvl="6">
-      <w:startOverride w:val="16"/>
-    </w:lvlOverride>
-    <w:lvlOverride w:ilvl="7">
-      <w:startOverride w:val="16"/>
-    </w:lvlOverride>
-    <w:lvlOverride w:ilvl="8">
-      <w:startOverride w:val="16"/>
-    </w:lvlOverride>
-  </w:num>
-  <w:num w:numId="1003">
-    <w:abstractNumId w:val="994151"/>
-    <w:lvlOverride w:ilvl="0">
-      <w:startOverride w:val="51"/>
-    </w:lvlOverride>
-    <w:lvlOverride w:ilvl="1">
-      <w:startOverride w:val="51"/>
-    </w:lvlOverride>
-    <w:lvlOverride w:ilvl="2">
-      <w:startOverride w:val="51"/>
-    </w:lvlOverride>
-    <w:lvlOverride w:ilvl="3">
-      <w:startOverride w:val="51"/>
-    </w:lvlOverride>
-    <w:lvlOverride w:ilvl="4">
-      <w:startOverride w:val="51"/>
-    </w:lvlOverride>
-    <w:lvlOverride w:ilvl="5">
-      <w:startOverride w:val="51"/>
-    </w:lvlOverride>
-    <w:lvlOverride w:ilvl="6">
-      <w:startOverride w:val="51"/>
-    </w:lvlOverride>
-    <w:lvlOverride w:ilvl="7">
-      <w:startOverride w:val="51"/>
-    </w:lvlOverride>
-    <w:lvlOverride w:ilvl="8">
-      <w:startOverride w:val="51"/>
-    </w:lvlOverride>
-  </w:num>
-  <w:num w:numId="1004">
-    <w:abstractNumId w:val="994181"/>
-    <w:lvlOverride w:ilvl="0">
-      <w:startOverride w:val="81"/>
-    </w:lvlOverride>
-    <w:lvlOverride w:ilvl="1">
-      <w:startOverride w:val="81"/>
-    </w:lvlOverride>
-    <w:lvlOverride w:ilvl="2">
-      <w:startOverride w:val="81"/>
-    </w:lvlOverride>
-    <w:lvlOverride w:ilvl="3">
-      <w:startOverride w:val="81"/>
-    </w:lvlOverride>
-    <w:lvlOverride w:ilvl="4">
-      <w:startOverride w:val="81"/>
-    </w:lvlOverride>
-    <w:lvlOverride w:ilvl="5">
-      <w:startOverride w:val="81"/>
-    </w:lvlOverride>
-    <w:lvlOverride w:ilvl="6">
-      <w:startOverride w:val="81"/>
-    </w:lvlOverride>
-    <w:lvlOverride w:ilvl="7">
-      <w:startOverride w:val="81"/>
-    </w:lvlOverride>
-    <w:lvlOverride w:ilvl="8">
-      <w:startOverride w:val="81"/>
-    </w:lvlOverride>
-  </w:num>
-  <w:num w:numId="1005">
-    <w:abstractNumId w:val="9941106"/>
-    <w:lvlOverride w:ilvl="0">
-      <w:startOverride w:val="106"/>
-    </w:lvlOverride>
-    <w:lvlOverride w:ilvl="1">
-      <w:startOverride w:val="106"/>
-    </w:lvlOverride>
-    <w:lvlOverride w:ilvl="2">
-      <w:startOverride w:val="106"/>
-    </w:lvlOverride>
-    <w:lvlOverride w:ilvl="3">
-      <w:startOverride w:val="106"/>
-    </w:lvlOverride>
-    <w:lvlOverride w:ilvl="4">
-      <w:startOverride w:val="106"/>
-    </w:lvlOverride>
-    <w:lvlOverride w:ilvl="5">
-      <w:startOverride w:val="106"/>
-    </w:lvlOverride>
-    <w:lvlOverride w:ilvl="6">
-      <w:startOverride w:val="106"/>
-    </w:lvlOverride>
-    <w:lvlOverride w:ilvl="7">
-      <w:startOverride w:val="106"/>
-    </w:lvlOverride>
-    <w:lvlOverride w:ilvl="8">
-      <w:startOverride w:val="106"/>
-    </w:lvlOverride>
   </w:num>
 </w:numbering>
 </file>
